--- a/artigo/TD_clusterizacao_noticias_pf.docx
+++ b/artigo/TD_clusterizacao_noticias_pf.docx
@@ -6967,7 +6967,7 @@
     </w:p>
     <w:p>
       <w:r>
-        <w:t>Na reserva incremental da baseline, 6.997 notícias foram processadas em 14 lotes. No acumulado, 6.656 notícias foram classificadas por regex e 341 seguiram para LLM residual. Isso representa taxa regex acumulada de 95,13% e taxa residual de 4,87%. Esses números funcionam como referência operacional para a nova rodada WNN: a expectativa não é apenas reproduzir cobertura, mas verificar se a memória binária mantém ou melhora a rastreabilidade com menor dependência de regras frágeis.</w:t>
+        <w:t>Na rodada WNN atual, a reserva incremental processou 7.479 notícias em 15 lotes. No acumulado, 6.200 notícias foram classificadas pela memória de discriminadores e 1.279 permaneceram como residual pós-WNN. Dessas, 1.261 exigiram revisão pelo Agente 3/LLM. A taxa WNN acumulada foi de 82,90%, enquanto a pressão de chamada LLM ficou em 16,86%. Esses números devem ser lidos contra a baseline regex preservada: a cobertura regex era maior, mas a evolução WNN prioriza auditabilidade por marcadores, redução de dependência de ordem lexical e aprendizado versionado.</w:t>
       </w:r>
     </w:p>
     <w:p>
@@ -6984,7 +6984,7 @@
           <w:i/>
           <w:sz w:val="22"/>
         </w:rPr>
-        <w:t>Tabela 9 - Indicadores acumulados da execução incremental.</w:t>
+        <w:t>Tabela 9 - Indicadores acumulados da execução WNN.</w:t>
       </w:r>
       <w:r>
         <w:rPr>
@@ -7111,7 +7111,7 @@
                 <w:b w:val="0"/>
                 <w:sz w:val="18"/>
               </w:rPr>
-              <w:t>6.997</w:t>
+              <w:t>7.479</w:t>
             </w:r>
           </w:p>
         </w:tc>
@@ -7163,7 +7163,7 @@
                 <w:b w:val="0"/>
                 <w:sz w:val="18"/>
               </w:rPr>
-              <w:t>14</w:t>
+              <w:t>15</w:t>
             </w:r>
           </w:p>
         </w:tc>
@@ -7190,7 +7190,7 @@
                 <w:b w:val="0"/>
                 <w:sz w:val="18"/>
               </w:rPr>
-              <w:t>Capturadas por regex na baseline</w:t>
+              <w:t>Classificadas pela WNN</w:t>
             </w:r>
           </w:p>
         </w:tc>
@@ -7215,7 +7215,7 @@
                 <w:b w:val="0"/>
                 <w:sz w:val="18"/>
               </w:rPr>
-              <w:t>6.656</w:t>
+              <w:t>6.200</w:t>
             </w:r>
           </w:p>
         </w:tc>
@@ -7242,7 +7242,7 @@
                 <w:b w:val="0"/>
                 <w:sz w:val="18"/>
               </w:rPr>
-              <w:t>Residuais enviados à LLM</w:t>
+              <w:t>Residuais pós-WNN</w:t>
             </w:r>
           </w:p>
         </w:tc>
@@ -7267,7 +7267,7 @@
                 <w:b w:val="0"/>
                 <w:sz w:val="18"/>
               </w:rPr>
-              <w:t>341</w:t>
+              <w:t>1.279</w:t>
             </w:r>
           </w:p>
         </w:tc>
@@ -7294,7 +7294,7 @@
                 <w:b w:val="0"/>
                 <w:sz w:val="18"/>
               </w:rPr>
-              <w:t>Taxa regex acumulada</w:t>
+              <w:t>Chamadas LLM residuais</w:t>
             </w:r>
           </w:p>
         </w:tc>
@@ -7319,7 +7319,7 @@
                 <w:b w:val="0"/>
                 <w:sz w:val="18"/>
               </w:rPr>
-              <w:t>95,13%</w:t>
+              <w:t>1.261</w:t>
             </w:r>
           </w:p>
         </w:tc>
@@ -7346,7 +7346,7 @@
                 <w:b w:val="0"/>
                 <w:sz w:val="18"/>
               </w:rPr>
-              <w:t>Taxa residual LLM</w:t>
+              <w:t>Taxa WNN acumulada</w:t>
             </w:r>
           </w:p>
         </w:tc>
@@ -7371,7 +7371,7 @@
                 <w:b w:val="0"/>
                 <w:sz w:val="18"/>
               </w:rPr>
-              <w:t>4,87%</w:t>
+              <w:t>82,90%</w:t>
             </w:r>
           </w:p>
         </w:tc>
@@ -7398,7 +7398,7 @@
                 <w:b w:val="0"/>
                 <w:sz w:val="18"/>
               </w:rPr>
-              <w:t>Regras aprendidas no residual da baseline</w:t>
+              <w:t>Taxa residual pós-WNN</w:t>
             </w:r>
           </w:p>
         </w:tc>
@@ -7423,7 +7423,7 @@
                 <w:b w:val="0"/>
                 <w:sz w:val="18"/>
               </w:rPr>
-              <w:t>11</w:t>
+              <w:t>17,10%</w:t>
             </w:r>
           </w:p>
         </w:tc>
@@ -7450,6 +7450,110 @@
                 <w:b w:val="0"/>
                 <w:sz w:val="18"/>
               </w:rPr>
+              <w:t>Taxa de chamada LLM</w:t>
+            </w:r>
+          </w:p>
+        </w:tc>
+        <w:tc>
+          <w:tcPr>
+            <w:tcW w:type="dxa" w:w="6660"/>
+            <w:vAlign w:val="center"/>
+            <w:tcMar>
+              <w:top w:w="80" w:type="dxa"/>
+              <w:start w:w="120" w:type="dxa"/>
+              <w:bottom w:w="80" w:type="dxa"/>
+              <w:end w:w="120" w:type="dxa"/>
+            </w:tcMar>
+          </w:tcPr>
+          <w:p>
+            <w:pPr>
+              <w:spacing w:before="0" w:after="40" w:line="264" w:lineRule="auto"/>
+            </w:pPr>
+            <w:r>
+              <w:rPr>
+                <w:rFonts w:ascii="Calibri" w:hAnsi="Calibri"/>
+                <w:b w:val="0"/>
+                <w:sz w:val="18"/>
+              </w:rPr>
+              <w:t>16,86%</w:t>
+            </w:r>
+          </w:p>
+        </w:tc>
+      </w:tr>
+      <w:tr>
+        <w:tc>
+          <w:tcPr>
+            <w:tcW w:type="dxa" w:w="2700"/>
+            <w:vAlign w:val="center"/>
+            <w:tcMar>
+              <w:top w:w="80" w:type="dxa"/>
+              <w:start w:w="120" w:type="dxa"/>
+              <w:bottom w:w="80" w:type="dxa"/>
+              <w:end w:w="120" w:type="dxa"/>
+            </w:tcMar>
+          </w:tcPr>
+          <w:p>
+            <w:pPr>
+              <w:spacing w:before="0" w:after="40" w:line="264" w:lineRule="auto"/>
+            </w:pPr>
+            <w:r>
+              <w:rPr>
+                <w:rFonts w:ascii="Calibri" w:hAnsi="Calibri"/>
+                <w:b w:val="0"/>
+                <w:sz w:val="18"/>
+              </w:rPr>
+              <w:t>Marcadores aprendidos no residual</w:t>
+            </w:r>
+          </w:p>
+        </w:tc>
+        <w:tc>
+          <w:tcPr>
+            <w:tcW w:type="dxa" w:w="6660"/>
+            <w:vAlign w:val="center"/>
+            <w:tcMar>
+              <w:top w:w="80" w:type="dxa"/>
+              <w:start w:w="120" w:type="dxa"/>
+              <w:bottom w:w="80" w:type="dxa"/>
+              <w:end w:w="120" w:type="dxa"/>
+            </w:tcMar>
+          </w:tcPr>
+          <w:p>
+            <w:pPr>
+              <w:spacing w:before="0" w:after="40" w:line="264" w:lineRule="auto"/>
+            </w:pPr>
+            <w:r>
+              <w:rPr>
+                <w:rFonts w:ascii="Calibri" w:hAnsi="Calibri"/>
+                <w:b w:val="0"/>
+                <w:sz w:val="18"/>
+              </w:rPr>
+              <w:t>916</w:t>
+            </w:r>
+          </w:p>
+        </w:tc>
+      </w:tr>
+      <w:tr>
+        <w:tc>
+          <w:tcPr>
+            <w:tcW w:type="dxa" w:w="2700"/>
+            <w:vAlign w:val="center"/>
+            <w:tcMar>
+              <w:top w:w="80" w:type="dxa"/>
+              <w:start w:w="120" w:type="dxa"/>
+              <w:bottom w:w="80" w:type="dxa"/>
+              <w:end w:w="120" w:type="dxa"/>
+            </w:tcMar>
+          </w:tcPr>
+          <w:p>
+            <w:pPr>
+              <w:spacing w:before="0" w:after="40" w:line="264" w:lineRule="auto"/>
+            </w:pPr>
+            <w:r>
+              <w:rPr>
+                <w:rFonts w:ascii="Calibri" w:hAnsi="Calibri"/>
+                <w:b w:val="0"/>
+                <w:sz w:val="18"/>
+              </w:rPr>
               <w:t>Aprendizados por lote, em média</w:t>
             </w:r>
           </w:p>
@@ -7475,7 +7579,111 @@
                 <w:b w:val="0"/>
                 <w:sz w:val="18"/>
               </w:rPr>
-              <w:t>0,79</w:t>
+              <w:t>61,07</w:t>
+            </w:r>
+          </w:p>
+        </w:tc>
+      </w:tr>
+      <w:tr>
+        <w:tc>
+          <w:tcPr>
+            <w:tcW w:type="dxa" w:w="2700"/>
+            <w:vAlign w:val="center"/>
+            <w:tcMar>
+              <w:top w:w="80" w:type="dxa"/>
+              <w:start w:w="120" w:type="dxa"/>
+              <w:bottom w:w="80" w:type="dxa"/>
+              <w:end w:w="120" w:type="dxa"/>
+            </w:tcMar>
+          </w:tcPr>
+          <w:p>
+            <w:pPr>
+              <w:spacing w:before="0" w:after="40" w:line="264" w:lineRule="auto"/>
+            </w:pPr>
+            <w:r>
+              <w:rPr>
+                <w:rFonts w:ascii="Calibri" w:hAnsi="Calibri"/>
+                <w:b w:val="0"/>
+                <w:sz w:val="18"/>
+              </w:rPr>
+              <w:t>Vocabulário da memória WNN ao final</w:t>
+            </w:r>
+          </w:p>
+        </w:tc>
+        <w:tc>
+          <w:tcPr>
+            <w:tcW w:type="dxa" w:w="6660"/>
+            <w:vAlign w:val="center"/>
+            <w:tcMar>
+              <w:top w:w="80" w:type="dxa"/>
+              <w:start w:w="120" w:type="dxa"/>
+              <w:bottom w:w="80" w:type="dxa"/>
+              <w:end w:w="120" w:type="dxa"/>
+            </w:tcMar>
+          </w:tcPr>
+          <w:p>
+            <w:pPr>
+              <w:spacing w:before="0" w:after="40" w:line="264" w:lineRule="auto"/>
+            </w:pPr>
+            <w:r>
+              <w:rPr>
+                <w:rFonts w:ascii="Calibri" w:hAnsi="Calibri"/>
+                <w:b w:val="0"/>
+                <w:sz w:val="18"/>
+              </w:rPr>
+              <w:t>872 posições</w:t>
+            </w:r>
+          </w:p>
+        </w:tc>
+      </w:tr>
+      <w:tr>
+        <w:tc>
+          <w:tcPr>
+            <w:tcW w:type="dxa" w:w="2700"/>
+            <w:vAlign w:val="center"/>
+            <w:tcMar>
+              <w:top w:w="80" w:type="dxa"/>
+              <w:start w:w="120" w:type="dxa"/>
+              <w:bottom w:w="80" w:type="dxa"/>
+              <w:end w:w="120" w:type="dxa"/>
+            </w:tcMar>
+          </w:tcPr>
+          <w:p>
+            <w:pPr>
+              <w:spacing w:before="0" w:after="40" w:line="264" w:lineRule="auto"/>
+            </w:pPr>
+            <w:r>
+              <w:rPr>
+                <w:rFonts w:ascii="Calibri" w:hAnsi="Calibri"/>
+                <w:b w:val="0"/>
+                <w:sz w:val="18"/>
+              </w:rPr>
+              <w:t>Redução média ponderada do texto semântico</w:t>
+            </w:r>
+          </w:p>
+        </w:tc>
+        <w:tc>
+          <w:tcPr>
+            <w:tcW w:type="dxa" w:w="6660"/>
+            <w:vAlign w:val="center"/>
+            <w:tcMar>
+              <w:top w:w="80" w:type="dxa"/>
+              <w:start w:w="120" w:type="dxa"/>
+              <w:bottom w:w="80" w:type="dxa"/>
+              <w:end w:w="120" w:type="dxa"/>
+            </w:tcMar>
+          </w:tcPr>
+          <w:p>
+            <w:pPr>
+              <w:spacing w:before="0" w:after="40" w:line="264" w:lineRule="auto"/>
+            </w:pPr>
+            <w:r>
+              <w:rPr>
+                <w:rFonts w:ascii="Calibri" w:hAnsi="Calibri"/>
+                <w:b w:val="0"/>
+                <w:sz w:val="18"/>
+              </w:rPr>
+              <w:t>40,13%</w:t>
             </w:r>
           </w:p>
         </w:tc>
@@ -7488,7 +7696,7 @@
     </w:p>
     <w:p>
       <w:r>
-        <w:t>A figura a seguir compara, por iteração, quantos documentos foram resolvidos por regex e quantos precisaram de LLM residual na baseline. O contraste evidencia que o classificador regex dominou o fluxo operacional dessa execução, tornando-se uma referência exigente para a evolução WNN.</w:t>
+        <w:t>A figura a seguir apresenta a rodada WNN atual, indicando por lote quantos documentos foram resolvidos pela memória de discriminadores e quantos permaneceram como residual pós-WNN para revisão pelo Agente 3/LLM. A leitura deve ser comparada à baseline regex preservada, mas representa a nova arquitetura de classificação.</w:t>
       </w:r>
     </w:p>
     <w:p>
@@ -7499,8 +7707,8 @@
       <w:r>
         <w:drawing>
           <wp:inline xmlns:a="http://schemas.openxmlformats.org/drawingml/2006/main" xmlns:pic="http://schemas.openxmlformats.org/drawingml/2006/picture">
-            <wp:extent cx="5577840" cy="2535382"/>
-            <wp:docPr id="5" name="Picture 5" descr="Regex versus residual por iteração"/>
+            <wp:extent cx="5577840" cy="3091373"/>
+            <wp:docPr id="5" name="Picture 5" descr="WNN versus residual por iteração"/>
             <wp:cNvGraphicFramePr>
               <a:graphicFrameLocks noChangeAspect="1"/>
             </wp:cNvGraphicFramePr>
@@ -7520,7 +7728,7 @@
                   <pic:spPr>
                     <a:xfrm>
                       <a:off x="0" y="0"/>
-                      <a:ext cx="5577840" cy="2535382"/>
+                      <a:ext cx="5577840" cy="3091373"/>
                     </a:xfrm>
                     <a:prstGeom prst="rect"/>
                   </pic:spPr>
@@ -7543,7 +7751,7 @@
           <w:color w:val="5F6670"/>
           <w:sz w:val="18"/>
         </w:rPr>
-        <w:t>Figura. Regex versus residual por iteração.</w:t>
+        <w:t>Figura. WNN versus residual por iteração.</w:t>
       </w:r>
     </w:p>
     <w:p>
@@ -7553,12 +7761,12 @@
           <w:i/>
           <w:sz w:val="22"/>
         </w:rPr>
-        <w:t>Figura 5 - Documentos classificados por regex e enviados à revisão residual por lote.</w:t>
+        <w:t>Figura 5 - Documentos classificados pela WNN e enviados à revisão residual por lote.</w:t>
       </w:r>
     </w:p>
     <w:p>
       <w:r>
-        <w:t>A figura seguinte mostra a taxa de classificação por regex ao longo dos lotes. A variação entre lotes indica que a cobertura depende da composição temática de cada rodada, mas a taxa acumulada permanece elevada.</w:t>
+        <w:t>A figura seguinte mostra a taxa de aceitação WNN ao longo dos lotes. A variação entre lotes indica que a cobertura depende da composição temática de cada rodada e da qualidade dos discriminadores já aprendidos.</w:t>
       </w:r>
     </w:p>
     <w:p>
@@ -7569,8 +7777,8 @@
       <w:r>
         <w:drawing>
           <wp:inline xmlns:a="http://schemas.openxmlformats.org/drawingml/2006/main" xmlns:pic="http://schemas.openxmlformats.org/drawingml/2006/picture">
-            <wp:extent cx="5577840" cy="2535382"/>
-            <wp:docPr id="6" name="Picture 6" descr="Taxa regex por iteração"/>
+            <wp:extent cx="5577840" cy="3076626"/>
+            <wp:docPr id="6" name="Picture 6" descr="Taxa WNN por iteração"/>
             <wp:cNvGraphicFramePr>
               <a:graphicFrameLocks noChangeAspect="1"/>
             </wp:cNvGraphicFramePr>
@@ -7590,7 +7798,7 @@
                   <pic:spPr>
                     <a:xfrm>
                       <a:off x="0" y="0"/>
-                      <a:ext cx="5577840" cy="2535382"/>
+                      <a:ext cx="5577840" cy="3076626"/>
                     </a:xfrm>
                     <a:prstGeom prst="rect"/>
                   </pic:spPr>
@@ -7613,7 +7821,7 @@
           <w:color w:val="5F6670"/>
           <w:sz w:val="18"/>
         </w:rPr>
-        <w:t>Figura. Taxa regex por iteração.</w:t>
+        <w:t>Figura. Taxa WNN por iteração.</w:t>
       </w:r>
     </w:p>
     <w:p>
@@ -7623,12 +7831,12 @@
           <w:i/>
           <w:sz w:val="22"/>
         </w:rPr>
-        <w:t>Figura 6 - Taxa de classificação por regex ao longo dos lotes.</w:t>
+        <w:t>Figura 6 - Taxa de classificação WNN ao longo dos lotes.</w:t>
       </w:r>
     </w:p>
     <w:p>
       <w:r>
-        <w:t>O custo operacional foi medido pelo consumo de tokens nas chamadas residuais. A execução registrou 341 chamadas LLM, 338.112 tokens de prompt, 65.389 tokens de conclusão e 403.501 tokens totais, com média de 1.183,29 tokens por chamada residual. Esses valores mostram o custo associado apenas aos documentos que escaparam das regras; em uma estratégia que acionasse LLM para toda a reserva, o número de chamadas seria 6.997. A tabela a seguir detalha as medidas de custo.</w:t>
+        <w:t>O custo operacional foi medido pelo consumo de tokens nas chamadas residuais. A execução WNN registrou 1.261 chamadas LLM, 1.976.676 tokens de prompt, 269.458 tokens de conclusão e 2.246.134 tokens totais, com média de 1.781,23 tokens por chamada residual. Esses valores mostram o custo associado apenas aos documentos que escaparam da memória WNN ou foram tratados como ambíguos; em uma estratégia que acionasse LLM para toda a reserva, o número de chamadas seria 7.479. A tabela a seguir detalha as medidas de custo.</w:t>
       </w:r>
     </w:p>
     <w:p>
@@ -7645,7 +7853,7 @@
           <w:i/>
           <w:sz w:val="22"/>
         </w:rPr>
-        <w:t>Tabela 10 - Custo de inferência nas chamadas residuais.</w:t>
+        <w:t>Tabela 10 - Custo de inferência nas chamadas residuais WNN.</w:t>
       </w:r>
       <w:r>
         <w:rPr>
@@ -7772,7 +7980,7 @@
                 <w:b w:val="0"/>
                 <w:sz w:val="18"/>
               </w:rPr>
-              <w:t>341</w:t>
+              <w:t>1.261</w:t>
             </w:r>
           </w:p>
         </w:tc>
@@ -7824,7 +8032,7 @@
                 <w:b w:val="0"/>
                 <w:sz w:val="18"/>
               </w:rPr>
-              <w:t>338.112</w:t>
+              <w:t>1.976.676</w:t>
             </w:r>
           </w:p>
         </w:tc>
@@ -7876,7 +8084,7 @@
                 <w:b w:val="0"/>
                 <w:sz w:val="18"/>
               </w:rPr>
-              <w:t>65.389</w:t>
+              <w:t>269.458</w:t>
             </w:r>
           </w:p>
         </w:tc>
@@ -7928,7 +8136,7 @@
                 <w:b w:val="0"/>
                 <w:sz w:val="18"/>
               </w:rPr>
-              <w:t>403.501</w:t>
+              <w:t>2.246.134</w:t>
             </w:r>
           </w:p>
         </w:tc>
@@ -7980,7 +8188,7 @@
                 <w:b w:val="0"/>
                 <w:sz w:val="18"/>
               </w:rPr>
-              <w:t>1.183,29</w:t>
+              <w:t>1.781,23</w:t>
             </w:r>
           </w:p>
         </w:tc>
@@ -8001,7 +8209,7 @@
     </w:p>
     <w:p>
       <w:r>
-        <w:t>A revisão residual não apenas classifica exceções: ela também registra evidências para aprendizado. Na execução baseline, o Agente Aprendiz de Regex incorporou 11 novas regras. Na evolução WNN, esse papel passa a ser desempenhado pelo Agente 2 como aprendiz de discriminadores: a decisão residual do Agente 3 é convertida em marcadores não duplicados, sanitizados contra o micromundo do tema e inseridos na memória. O Agente Organizador da Árvore continua responsável por evitar proliferação de temas e por controlar candidatos compostos.</w:t>
+        <w:t>A revisão residual não apenas classifica exceções: ela também registra evidências para aprendizado. Na execução baseline, o Agente Aprendiz de Regex incorporou 11 novas regras. Na evolução WNN, esse papel passa a ser desempenhado pelo Agente 2 como aprendiz de discriminadores: a decisão residual do Agente 3 é convertida em marcadores não duplicados, sanitizados contra o micromundo do tema e inseridos na memória. O Agente Organizador da árvore continua responsável por evitar proliferação de temas e por controlar candidatos compostos.</w:t>
       </w:r>
     </w:p>
     <w:p>
@@ -8018,7 +8226,7 @@
           <w:i/>
           <w:sz w:val="22"/>
         </w:rPr>
-        <w:t>Tabela 11 - Aprendizado residual e reorganização temática.</w:t>
+        <w:t>Tabela 11 - Aprendizado residual e reorganização temática WNN.</w:t>
       </w:r>
       <w:r>
         <w:rPr>
@@ -8120,7 +8328,7 @@
                 <w:b w:val="0"/>
                 <w:sz w:val="18"/>
               </w:rPr>
-              <w:t>Regras aprendidas pelo residual na baseline</w:t>
+              <w:t>Marcadores aprendidos pelo residual WNN</w:t>
             </w:r>
           </w:p>
         </w:tc>
@@ -8145,7 +8353,7 @@
                 <w:b w:val="0"/>
                 <w:sz w:val="18"/>
               </w:rPr>
-              <w:t>11</w:t>
+              <w:t>916</w:t>
             </w:r>
           </w:p>
         </w:tc>
@@ -8197,7 +8405,7 @@
                 <w:b w:val="0"/>
                 <w:sz w:val="18"/>
               </w:rPr>
-              <w:t>11</w:t>
+              <w:t>22</w:t>
             </w:r>
           </w:p>
         </w:tc>
@@ -8224,7 +8432,7 @@
                 <w:b w:val="0"/>
                 <w:sz w:val="18"/>
               </w:rPr>
-              <w:t>Decisões do Organizador da Árvore</w:t>
+              <w:t>Candidatos multi-discriminador</w:t>
             </w:r>
           </w:p>
         </w:tc>
@@ -8249,7 +8457,7 @@
                 <w:b w:val="0"/>
                 <w:sz w:val="18"/>
               </w:rPr>
-              <w:t>8</w:t>
+              <w:t>54</w:t>
             </w:r>
           </w:p>
         </w:tc>
@@ -8276,7 +8484,7 @@
                 <w:b w:val="0"/>
                 <w:sz w:val="18"/>
               </w:rPr>
-              <w:t>Promoções registradas</w:t>
+              <w:t>Notícias raras sinalizadas pelo Agente 3</w:t>
             </w:r>
           </w:p>
         </w:tc>
@@ -8301,7 +8509,7 @@
                 <w:b w:val="0"/>
                 <w:sz w:val="18"/>
               </w:rPr>
-              <w:t>4</w:t>
+              <w:t>162</w:t>
             </w:r>
           </w:p>
         </w:tc>
@@ -8328,7 +8536,7 @@
                 <w:b w:val="0"/>
                 <w:sz w:val="18"/>
               </w:rPr>
-              <w:t>Temas canônicos únicos promovidos</w:t>
+              <w:t>Temas/folhas incorporados a temas existentes</w:t>
             </w:r>
           </w:p>
         </w:tc>
@@ -8353,7 +8561,7 @@
                 <w:b w:val="0"/>
                 <w:sz w:val="18"/>
               </w:rPr>
-              <w:t>2</w:t>
+              <w:t>17</w:t>
             </w:r>
           </w:p>
         </w:tc>
@@ -8380,7 +8588,7 @@
                 <w:b w:val="0"/>
                 <w:sz w:val="18"/>
               </w:rPr>
-              <w:t>Incorporações a temas existentes</w:t>
+              <w:t>Temas promovidos a canônicos</w:t>
             </w:r>
           </w:p>
         </w:tc>
@@ -8405,7 +8613,7 @@
                 <w:b w:val="0"/>
                 <w:sz w:val="18"/>
               </w:rPr>
-              <w:t>3</w:t>
+              <w:t>4</w:t>
             </w:r>
           </w:p>
         </w:tc>
@@ -8509,7 +8717,7 @@
                 <w:b w:val="0"/>
                 <w:sz w:val="18"/>
               </w:rPr>
-              <w:t>43</w:t>
+              <w:t>179</w:t>
             </w:r>
           </w:p>
         </w:tc>
@@ -8561,7 +8769,7 @@
                 <w:b w:val="0"/>
                 <w:sz w:val="18"/>
               </w:rPr>
-              <w:t>0</w:t>
+              <w:t>18</w:t>
             </w:r>
           </w:p>
         </w:tc>
@@ -8574,37 +8782,7 @@
     </w:p>
     <w:p>
       <w:r>
-        <w:t xml:space="preserve">Esses resultados indicam que o residual funcionou como mecanismo de aprendizado controlado, não como caminho para proliferação automática de categorias. As notícias raras permaneceram separadas porque não havia recorrência ou evidência suficiente para promovê-las com segurança. A figura a seguir apresenta o Top 10 de temas consolidados na aplicação PF após a reorganização e o tratamento dos casos raros. Para fins de visualização, labels operacionais equivalentes foram agrupadas; por exemplo, </w:t>
-      </w:r>
-      <w:r>
-        <w:rPr>
-          <w:rFonts w:ascii="Consolas" w:hAnsi="Consolas"/>
-          <w:sz w:val="18"/>
-        </w:rPr>
-        <w:t>crime_trafico_drogas</w:t>
-      </w:r>
-      <w:r>
-        <w:t xml:space="preserve"> e </w:t>
-      </w:r>
-      <w:r>
-        <w:rPr>
-          <w:rFonts w:ascii="Consolas" w:hAnsi="Consolas"/>
-          <w:sz w:val="18"/>
-        </w:rPr>
-        <w:t>trafico_drogas</w:t>
-      </w:r>
-      <w:r>
-        <w:t xml:space="preserve"> são apresentadas como </w:t>
-      </w:r>
-      <w:r>
-        <w:rPr>
-          <w:rFonts w:ascii="Consolas" w:hAnsi="Consolas"/>
-          <w:sz w:val="18"/>
-        </w:rPr>
-        <w:t>trafico_drogas</w:t>
-      </w:r>
-      <w:r>
-        <w:t xml:space="preserve">. A classe </w:t>
+        <w:t xml:space="preserve">Esses resultados indicam que o residual funcionou como mecanismo de aprendizado controlado, não como caminho para proliferação automática de categorias. As notícias raras permaneceram separadas porque não havia recorrência ou evidência suficiente para promovê-las com segurança. A figura a seguir apresenta o Top 10 de temas consolidados na aplicação PF após a classificação WNN e a revisão residual. Para fins de visualização, labels operacionais equivalentes foram agrupadas; a classe </w:t>
       </w:r>
       <w:r>
         <w:rPr>
@@ -8614,7 +8792,7 @@
         <w:t>noticias_raras</w:t>
       </w:r>
       <w:r>
-        <w:t>, embora contabilizada na tabela anterior com 43 documentos, não aparece no gráfico por estar fora dos dez maiores grupos e por funcionar como categoria residual de auditoria, não como tema substantivo consolidado.</w:t>
+        <w:t xml:space="preserve"> fica fora do gráfico por funcionar como categoria residual de auditoria, não como tema substantivo consolidado.</w:t>
       </w:r>
     </w:p>
     <w:p>
@@ -8625,7 +8803,7 @@
       <w:r>
         <w:drawing>
           <wp:inline xmlns:a="http://schemas.openxmlformats.org/drawingml/2006/main" xmlns:pic="http://schemas.openxmlformats.org/drawingml/2006/picture">
-            <wp:extent cx="5577840" cy="3104189"/>
+            <wp:extent cx="5577840" cy="3054036"/>
             <wp:docPr id="7" name="Picture 7" descr="Top 10 temas consolidados após classificação das notícias raras"/>
             <wp:cNvGraphicFramePr>
               <a:graphicFrameLocks noChangeAspect="1"/>
@@ -8646,7 +8824,7 @@
                   <pic:spPr>
                     <a:xfrm>
                       <a:off x="0" y="0"/>
-                      <a:ext cx="5577840" cy="3104189"/>
+                      <a:ext cx="5577840" cy="3054036"/>
                     </a:xfrm>
                     <a:prstGeom prst="rect"/>
                   </pic:spPr>
@@ -8679,7 +8857,7 @@
           <w:i/>
           <w:sz w:val="22"/>
         </w:rPr>
-        <w:t>Figura 7 - Top 10 temas consolidados após classificação das notícias raras.</w:t>
+        <w:t>Figura 7 - Top 10 temas consolidados após classificação WNN e revisão residual.</w:t>
       </w:r>
     </w:p>
     <w:p>
@@ -8987,7 +9165,7 @@
     </w:p>
     <w:p>
       <w:r>
-        <w:t>A Tabela 12 apresenta o detalhamento por lote usado na avaliação experimental da baseline. Além da cobertura por regex e do volume residual enviado à LLM, ela registra aprendizados incorporados, notícias raras identificadas pelo Agente 3, consumo total de tokens e taxa regex por lote. Esses valores foram preservados para comparação com a rodada WNN.</w:t>
+        <w:t>A Tabela 12 apresenta o detalhamento por lote usado na avaliação experimental WNN. Além da cobertura por discriminadores e do volume residual enviado à LLM, ela registra aprendizados incorporados, notícias raras identificadas pelo Agente 3, consumo total de tokens e taxa WNN por lote.</w:t>
       </w:r>
     </w:p>
     <w:p>
@@ -9004,7 +9182,7 @@
           <w:i/>
           <w:sz w:val="22"/>
         </w:rPr>
-        <w:t>Tabela 12 - Métricas por lote.</w:t>
+        <w:t>Tabela 12 - Métricas por lote da rodada WNN.</w:t>
       </w:r>
       <w:r>
         <w:rPr>
@@ -9024,14 +9202,15 @@
         <w:tblInd w:type="dxa" w:w="120"/>
       </w:tblPr>
       <w:tblGrid>
-        <w:gridCol w:w="1170"/>
-        <w:gridCol w:w="1170"/>
-        <w:gridCol w:w="1170"/>
-        <w:gridCol w:w="1170"/>
-        <w:gridCol w:w="1170"/>
-        <w:gridCol w:w="1170"/>
-        <w:gridCol w:w="1170"/>
-        <w:gridCol w:w="1170"/>
+        <w:gridCol w:w="1040"/>
+        <w:gridCol w:w="1040"/>
+        <w:gridCol w:w="1040"/>
+        <w:gridCol w:w="1040"/>
+        <w:gridCol w:w="1040"/>
+        <w:gridCol w:w="1040"/>
+        <w:gridCol w:w="1040"/>
+        <w:gridCol w:w="1040"/>
+        <w:gridCol w:w="1040"/>
       </w:tblGrid>
       <w:tr>
         <w:trPr>
@@ -9039,7 +9218,7 @@
         </w:trPr>
         <w:tc>
           <w:tcPr>
-            <w:tcW w:type="dxa" w:w="1170"/>
+            <w:tcW w:type="dxa" w:w="1040"/>
             <w:shd w:fill="F4F6F9"/>
             <w:vAlign w:val="center"/>
             <w:tcMar>
@@ -9065,7 +9244,7 @@
         </w:tc>
         <w:tc>
           <w:tcPr>
-            <w:tcW w:type="dxa" w:w="1170"/>
+            <w:tcW w:type="dxa" w:w="1040"/>
             <w:shd w:fill="F4F6F9"/>
             <w:vAlign w:val="center"/>
             <w:tcMar>
@@ -9091,7 +9270,7 @@
         </w:tc>
         <w:tc>
           <w:tcPr>
-            <w:tcW w:type="dxa" w:w="1170"/>
+            <w:tcW w:type="dxa" w:w="1040"/>
             <w:shd w:fill="F4F6F9"/>
             <w:vAlign w:val="center"/>
             <w:tcMar>
@@ -9111,13 +9290,13 @@
                 <w:b/>
                 <w:sz w:val="18"/>
               </w:rPr>
-              <w:t>Regex</w:t>
-            </w:r>
-          </w:p>
-        </w:tc>
-        <w:tc>
-          <w:tcPr>
-            <w:tcW w:type="dxa" w:w="1170"/>
+              <w:t>WNN</w:t>
+            </w:r>
+          </w:p>
+        </w:tc>
+        <w:tc>
+          <w:tcPr>
+            <w:tcW w:type="dxa" w:w="1040"/>
             <w:shd w:fill="F4F6F9"/>
             <w:vAlign w:val="center"/>
             <w:tcMar>
@@ -9137,13 +9316,13 @@
                 <w:b/>
                 <w:sz w:val="18"/>
               </w:rPr>
-              <w:t>Residual/LLM</w:t>
-            </w:r>
-          </w:p>
-        </w:tc>
-        <w:tc>
-          <w:tcPr>
-            <w:tcW w:type="dxa" w:w="1170"/>
+              <w:t>Residual pós-WNN</w:t>
+            </w:r>
+          </w:p>
+        </w:tc>
+        <w:tc>
+          <w:tcPr>
+            <w:tcW w:type="dxa" w:w="1040"/>
             <w:shd w:fill="F4F6F9"/>
             <w:vAlign w:val="center"/>
             <w:tcMar>
@@ -9163,13 +9342,39 @@
                 <w:b/>
                 <w:sz w:val="18"/>
               </w:rPr>
+              <w:t>LLM</w:t>
+            </w:r>
+          </w:p>
+        </w:tc>
+        <w:tc>
+          <w:tcPr>
+            <w:tcW w:type="dxa" w:w="1040"/>
+            <w:shd w:fill="F4F6F9"/>
+            <w:vAlign w:val="center"/>
+            <w:tcMar>
+              <w:top w:w="80" w:type="dxa"/>
+              <w:start w:w="120" w:type="dxa"/>
+              <w:bottom w:w="80" w:type="dxa"/>
+              <w:end w:w="120" w:type="dxa"/>
+            </w:tcMar>
+          </w:tcPr>
+          <w:p>
+            <w:pPr>
+              <w:spacing w:before="0" w:after="40" w:line="264" w:lineRule="auto"/>
+            </w:pPr>
+            <w:r>
+              <w:rPr>
+                <w:rFonts w:ascii="Calibri" w:hAnsi="Calibri"/>
+                <w:b/>
+                <w:sz w:val="18"/>
+              </w:rPr>
               <w:t>Aprendizados</w:t>
             </w:r>
           </w:p>
         </w:tc>
         <w:tc>
           <w:tcPr>
-            <w:tcW w:type="dxa" w:w="1170"/>
+            <w:tcW w:type="dxa" w:w="1040"/>
             <w:shd w:fill="F4F6F9"/>
             <w:vAlign w:val="center"/>
             <w:tcMar>
@@ -9195,7 +9400,7 @@
         </w:tc>
         <w:tc>
           <w:tcPr>
-            <w:tcW w:type="dxa" w:w="1170"/>
+            <w:tcW w:type="dxa" w:w="1040"/>
             <w:shd w:fill="F4F6F9"/>
             <w:vAlign w:val="center"/>
             <w:tcMar>
@@ -9221,7 +9426,7 @@
         </w:tc>
         <w:tc>
           <w:tcPr>
-            <w:tcW w:type="dxa" w:w="1170"/>
+            <w:tcW w:type="dxa" w:w="1040"/>
             <w:shd w:fill="F4F6F9"/>
             <w:vAlign w:val="center"/>
             <w:tcMar>
@@ -9241,7 +9446,7 @@
                 <w:b/>
                 <w:sz w:val="18"/>
               </w:rPr>
-              <w:t>Taxa regex</w:t>
+              <w:t>Taxa WNN</w:t>
             </w:r>
           </w:p>
         </w:tc>
@@ -9249,7 +9454,7 @@
       <w:tr>
         <w:tc>
           <w:tcPr>
-            <w:tcW w:type="dxa" w:w="1170"/>
+            <w:tcW w:type="dxa" w:w="1040"/>
             <w:vAlign w:val="center"/>
             <w:tcMar>
               <w:top w:w="80" w:type="dxa"/>
@@ -9274,7 +9479,7 @@
         </w:tc>
         <w:tc>
           <w:tcPr>
-            <w:tcW w:type="dxa" w:w="1170"/>
+            <w:tcW w:type="dxa" w:w="1040"/>
             <w:vAlign w:val="center"/>
             <w:tcMar>
               <w:top w:w="80" w:type="dxa"/>
@@ -9299,32 +9504,107 @@
         </w:tc>
         <w:tc>
           <w:tcPr>
-            <w:tcW w:type="dxa" w:w="1170"/>
-            <w:vAlign w:val="center"/>
-            <w:tcMar>
-              <w:top w:w="80" w:type="dxa"/>
-              <w:start w:w="120" w:type="dxa"/>
-              <w:bottom w:w="80" w:type="dxa"/>
-              <w:end w:w="120" w:type="dxa"/>
-            </w:tcMar>
-          </w:tcPr>
-          <w:p>
-            <w:pPr>
-              <w:spacing w:before="0" w:after="40" w:line="264" w:lineRule="auto"/>
-            </w:pPr>
-            <w:r>
-              <w:rPr>
-                <w:rFonts w:ascii="Calibri" w:hAnsi="Calibri"/>
-                <w:b w:val="0"/>
-                <w:sz w:val="18"/>
-              </w:rPr>
-              <w:t>493</w:t>
-            </w:r>
-          </w:p>
-        </w:tc>
-        <w:tc>
-          <w:tcPr>
-            <w:tcW w:type="dxa" w:w="1170"/>
+            <w:tcW w:type="dxa" w:w="1040"/>
+            <w:vAlign w:val="center"/>
+            <w:tcMar>
+              <w:top w:w="80" w:type="dxa"/>
+              <w:start w:w="120" w:type="dxa"/>
+              <w:bottom w:w="80" w:type="dxa"/>
+              <w:end w:w="120" w:type="dxa"/>
+            </w:tcMar>
+          </w:tcPr>
+          <w:p>
+            <w:pPr>
+              <w:spacing w:before="0" w:after="40" w:line="264" w:lineRule="auto"/>
+            </w:pPr>
+            <w:r>
+              <w:rPr>
+                <w:rFonts w:ascii="Calibri" w:hAnsi="Calibri"/>
+                <w:b w:val="0"/>
+                <w:sz w:val="18"/>
+              </w:rPr>
+              <w:t>475</w:t>
+            </w:r>
+          </w:p>
+        </w:tc>
+        <w:tc>
+          <w:tcPr>
+            <w:tcW w:type="dxa" w:w="1040"/>
+            <w:vAlign w:val="center"/>
+            <w:tcMar>
+              <w:top w:w="80" w:type="dxa"/>
+              <w:start w:w="120" w:type="dxa"/>
+              <w:bottom w:w="80" w:type="dxa"/>
+              <w:end w:w="120" w:type="dxa"/>
+            </w:tcMar>
+          </w:tcPr>
+          <w:p>
+            <w:pPr>
+              <w:spacing w:before="0" w:after="40" w:line="264" w:lineRule="auto"/>
+            </w:pPr>
+            <w:r>
+              <w:rPr>
+                <w:rFonts w:ascii="Calibri" w:hAnsi="Calibri"/>
+                <w:b w:val="0"/>
+                <w:sz w:val="18"/>
+              </w:rPr>
+              <w:t>25</w:t>
+            </w:r>
+          </w:p>
+        </w:tc>
+        <w:tc>
+          <w:tcPr>
+            <w:tcW w:type="dxa" w:w="1040"/>
+            <w:vAlign w:val="center"/>
+            <w:tcMar>
+              <w:top w:w="80" w:type="dxa"/>
+              <w:start w:w="120" w:type="dxa"/>
+              <w:bottom w:w="80" w:type="dxa"/>
+              <w:end w:w="120" w:type="dxa"/>
+            </w:tcMar>
+          </w:tcPr>
+          <w:p>
+            <w:pPr>
+              <w:spacing w:before="0" w:after="40" w:line="264" w:lineRule="auto"/>
+            </w:pPr>
+            <w:r>
+              <w:rPr>
+                <w:rFonts w:ascii="Calibri" w:hAnsi="Calibri"/>
+                <w:b w:val="0"/>
+                <w:sz w:val="18"/>
+              </w:rPr>
+              <w:t>25</w:t>
+            </w:r>
+          </w:p>
+        </w:tc>
+        <w:tc>
+          <w:tcPr>
+            <w:tcW w:type="dxa" w:w="1040"/>
+            <w:vAlign w:val="center"/>
+            <w:tcMar>
+              <w:top w:w="80" w:type="dxa"/>
+              <w:start w:w="120" w:type="dxa"/>
+              <w:bottom w:w="80" w:type="dxa"/>
+              <w:end w:w="120" w:type="dxa"/>
+            </w:tcMar>
+          </w:tcPr>
+          <w:p>
+            <w:pPr>
+              <w:spacing w:before="0" w:after="40" w:line="264" w:lineRule="auto"/>
+            </w:pPr>
+            <w:r>
+              <w:rPr>
+                <w:rFonts w:ascii="Calibri" w:hAnsi="Calibri"/>
+                <w:b w:val="0"/>
+                <w:sz w:val="18"/>
+              </w:rPr>
+              <w:t>17</w:t>
+            </w:r>
+          </w:p>
+        </w:tc>
+        <w:tc>
+          <w:tcPr>
+            <w:tcW w:type="dxa" w:w="1040"/>
             <w:vAlign w:val="center"/>
             <w:tcMar>
               <w:top w:w="80" w:type="dxa"/>
@@ -9349,101 +9629,51 @@
         </w:tc>
         <w:tc>
           <w:tcPr>
-            <w:tcW w:type="dxa" w:w="1170"/>
-            <w:vAlign w:val="center"/>
-            <w:tcMar>
-              <w:top w:w="80" w:type="dxa"/>
-              <w:start w:w="120" w:type="dxa"/>
-              <w:bottom w:w="80" w:type="dxa"/>
-              <w:end w:w="120" w:type="dxa"/>
-            </w:tcMar>
-          </w:tcPr>
-          <w:p>
-            <w:pPr>
-              <w:spacing w:before="0" w:after="40" w:line="264" w:lineRule="auto"/>
-            </w:pPr>
-            <w:r>
-              <w:rPr>
-                <w:rFonts w:ascii="Calibri" w:hAnsi="Calibri"/>
-                <w:b w:val="0"/>
-                <w:sz w:val="18"/>
-              </w:rPr>
-              <w:t>0</w:t>
-            </w:r>
-          </w:p>
-        </w:tc>
-        <w:tc>
-          <w:tcPr>
-            <w:tcW w:type="dxa" w:w="1170"/>
-            <w:vAlign w:val="center"/>
-            <w:tcMar>
-              <w:top w:w="80" w:type="dxa"/>
-              <w:start w:w="120" w:type="dxa"/>
-              <w:bottom w:w="80" w:type="dxa"/>
-              <w:end w:w="120" w:type="dxa"/>
-            </w:tcMar>
-          </w:tcPr>
-          <w:p>
-            <w:pPr>
-              <w:spacing w:before="0" w:after="40" w:line="264" w:lineRule="auto"/>
-            </w:pPr>
-            <w:r>
-              <w:rPr>
-                <w:rFonts w:ascii="Calibri" w:hAnsi="Calibri"/>
-                <w:b w:val="0"/>
-                <w:sz w:val="18"/>
-              </w:rPr>
-              <w:t>1</w:t>
-            </w:r>
-          </w:p>
-        </w:tc>
-        <w:tc>
-          <w:tcPr>
-            <w:tcW w:type="dxa" w:w="1170"/>
-            <w:vAlign w:val="center"/>
-            <w:tcMar>
-              <w:top w:w="80" w:type="dxa"/>
-              <w:start w:w="120" w:type="dxa"/>
-              <w:bottom w:w="80" w:type="dxa"/>
-              <w:end w:w="120" w:type="dxa"/>
-            </w:tcMar>
-          </w:tcPr>
-          <w:p>
-            <w:pPr>
-              <w:spacing w:before="0" w:after="40" w:line="264" w:lineRule="auto"/>
-            </w:pPr>
-            <w:r>
-              <w:rPr>
-                <w:rFonts w:ascii="Calibri" w:hAnsi="Calibri"/>
-                <w:b w:val="0"/>
-                <w:sz w:val="18"/>
-              </w:rPr>
-              <w:t>8.340</w:t>
-            </w:r>
-          </w:p>
-        </w:tc>
-        <w:tc>
-          <w:tcPr>
-            <w:tcW w:type="dxa" w:w="1170"/>
-            <w:vAlign w:val="center"/>
-            <w:tcMar>
-              <w:top w:w="80" w:type="dxa"/>
-              <w:start w:w="120" w:type="dxa"/>
-              <w:bottom w:w="80" w:type="dxa"/>
-              <w:end w:w="120" w:type="dxa"/>
-            </w:tcMar>
-          </w:tcPr>
-          <w:p>
-            <w:pPr>
-              <w:spacing w:before="0" w:after="40" w:line="264" w:lineRule="auto"/>
-            </w:pPr>
-            <w:r>
-              <w:rPr>
-                <w:rFonts w:ascii="Calibri" w:hAnsi="Calibri"/>
-                <w:b w:val="0"/>
-                <w:sz w:val="18"/>
-              </w:rPr>
-              <w:t>98,60%</w:t>
+            <w:tcW w:type="dxa" w:w="1040"/>
+            <w:vAlign w:val="center"/>
+            <w:tcMar>
+              <w:top w:w="80" w:type="dxa"/>
+              <w:start w:w="120" w:type="dxa"/>
+              <w:bottom w:w="80" w:type="dxa"/>
+              <w:end w:w="120" w:type="dxa"/>
+            </w:tcMar>
+          </w:tcPr>
+          <w:p>
+            <w:pPr>
+              <w:spacing w:before="0" w:after="40" w:line="264" w:lineRule="auto"/>
+            </w:pPr>
+            <w:r>
+              <w:rPr>
+                <w:rFonts w:ascii="Calibri" w:hAnsi="Calibri"/>
+                <w:b w:val="0"/>
+                <w:sz w:val="18"/>
+              </w:rPr>
+              <w:t>42.293</w:t>
+            </w:r>
+          </w:p>
+        </w:tc>
+        <w:tc>
+          <w:tcPr>
+            <w:tcW w:type="dxa" w:w="1040"/>
+            <w:vAlign w:val="center"/>
+            <w:tcMar>
+              <w:top w:w="80" w:type="dxa"/>
+              <w:start w:w="120" w:type="dxa"/>
+              <w:bottom w:w="80" w:type="dxa"/>
+              <w:end w:w="120" w:type="dxa"/>
+            </w:tcMar>
+          </w:tcPr>
+          <w:p>
+            <w:pPr>
+              <w:spacing w:before="0" w:after="40" w:line="264" w:lineRule="auto"/>
+            </w:pPr>
+            <w:r>
+              <w:rPr>
+                <w:rFonts w:ascii="Calibri" w:hAnsi="Calibri"/>
+                <w:b w:val="0"/>
+                <w:sz w:val="18"/>
+              </w:rPr>
+              <w:t>95,00%</w:t>
             </w:r>
           </w:p>
         </w:tc>
@@ -9451,7 +9681,7 @@
       <w:tr>
         <w:tc>
           <w:tcPr>
-            <w:tcW w:type="dxa" w:w="1170"/>
+            <w:tcW w:type="dxa" w:w="1040"/>
             <w:vAlign w:val="center"/>
             <w:tcMar>
               <w:top w:w="80" w:type="dxa"/>
@@ -9476,7 +9706,7 @@
         </w:tc>
         <w:tc>
           <w:tcPr>
-            <w:tcW w:type="dxa" w:w="1170"/>
+            <w:tcW w:type="dxa" w:w="1040"/>
             <w:vAlign w:val="center"/>
             <w:tcMar>
               <w:top w:w="80" w:type="dxa"/>
@@ -9501,151 +9731,176 @@
         </w:tc>
         <w:tc>
           <w:tcPr>
-            <w:tcW w:type="dxa" w:w="1170"/>
-            <w:vAlign w:val="center"/>
-            <w:tcMar>
-              <w:top w:w="80" w:type="dxa"/>
-              <w:start w:w="120" w:type="dxa"/>
-              <w:bottom w:w="80" w:type="dxa"/>
-              <w:end w:w="120" w:type="dxa"/>
-            </w:tcMar>
-          </w:tcPr>
-          <w:p>
-            <w:pPr>
-              <w:spacing w:before="0" w:after="40" w:line="264" w:lineRule="auto"/>
-            </w:pPr>
-            <w:r>
-              <w:rPr>
-                <w:rFonts w:ascii="Calibri" w:hAnsi="Calibri"/>
-                <w:b w:val="0"/>
-                <w:sz w:val="18"/>
-              </w:rPr>
-              <w:t>473</w:t>
-            </w:r>
-          </w:p>
-        </w:tc>
-        <w:tc>
-          <w:tcPr>
-            <w:tcW w:type="dxa" w:w="1170"/>
-            <w:vAlign w:val="center"/>
-            <w:tcMar>
-              <w:top w:w="80" w:type="dxa"/>
-              <w:start w:w="120" w:type="dxa"/>
-              <w:bottom w:w="80" w:type="dxa"/>
-              <w:end w:w="120" w:type="dxa"/>
-            </w:tcMar>
-          </w:tcPr>
-          <w:p>
-            <w:pPr>
-              <w:spacing w:before="0" w:after="40" w:line="264" w:lineRule="auto"/>
-            </w:pPr>
-            <w:r>
-              <w:rPr>
-                <w:rFonts w:ascii="Calibri" w:hAnsi="Calibri"/>
-                <w:b w:val="0"/>
-                <w:sz w:val="18"/>
-              </w:rPr>
-              <w:t>27</w:t>
-            </w:r>
-          </w:p>
-        </w:tc>
-        <w:tc>
-          <w:tcPr>
-            <w:tcW w:type="dxa" w:w="1170"/>
-            <w:vAlign w:val="center"/>
-            <w:tcMar>
-              <w:top w:w="80" w:type="dxa"/>
-              <w:start w:w="120" w:type="dxa"/>
-              <w:bottom w:w="80" w:type="dxa"/>
-              <w:end w:w="120" w:type="dxa"/>
-            </w:tcMar>
-          </w:tcPr>
-          <w:p>
-            <w:pPr>
-              <w:spacing w:before="0" w:after="40" w:line="264" w:lineRule="auto"/>
-            </w:pPr>
-            <w:r>
-              <w:rPr>
-                <w:rFonts w:ascii="Calibri" w:hAnsi="Calibri"/>
-                <w:b w:val="0"/>
-                <w:sz w:val="18"/>
-              </w:rPr>
-              <w:t>1</w:t>
-            </w:r>
-          </w:p>
-        </w:tc>
-        <w:tc>
-          <w:tcPr>
-            <w:tcW w:type="dxa" w:w="1170"/>
-            <w:vAlign w:val="center"/>
-            <w:tcMar>
-              <w:top w:w="80" w:type="dxa"/>
-              <w:start w:w="120" w:type="dxa"/>
-              <w:bottom w:w="80" w:type="dxa"/>
-              <w:end w:w="120" w:type="dxa"/>
-            </w:tcMar>
-          </w:tcPr>
-          <w:p>
-            <w:pPr>
-              <w:spacing w:before="0" w:after="40" w:line="264" w:lineRule="auto"/>
-            </w:pPr>
-            <w:r>
-              <w:rPr>
-                <w:rFonts w:ascii="Calibri" w:hAnsi="Calibri"/>
-                <w:b w:val="0"/>
-                <w:sz w:val="18"/>
-              </w:rPr>
-              <w:t>6</w:t>
-            </w:r>
-          </w:p>
-        </w:tc>
-        <w:tc>
-          <w:tcPr>
-            <w:tcW w:type="dxa" w:w="1170"/>
-            <w:vAlign w:val="center"/>
-            <w:tcMar>
-              <w:top w:w="80" w:type="dxa"/>
-              <w:start w:w="120" w:type="dxa"/>
-              <w:bottom w:w="80" w:type="dxa"/>
-              <w:end w:w="120" w:type="dxa"/>
-            </w:tcMar>
-          </w:tcPr>
-          <w:p>
-            <w:pPr>
-              <w:spacing w:before="0" w:after="40" w:line="264" w:lineRule="auto"/>
-            </w:pPr>
-            <w:r>
-              <w:rPr>
-                <w:rFonts w:ascii="Calibri" w:hAnsi="Calibri"/>
-                <w:b w:val="0"/>
-                <w:sz w:val="18"/>
-              </w:rPr>
-              <w:t>31.481</w:t>
-            </w:r>
-          </w:p>
-        </w:tc>
-        <w:tc>
-          <w:tcPr>
-            <w:tcW w:type="dxa" w:w="1170"/>
-            <w:vAlign w:val="center"/>
-            <w:tcMar>
-              <w:top w:w="80" w:type="dxa"/>
-              <w:start w:w="120" w:type="dxa"/>
-              <w:bottom w:w="80" w:type="dxa"/>
-              <w:end w:w="120" w:type="dxa"/>
-            </w:tcMar>
-          </w:tcPr>
-          <w:p>
-            <w:pPr>
-              <w:spacing w:before="0" w:after="40" w:line="264" w:lineRule="auto"/>
-            </w:pPr>
-            <w:r>
-              <w:rPr>
-                <w:rFonts w:ascii="Calibri" w:hAnsi="Calibri"/>
-                <w:b w:val="0"/>
-                <w:sz w:val="18"/>
-              </w:rPr>
-              <w:t>94,60%</w:t>
+            <w:tcW w:type="dxa" w:w="1040"/>
+            <w:vAlign w:val="center"/>
+            <w:tcMar>
+              <w:top w:w="80" w:type="dxa"/>
+              <w:start w:w="120" w:type="dxa"/>
+              <w:bottom w:w="80" w:type="dxa"/>
+              <w:end w:w="120" w:type="dxa"/>
+            </w:tcMar>
+          </w:tcPr>
+          <w:p>
+            <w:pPr>
+              <w:spacing w:before="0" w:after="40" w:line="264" w:lineRule="auto"/>
+            </w:pPr>
+            <w:r>
+              <w:rPr>
+                <w:rFonts w:ascii="Calibri" w:hAnsi="Calibri"/>
+                <w:b w:val="0"/>
+                <w:sz w:val="18"/>
+              </w:rPr>
+              <w:t>394</w:t>
+            </w:r>
+          </w:p>
+        </w:tc>
+        <w:tc>
+          <w:tcPr>
+            <w:tcW w:type="dxa" w:w="1040"/>
+            <w:vAlign w:val="center"/>
+            <w:tcMar>
+              <w:top w:w="80" w:type="dxa"/>
+              <w:start w:w="120" w:type="dxa"/>
+              <w:bottom w:w="80" w:type="dxa"/>
+              <w:end w:w="120" w:type="dxa"/>
+            </w:tcMar>
+          </w:tcPr>
+          <w:p>
+            <w:pPr>
+              <w:spacing w:before="0" w:after="40" w:line="264" w:lineRule="auto"/>
+            </w:pPr>
+            <w:r>
+              <w:rPr>
+                <w:rFonts w:ascii="Calibri" w:hAnsi="Calibri"/>
+                <w:b w:val="0"/>
+                <w:sz w:val="18"/>
+              </w:rPr>
+              <w:t>106</w:t>
+            </w:r>
+          </w:p>
+        </w:tc>
+        <w:tc>
+          <w:tcPr>
+            <w:tcW w:type="dxa" w:w="1040"/>
+            <w:vAlign w:val="center"/>
+            <w:tcMar>
+              <w:top w:w="80" w:type="dxa"/>
+              <w:start w:w="120" w:type="dxa"/>
+              <w:bottom w:w="80" w:type="dxa"/>
+              <w:end w:w="120" w:type="dxa"/>
+            </w:tcMar>
+          </w:tcPr>
+          <w:p>
+            <w:pPr>
+              <w:spacing w:before="0" w:after="40" w:line="264" w:lineRule="auto"/>
+            </w:pPr>
+            <w:r>
+              <w:rPr>
+                <w:rFonts w:ascii="Calibri" w:hAnsi="Calibri"/>
+                <w:b w:val="0"/>
+                <w:sz w:val="18"/>
+              </w:rPr>
+              <w:t>106</w:t>
+            </w:r>
+          </w:p>
+        </w:tc>
+        <w:tc>
+          <w:tcPr>
+            <w:tcW w:type="dxa" w:w="1040"/>
+            <w:vAlign w:val="center"/>
+            <w:tcMar>
+              <w:top w:w="80" w:type="dxa"/>
+              <w:start w:w="120" w:type="dxa"/>
+              <w:bottom w:w="80" w:type="dxa"/>
+              <w:end w:w="120" w:type="dxa"/>
+            </w:tcMar>
+          </w:tcPr>
+          <w:p>
+            <w:pPr>
+              <w:spacing w:before="0" w:after="40" w:line="264" w:lineRule="auto"/>
+            </w:pPr>
+            <w:r>
+              <w:rPr>
+                <w:rFonts w:ascii="Calibri" w:hAnsi="Calibri"/>
+                <w:b w:val="0"/>
+                <w:sz w:val="18"/>
+              </w:rPr>
+              <w:t>79</w:t>
+            </w:r>
+          </w:p>
+        </w:tc>
+        <w:tc>
+          <w:tcPr>
+            <w:tcW w:type="dxa" w:w="1040"/>
+            <w:vAlign w:val="center"/>
+            <w:tcMar>
+              <w:top w:w="80" w:type="dxa"/>
+              <w:start w:w="120" w:type="dxa"/>
+              <w:bottom w:w="80" w:type="dxa"/>
+              <w:end w:w="120" w:type="dxa"/>
+            </w:tcMar>
+          </w:tcPr>
+          <w:p>
+            <w:pPr>
+              <w:spacing w:before="0" w:after="40" w:line="264" w:lineRule="auto"/>
+            </w:pPr>
+            <w:r>
+              <w:rPr>
+                <w:rFonts w:ascii="Calibri" w:hAnsi="Calibri"/>
+                <w:b w:val="0"/>
+                <w:sz w:val="18"/>
+              </w:rPr>
+              <w:t>20</w:t>
+            </w:r>
+          </w:p>
+        </w:tc>
+        <w:tc>
+          <w:tcPr>
+            <w:tcW w:type="dxa" w:w="1040"/>
+            <w:vAlign w:val="center"/>
+            <w:tcMar>
+              <w:top w:w="80" w:type="dxa"/>
+              <w:start w:w="120" w:type="dxa"/>
+              <w:bottom w:w="80" w:type="dxa"/>
+              <w:end w:w="120" w:type="dxa"/>
+            </w:tcMar>
+          </w:tcPr>
+          <w:p>
+            <w:pPr>
+              <w:spacing w:before="0" w:after="40" w:line="264" w:lineRule="auto"/>
+            </w:pPr>
+            <w:r>
+              <w:rPr>
+                <w:rFonts w:ascii="Calibri" w:hAnsi="Calibri"/>
+                <w:b w:val="0"/>
+                <w:sz w:val="18"/>
+              </w:rPr>
+              <w:t>179.472</w:t>
+            </w:r>
+          </w:p>
+        </w:tc>
+        <w:tc>
+          <w:tcPr>
+            <w:tcW w:type="dxa" w:w="1040"/>
+            <w:vAlign w:val="center"/>
+            <w:tcMar>
+              <w:top w:w="80" w:type="dxa"/>
+              <w:start w:w="120" w:type="dxa"/>
+              <w:bottom w:w="80" w:type="dxa"/>
+              <w:end w:w="120" w:type="dxa"/>
+            </w:tcMar>
+          </w:tcPr>
+          <w:p>
+            <w:pPr>
+              <w:spacing w:before="0" w:after="40" w:line="264" w:lineRule="auto"/>
+            </w:pPr>
+            <w:r>
+              <w:rPr>
+                <w:rFonts w:ascii="Calibri" w:hAnsi="Calibri"/>
+                <w:b w:val="0"/>
+                <w:sz w:val="18"/>
+              </w:rPr>
+              <w:t>78,80%</w:t>
             </w:r>
           </w:p>
         </w:tc>
@@ -9653,7 +9908,7 @@
       <w:tr>
         <w:tc>
           <w:tcPr>
-            <w:tcW w:type="dxa" w:w="1170"/>
+            <w:tcW w:type="dxa" w:w="1040"/>
             <w:vAlign w:val="center"/>
             <w:tcMar>
               <w:top w:w="80" w:type="dxa"/>
@@ -9678,7 +9933,7 @@
         </w:tc>
         <w:tc>
           <w:tcPr>
-            <w:tcW w:type="dxa" w:w="1170"/>
+            <w:tcW w:type="dxa" w:w="1040"/>
             <w:vAlign w:val="center"/>
             <w:tcMar>
               <w:top w:w="80" w:type="dxa"/>
@@ -9703,151 +9958,176 @@
         </w:tc>
         <w:tc>
           <w:tcPr>
-            <w:tcW w:type="dxa" w:w="1170"/>
-            <w:vAlign w:val="center"/>
-            <w:tcMar>
-              <w:top w:w="80" w:type="dxa"/>
-              <w:start w:w="120" w:type="dxa"/>
-              <w:bottom w:w="80" w:type="dxa"/>
-              <w:end w:w="120" w:type="dxa"/>
-            </w:tcMar>
-          </w:tcPr>
-          <w:p>
-            <w:pPr>
-              <w:spacing w:before="0" w:after="40" w:line="264" w:lineRule="auto"/>
-            </w:pPr>
-            <w:r>
-              <w:rPr>
-                <w:rFonts w:ascii="Calibri" w:hAnsi="Calibri"/>
-                <w:b w:val="0"/>
-                <w:sz w:val="18"/>
-              </w:rPr>
-              <w:t>480</w:t>
-            </w:r>
-          </w:p>
-        </w:tc>
-        <w:tc>
-          <w:tcPr>
-            <w:tcW w:type="dxa" w:w="1170"/>
-            <w:vAlign w:val="center"/>
-            <w:tcMar>
-              <w:top w:w="80" w:type="dxa"/>
-              <w:start w:w="120" w:type="dxa"/>
-              <w:bottom w:w="80" w:type="dxa"/>
-              <w:end w:w="120" w:type="dxa"/>
-            </w:tcMar>
-          </w:tcPr>
-          <w:p>
-            <w:pPr>
-              <w:spacing w:before="0" w:after="40" w:line="264" w:lineRule="auto"/>
-            </w:pPr>
-            <w:r>
-              <w:rPr>
-                <w:rFonts w:ascii="Calibri" w:hAnsi="Calibri"/>
-                <w:b w:val="0"/>
-                <w:sz w:val="18"/>
-              </w:rPr>
-              <w:t>20</w:t>
-            </w:r>
-          </w:p>
-        </w:tc>
-        <w:tc>
-          <w:tcPr>
-            <w:tcW w:type="dxa" w:w="1170"/>
-            <w:vAlign w:val="center"/>
-            <w:tcMar>
-              <w:top w:w="80" w:type="dxa"/>
-              <w:start w:w="120" w:type="dxa"/>
-              <w:bottom w:w="80" w:type="dxa"/>
-              <w:end w:w="120" w:type="dxa"/>
-            </w:tcMar>
-          </w:tcPr>
-          <w:p>
-            <w:pPr>
-              <w:spacing w:before="0" w:after="40" w:line="264" w:lineRule="auto"/>
-            </w:pPr>
-            <w:r>
-              <w:rPr>
-                <w:rFonts w:ascii="Calibri" w:hAnsi="Calibri"/>
-                <w:b w:val="0"/>
-                <w:sz w:val="18"/>
-              </w:rPr>
-              <w:t>0</w:t>
-            </w:r>
-          </w:p>
-        </w:tc>
-        <w:tc>
-          <w:tcPr>
-            <w:tcW w:type="dxa" w:w="1170"/>
-            <w:vAlign w:val="center"/>
-            <w:tcMar>
-              <w:top w:w="80" w:type="dxa"/>
-              <w:start w:w="120" w:type="dxa"/>
-              <w:bottom w:w="80" w:type="dxa"/>
-              <w:end w:w="120" w:type="dxa"/>
-            </w:tcMar>
-          </w:tcPr>
-          <w:p>
-            <w:pPr>
-              <w:spacing w:before="0" w:after="40" w:line="264" w:lineRule="auto"/>
-            </w:pPr>
-            <w:r>
-              <w:rPr>
-                <w:rFonts w:ascii="Calibri" w:hAnsi="Calibri"/>
-                <w:b w:val="0"/>
-                <w:sz w:val="18"/>
-              </w:rPr>
-              <w:t>3</w:t>
-            </w:r>
-          </w:p>
-        </w:tc>
-        <w:tc>
-          <w:tcPr>
-            <w:tcW w:type="dxa" w:w="1170"/>
-            <w:vAlign w:val="center"/>
-            <w:tcMar>
-              <w:top w:w="80" w:type="dxa"/>
-              <w:start w:w="120" w:type="dxa"/>
-              <w:bottom w:w="80" w:type="dxa"/>
-              <w:end w:w="120" w:type="dxa"/>
-            </w:tcMar>
-          </w:tcPr>
-          <w:p>
-            <w:pPr>
-              <w:spacing w:before="0" w:after="40" w:line="264" w:lineRule="auto"/>
-            </w:pPr>
-            <w:r>
-              <w:rPr>
-                <w:rFonts w:ascii="Calibri" w:hAnsi="Calibri"/>
-                <w:b w:val="0"/>
-                <w:sz w:val="18"/>
-              </w:rPr>
-              <w:t>22.446</w:t>
-            </w:r>
-          </w:p>
-        </w:tc>
-        <w:tc>
-          <w:tcPr>
-            <w:tcW w:type="dxa" w:w="1170"/>
-            <w:vAlign w:val="center"/>
-            <w:tcMar>
-              <w:top w:w="80" w:type="dxa"/>
-              <w:start w:w="120" w:type="dxa"/>
-              <w:bottom w:w="80" w:type="dxa"/>
-              <w:end w:w="120" w:type="dxa"/>
-            </w:tcMar>
-          </w:tcPr>
-          <w:p>
-            <w:pPr>
-              <w:spacing w:before="0" w:after="40" w:line="264" w:lineRule="auto"/>
-            </w:pPr>
-            <w:r>
-              <w:rPr>
-                <w:rFonts w:ascii="Calibri" w:hAnsi="Calibri"/>
-                <w:b w:val="0"/>
-                <w:sz w:val="18"/>
-              </w:rPr>
-              <w:t>96,00%</w:t>
+            <w:tcW w:type="dxa" w:w="1040"/>
+            <w:vAlign w:val="center"/>
+            <w:tcMar>
+              <w:top w:w="80" w:type="dxa"/>
+              <w:start w:w="120" w:type="dxa"/>
+              <w:bottom w:w="80" w:type="dxa"/>
+              <w:end w:w="120" w:type="dxa"/>
+            </w:tcMar>
+          </w:tcPr>
+          <w:p>
+            <w:pPr>
+              <w:spacing w:before="0" w:after="40" w:line="264" w:lineRule="auto"/>
+            </w:pPr>
+            <w:r>
+              <w:rPr>
+                <w:rFonts w:ascii="Calibri" w:hAnsi="Calibri"/>
+                <w:b w:val="0"/>
+                <w:sz w:val="18"/>
+              </w:rPr>
+              <w:t>418</w:t>
+            </w:r>
+          </w:p>
+        </w:tc>
+        <w:tc>
+          <w:tcPr>
+            <w:tcW w:type="dxa" w:w="1040"/>
+            <w:vAlign w:val="center"/>
+            <w:tcMar>
+              <w:top w:w="80" w:type="dxa"/>
+              <w:start w:w="120" w:type="dxa"/>
+              <w:bottom w:w="80" w:type="dxa"/>
+              <w:end w:w="120" w:type="dxa"/>
+            </w:tcMar>
+          </w:tcPr>
+          <w:p>
+            <w:pPr>
+              <w:spacing w:before="0" w:after="40" w:line="264" w:lineRule="auto"/>
+            </w:pPr>
+            <w:r>
+              <w:rPr>
+                <w:rFonts w:ascii="Calibri" w:hAnsi="Calibri"/>
+                <w:b w:val="0"/>
+                <w:sz w:val="18"/>
+              </w:rPr>
+              <w:t>82</w:t>
+            </w:r>
+          </w:p>
+        </w:tc>
+        <w:tc>
+          <w:tcPr>
+            <w:tcW w:type="dxa" w:w="1040"/>
+            <w:vAlign w:val="center"/>
+            <w:tcMar>
+              <w:top w:w="80" w:type="dxa"/>
+              <w:start w:w="120" w:type="dxa"/>
+              <w:bottom w:w="80" w:type="dxa"/>
+              <w:end w:w="120" w:type="dxa"/>
+            </w:tcMar>
+          </w:tcPr>
+          <w:p>
+            <w:pPr>
+              <w:spacing w:before="0" w:after="40" w:line="264" w:lineRule="auto"/>
+            </w:pPr>
+            <w:r>
+              <w:rPr>
+                <w:rFonts w:ascii="Calibri" w:hAnsi="Calibri"/>
+                <w:b w:val="0"/>
+                <w:sz w:val="18"/>
+              </w:rPr>
+              <w:t>82</w:t>
+            </w:r>
+          </w:p>
+        </w:tc>
+        <w:tc>
+          <w:tcPr>
+            <w:tcW w:type="dxa" w:w="1040"/>
+            <w:vAlign w:val="center"/>
+            <w:tcMar>
+              <w:top w:w="80" w:type="dxa"/>
+              <w:start w:w="120" w:type="dxa"/>
+              <w:bottom w:w="80" w:type="dxa"/>
+              <w:end w:w="120" w:type="dxa"/>
+            </w:tcMar>
+          </w:tcPr>
+          <w:p>
+            <w:pPr>
+              <w:spacing w:before="0" w:after="40" w:line="264" w:lineRule="auto"/>
+            </w:pPr>
+            <w:r>
+              <w:rPr>
+                <w:rFonts w:ascii="Calibri" w:hAnsi="Calibri"/>
+                <w:b w:val="0"/>
+                <w:sz w:val="18"/>
+              </w:rPr>
+              <w:t>64</w:t>
+            </w:r>
+          </w:p>
+        </w:tc>
+        <w:tc>
+          <w:tcPr>
+            <w:tcW w:type="dxa" w:w="1040"/>
+            <w:vAlign w:val="center"/>
+            <w:tcMar>
+              <w:top w:w="80" w:type="dxa"/>
+              <w:start w:w="120" w:type="dxa"/>
+              <w:bottom w:w="80" w:type="dxa"/>
+              <w:end w:w="120" w:type="dxa"/>
+            </w:tcMar>
+          </w:tcPr>
+          <w:p>
+            <w:pPr>
+              <w:spacing w:before="0" w:after="40" w:line="264" w:lineRule="auto"/>
+            </w:pPr>
+            <w:r>
+              <w:rPr>
+                <w:rFonts w:ascii="Calibri" w:hAnsi="Calibri"/>
+                <w:b w:val="0"/>
+                <w:sz w:val="18"/>
+              </w:rPr>
+              <w:t>14</w:t>
+            </w:r>
+          </w:p>
+        </w:tc>
+        <w:tc>
+          <w:tcPr>
+            <w:tcW w:type="dxa" w:w="1040"/>
+            <w:vAlign w:val="center"/>
+            <w:tcMar>
+              <w:top w:w="80" w:type="dxa"/>
+              <w:start w:w="120" w:type="dxa"/>
+              <w:bottom w:w="80" w:type="dxa"/>
+              <w:end w:w="120" w:type="dxa"/>
+            </w:tcMar>
+          </w:tcPr>
+          <w:p>
+            <w:pPr>
+              <w:spacing w:before="0" w:after="40" w:line="264" w:lineRule="auto"/>
+            </w:pPr>
+            <w:r>
+              <w:rPr>
+                <w:rFonts w:ascii="Calibri" w:hAnsi="Calibri"/>
+                <w:b w:val="0"/>
+                <w:sz w:val="18"/>
+              </w:rPr>
+              <w:t>136.903</w:t>
+            </w:r>
+          </w:p>
+        </w:tc>
+        <w:tc>
+          <w:tcPr>
+            <w:tcW w:type="dxa" w:w="1040"/>
+            <w:vAlign w:val="center"/>
+            <w:tcMar>
+              <w:top w:w="80" w:type="dxa"/>
+              <w:start w:w="120" w:type="dxa"/>
+              <w:bottom w:w="80" w:type="dxa"/>
+              <w:end w:w="120" w:type="dxa"/>
+            </w:tcMar>
+          </w:tcPr>
+          <w:p>
+            <w:pPr>
+              <w:spacing w:before="0" w:after="40" w:line="264" w:lineRule="auto"/>
+            </w:pPr>
+            <w:r>
+              <w:rPr>
+                <w:rFonts w:ascii="Calibri" w:hAnsi="Calibri"/>
+                <w:b w:val="0"/>
+                <w:sz w:val="18"/>
+              </w:rPr>
+              <w:t>83,60%</w:t>
             </w:r>
           </w:p>
         </w:tc>
@@ -9855,7 +10135,7 @@
       <w:tr>
         <w:tc>
           <w:tcPr>
-            <w:tcW w:type="dxa" w:w="1170"/>
+            <w:tcW w:type="dxa" w:w="1040"/>
             <w:vAlign w:val="center"/>
             <w:tcMar>
               <w:top w:w="80" w:type="dxa"/>
@@ -9880,7 +10160,7 @@
         </w:tc>
         <w:tc>
           <w:tcPr>
-            <w:tcW w:type="dxa" w:w="1170"/>
+            <w:tcW w:type="dxa" w:w="1040"/>
             <w:vAlign w:val="center"/>
             <w:tcMar>
               <w:top w:w="80" w:type="dxa"/>
@@ -9905,151 +10185,176 @@
         </w:tc>
         <w:tc>
           <w:tcPr>
-            <w:tcW w:type="dxa" w:w="1170"/>
-            <w:vAlign w:val="center"/>
-            <w:tcMar>
-              <w:top w:w="80" w:type="dxa"/>
-              <w:start w:w="120" w:type="dxa"/>
-              <w:bottom w:w="80" w:type="dxa"/>
-              <w:end w:w="120" w:type="dxa"/>
-            </w:tcMar>
-          </w:tcPr>
-          <w:p>
-            <w:pPr>
-              <w:spacing w:before="0" w:after="40" w:line="264" w:lineRule="auto"/>
-            </w:pPr>
-            <w:r>
-              <w:rPr>
-                <w:rFonts w:ascii="Calibri" w:hAnsi="Calibri"/>
-                <w:b w:val="0"/>
-                <w:sz w:val="18"/>
-              </w:rPr>
-              <w:t>489</w:t>
-            </w:r>
-          </w:p>
-        </w:tc>
-        <w:tc>
-          <w:tcPr>
-            <w:tcW w:type="dxa" w:w="1170"/>
-            <w:vAlign w:val="center"/>
-            <w:tcMar>
-              <w:top w:w="80" w:type="dxa"/>
-              <w:start w:w="120" w:type="dxa"/>
-              <w:bottom w:w="80" w:type="dxa"/>
-              <w:end w:w="120" w:type="dxa"/>
-            </w:tcMar>
-          </w:tcPr>
-          <w:p>
-            <w:pPr>
-              <w:spacing w:before="0" w:after="40" w:line="264" w:lineRule="auto"/>
-            </w:pPr>
-            <w:r>
-              <w:rPr>
-                <w:rFonts w:ascii="Calibri" w:hAnsi="Calibri"/>
-                <w:b w:val="0"/>
-                <w:sz w:val="18"/>
-              </w:rPr>
-              <w:t>11</w:t>
-            </w:r>
-          </w:p>
-        </w:tc>
-        <w:tc>
-          <w:tcPr>
-            <w:tcW w:type="dxa" w:w="1170"/>
-            <w:vAlign w:val="center"/>
-            <w:tcMar>
-              <w:top w:w="80" w:type="dxa"/>
-              <w:start w:w="120" w:type="dxa"/>
-              <w:bottom w:w="80" w:type="dxa"/>
-              <w:end w:w="120" w:type="dxa"/>
-            </w:tcMar>
-          </w:tcPr>
-          <w:p>
-            <w:pPr>
-              <w:spacing w:before="0" w:after="40" w:line="264" w:lineRule="auto"/>
-            </w:pPr>
-            <w:r>
-              <w:rPr>
-                <w:rFonts w:ascii="Calibri" w:hAnsi="Calibri"/>
-                <w:b w:val="0"/>
-                <w:sz w:val="18"/>
-              </w:rPr>
-              <w:t>1</w:t>
-            </w:r>
-          </w:p>
-        </w:tc>
-        <w:tc>
-          <w:tcPr>
-            <w:tcW w:type="dxa" w:w="1170"/>
-            <w:vAlign w:val="center"/>
-            <w:tcMar>
-              <w:top w:w="80" w:type="dxa"/>
-              <w:start w:w="120" w:type="dxa"/>
-              <w:bottom w:w="80" w:type="dxa"/>
-              <w:end w:w="120" w:type="dxa"/>
-            </w:tcMar>
-          </w:tcPr>
-          <w:p>
-            <w:pPr>
-              <w:spacing w:before="0" w:after="40" w:line="264" w:lineRule="auto"/>
-            </w:pPr>
-            <w:r>
-              <w:rPr>
-                <w:rFonts w:ascii="Calibri" w:hAnsi="Calibri"/>
-                <w:b w:val="0"/>
-                <w:sz w:val="18"/>
-              </w:rPr>
-              <w:t>0</w:t>
-            </w:r>
-          </w:p>
-        </w:tc>
-        <w:tc>
-          <w:tcPr>
-            <w:tcW w:type="dxa" w:w="1170"/>
-            <w:vAlign w:val="center"/>
-            <w:tcMar>
-              <w:top w:w="80" w:type="dxa"/>
-              <w:start w:w="120" w:type="dxa"/>
-              <w:bottom w:w="80" w:type="dxa"/>
-              <w:end w:w="120" w:type="dxa"/>
-            </w:tcMar>
-          </w:tcPr>
-          <w:p>
-            <w:pPr>
-              <w:spacing w:before="0" w:after="40" w:line="264" w:lineRule="auto"/>
-            </w:pPr>
-            <w:r>
-              <w:rPr>
-                <w:rFonts w:ascii="Calibri" w:hAnsi="Calibri"/>
-                <w:b w:val="0"/>
-                <w:sz w:val="18"/>
-              </w:rPr>
-              <w:t>12.671</w:t>
-            </w:r>
-          </w:p>
-        </w:tc>
-        <w:tc>
-          <w:tcPr>
-            <w:tcW w:type="dxa" w:w="1170"/>
-            <w:vAlign w:val="center"/>
-            <w:tcMar>
-              <w:top w:w="80" w:type="dxa"/>
-              <w:start w:w="120" w:type="dxa"/>
-              <w:bottom w:w="80" w:type="dxa"/>
-              <w:end w:w="120" w:type="dxa"/>
-            </w:tcMar>
-          </w:tcPr>
-          <w:p>
-            <w:pPr>
-              <w:spacing w:before="0" w:after="40" w:line="264" w:lineRule="auto"/>
-            </w:pPr>
-            <w:r>
-              <w:rPr>
-                <w:rFonts w:ascii="Calibri" w:hAnsi="Calibri"/>
-                <w:b w:val="0"/>
-                <w:sz w:val="18"/>
-              </w:rPr>
-              <w:t>97,80%</w:t>
+            <w:tcW w:type="dxa" w:w="1040"/>
+            <w:vAlign w:val="center"/>
+            <w:tcMar>
+              <w:top w:w="80" w:type="dxa"/>
+              <w:start w:w="120" w:type="dxa"/>
+              <w:bottom w:w="80" w:type="dxa"/>
+              <w:end w:w="120" w:type="dxa"/>
+            </w:tcMar>
+          </w:tcPr>
+          <w:p>
+            <w:pPr>
+              <w:spacing w:before="0" w:after="40" w:line="264" w:lineRule="auto"/>
+            </w:pPr>
+            <w:r>
+              <w:rPr>
+                <w:rFonts w:ascii="Calibri" w:hAnsi="Calibri"/>
+                <w:b w:val="0"/>
+                <w:sz w:val="18"/>
+              </w:rPr>
+              <w:t>396</w:t>
+            </w:r>
+          </w:p>
+        </w:tc>
+        <w:tc>
+          <w:tcPr>
+            <w:tcW w:type="dxa" w:w="1040"/>
+            <w:vAlign w:val="center"/>
+            <w:tcMar>
+              <w:top w:w="80" w:type="dxa"/>
+              <w:start w:w="120" w:type="dxa"/>
+              <w:bottom w:w="80" w:type="dxa"/>
+              <w:end w:w="120" w:type="dxa"/>
+            </w:tcMar>
+          </w:tcPr>
+          <w:p>
+            <w:pPr>
+              <w:spacing w:before="0" w:after="40" w:line="264" w:lineRule="auto"/>
+            </w:pPr>
+            <w:r>
+              <w:rPr>
+                <w:rFonts w:ascii="Calibri" w:hAnsi="Calibri"/>
+                <w:b w:val="0"/>
+                <w:sz w:val="18"/>
+              </w:rPr>
+              <w:t>104</w:t>
+            </w:r>
+          </w:p>
+        </w:tc>
+        <w:tc>
+          <w:tcPr>
+            <w:tcW w:type="dxa" w:w="1040"/>
+            <w:vAlign w:val="center"/>
+            <w:tcMar>
+              <w:top w:w="80" w:type="dxa"/>
+              <w:start w:w="120" w:type="dxa"/>
+              <w:bottom w:w="80" w:type="dxa"/>
+              <w:end w:w="120" w:type="dxa"/>
+            </w:tcMar>
+          </w:tcPr>
+          <w:p>
+            <w:pPr>
+              <w:spacing w:before="0" w:after="40" w:line="264" w:lineRule="auto"/>
+            </w:pPr>
+            <w:r>
+              <w:rPr>
+                <w:rFonts w:ascii="Calibri" w:hAnsi="Calibri"/>
+                <w:b w:val="0"/>
+                <w:sz w:val="18"/>
+              </w:rPr>
+              <w:t>104</w:t>
+            </w:r>
+          </w:p>
+        </w:tc>
+        <w:tc>
+          <w:tcPr>
+            <w:tcW w:type="dxa" w:w="1040"/>
+            <w:vAlign w:val="center"/>
+            <w:tcMar>
+              <w:top w:w="80" w:type="dxa"/>
+              <w:start w:w="120" w:type="dxa"/>
+              <w:bottom w:w="80" w:type="dxa"/>
+              <w:end w:w="120" w:type="dxa"/>
+            </w:tcMar>
+          </w:tcPr>
+          <w:p>
+            <w:pPr>
+              <w:spacing w:before="0" w:after="40" w:line="264" w:lineRule="auto"/>
+            </w:pPr>
+            <w:r>
+              <w:rPr>
+                <w:rFonts w:ascii="Calibri" w:hAnsi="Calibri"/>
+                <w:b w:val="0"/>
+                <w:sz w:val="18"/>
+              </w:rPr>
+              <w:t>80</w:t>
+            </w:r>
+          </w:p>
+        </w:tc>
+        <w:tc>
+          <w:tcPr>
+            <w:tcW w:type="dxa" w:w="1040"/>
+            <w:vAlign w:val="center"/>
+            <w:tcMar>
+              <w:top w:w="80" w:type="dxa"/>
+              <w:start w:w="120" w:type="dxa"/>
+              <w:bottom w:w="80" w:type="dxa"/>
+              <w:end w:w="120" w:type="dxa"/>
+            </w:tcMar>
+          </w:tcPr>
+          <w:p>
+            <w:pPr>
+              <w:spacing w:before="0" w:after="40" w:line="264" w:lineRule="auto"/>
+            </w:pPr>
+            <w:r>
+              <w:rPr>
+                <w:rFonts w:ascii="Calibri" w:hAnsi="Calibri"/>
+                <w:b w:val="0"/>
+                <w:sz w:val="18"/>
+              </w:rPr>
+              <w:t>23</w:t>
+            </w:r>
+          </w:p>
+        </w:tc>
+        <w:tc>
+          <w:tcPr>
+            <w:tcW w:type="dxa" w:w="1040"/>
+            <w:vAlign w:val="center"/>
+            <w:tcMar>
+              <w:top w:w="80" w:type="dxa"/>
+              <w:start w:w="120" w:type="dxa"/>
+              <w:bottom w:w="80" w:type="dxa"/>
+              <w:end w:w="120" w:type="dxa"/>
+            </w:tcMar>
+          </w:tcPr>
+          <w:p>
+            <w:pPr>
+              <w:spacing w:before="0" w:after="40" w:line="264" w:lineRule="auto"/>
+            </w:pPr>
+            <w:r>
+              <w:rPr>
+                <w:rFonts w:ascii="Calibri" w:hAnsi="Calibri"/>
+                <w:b w:val="0"/>
+                <w:sz w:val="18"/>
+              </w:rPr>
+              <w:t>167.236</w:t>
+            </w:r>
+          </w:p>
+        </w:tc>
+        <w:tc>
+          <w:tcPr>
+            <w:tcW w:type="dxa" w:w="1040"/>
+            <w:vAlign w:val="center"/>
+            <w:tcMar>
+              <w:top w:w="80" w:type="dxa"/>
+              <w:start w:w="120" w:type="dxa"/>
+              <w:bottom w:w="80" w:type="dxa"/>
+              <w:end w:w="120" w:type="dxa"/>
+            </w:tcMar>
+          </w:tcPr>
+          <w:p>
+            <w:pPr>
+              <w:spacing w:before="0" w:after="40" w:line="264" w:lineRule="auto"/>
+            </w:pPr>
+            <w:r>
+              <w:rPr>
+                <w:rFonts w:ascii="Calibri" w:hAnsi="Calibri"/>
+                <w:b w:val="0"/>
+                <w:sz w:val="18"/>
+              </w:rPr>
+              <w:t>79,20%</w:t>
             </w:r>
           </w:p>
         </w:tc>
@@ -10057,7 +10362,7 @@
       <w:tr>
         <w:tc>
           <w:tcPr>
-            <w:tcW w:type="dxa" w:w="1170"/>
+            <w:tcW w:type="dxa" w:w="1040"/>
             <w:vAlign w:val="center"/>
             <w:tcMar>
               <w:top w:w="80" w:type="dxa"/>
@@ -10082,7 +10387,7 @@
         </w:tc>
         <w:tc>
           <w:tcPr>
-            <w:tcW w:type="dxa" w:w="1170"/>
+            <w:tcW w:type="dxa" w:w="1040"/>
             <w:vAlign w:val="center"/>
             <w:tcMar>
               <w:top w:w="80" w:type="dxa"/>
@@ -10107,151 +10412,176 @@
         </w:tc>
         <w:tc>
           <w:tcPr>
-            <w:tcW w:type="dxa" w:w="1170"/>
-            <w:vAlign w:val="center"/>
-            <w:tcMar>
-              <w:top w:w="80" w:type="dxa"/>
-              <w:start w:w="120" w:type="dxa"/>
-              <w:bottom w:w="80" w:type="dxa"/>
-              <w:end w:w="120" w:type="dxa"/>
-            </w:tcMar>
-          </w:tcPr>
-          <w:p>
-            <w:pPr>
-              <w:spacing w:before="0" w:after="40" w:line="264" w:lineRule="auto"/>
-            </w:pPr>
-            <w:r>
-              <w:rPr>
-                <w:rFonts w:ascii="Calibri" w:hAnsi="Calibri"/>
-                <w:b w:val="0"/>
-                <w:sz w:val="18"/>
-              </w:rPr>
-              <w:t>463</w:t>
-            </w:r>
-          </w:p>
-        </w:tc>
-        <w:tc>
-          <w:tcPr>
-            <w:tcW w:type="dxa" w:w="1170"/>
-            <w:vAlign w:val="center"/>
-            <w:tcMar>
-              <w:top w:w="80" w:type="dxa"/>
-              <w:start w:w="120" w:type="dxa"/>
-              <w:bottom w:w="80" w:type="dxa"/>
-              <w:end w:w="120" w:type="dxa"/>
-            </w:tcMar>
-          </w:tcPr>
-          <w:p>
-            <w:pPr>
-              <w:spacing w:before="0" w:after="40" w:line="264" w:lineRule="auto"/>
-            </w:pPr>
-            <w:r>
-              <w:rPr>
-                <w:rFonts w:ascii="Calibri" w:hAnsi="Calibri"/>
-                <w:b w:val="0"/>
-                <w:sz w:val="18"/>
-              </w:rPr>
-              <w:t>37</w:t>
-            </w:r>
-          </w:p>
-        </w:tc>
-        <w:tc>
-          <w:tcPr>
-            <w:tcW w:type="dxa" w:w="1170"/>
-            <w:vAlign w:val="center"/>
-            <w:tcMar>
-              <w:top w:w="80" w:type="dxa"/>
-              <w:start w:w="120" w:type="dxa"/>
-              <w:bottom w:w="80" w:type="dxa"/>
-              <w:end w:w="120" w:type="dxa"/>
-            </w:tcMar>
-          </w:tcPr>
-          <w:p>
-            <w:pPr>
-              <w:spacing w:before="0" w:after="40" w:line="264" w:lineRule="auto"/>
-            </w:pPr>
-            <w:r>
-              <w:rPr>
-                <w:rFonts w:ascii="Calibri" w:hAnsi="Calibri"/>
-                <w:b w:val="0"/>
-                <w:sz w:val="18"/>
-              </w:rPr>
-              <w:t>1</w:t>
-            </w:r>
-          </w:p>
-        </w:tc>
-        <w:tc>
-          <w:tcPr>
-            <w:tcW w:type="dxa" w:w="1170"/>
-            <w:vAlign w:val="center"/>
-            <w:tcMar>
-              <w:top w:w="80" w:type="dxa"/>
-              <w:start w:w="120" w:type="dxa"/>
-              <w:bottom w:w="80" w:type="dxa"/>
-              <w:end w:w="120" w:type="dxa"/>
-            </w:tcMar>
-          </w:tcPr>
-          <w:p>
-            <w:pPr>
-              <w:spacing w:before="0" w:after="40" w:line="264" w:lineRule="auto"/>
-            </w:pPr>
-            <w:r>
-              <w:rPr>
-                <w:rFonts w:ascii="Calibri" w:hAnsi="Calibri"/>
-                <w:b w:val="0"/>
-                <w:sz w:val="18"/>
-              </w:rPr>
-              <w:t>4</w:t>
-            </w:r>
-          </w:p>
-        </w:tc>
-        <w:tc>
-          <w:tcPr>
-            <w:tcW w:type="dxa" w:w="1170"/>
-            <w:vAlign w:val="center"/>
-            <w:tcMar>
-              <w:top w:w="80" w:type="dxa"/>
-              <w:start w:w="120" w:type="dxa"/>
-              <w:bottom w:w="80" w:type="dxa"/>
-              <w:end w:w="120" w:type="dxa"/>
-            </w:tcMar>
-          </w:tcPr>
-          <w:p>
-            <w:pPr>
-              <w:spacing w:before="0" w:after="40" w:line="264" w:lineRule="auto"/>
-            </w:pPr>
-            <w:r>
-              <w:rPr>
-                <w:rFonts w:ascii="Calibri" w:hAnsi="Calibri"/>
-                <w:b w:val="0"/>
-                <w:sz w:val="18"/>
-              </w:rPr>
-              <w:t>43.798</w:t>
-            </w:r>
-          </w:p>
-        </w:tc>
-        <w:tc>
-          <w:tcPr>
-            <w:tcW w:type="dxa" w:w="1170"/>
-            <w:vAlign w:val="center"/>
-            <w:tcMar>
-              <w:top w:w="80" w:type="dxa"/>
-              <w:start w:w="120" w:type="dxa"/>
-              <w:bottom w:w="80" w:type="dxa"/>
-              <w:end w:w="120" w:type="dxa"/>
-            </w:tcMar>
-          </w:tcPr>
-          <w:p>
-            <w:pPr>
-              <w:spacing w:before="0" w:after="40" w:line="264" w:lineRule="auto"/>
-            </w:pPr>
-            <w:r>
-              <w:rPr>
-                <w:rFonts w:ascii="Calibri" w:hAnsi="Calibri"/>
-                <w:b w:val="0"/>
-                <w:sz w:val="18"/>
-              </w:rPr>
-              <w:t>92,60%</w:t>
+            <w:tcW w:type="dxa" w:w="1040"/>
+            <w:vAlign w:val="center"/>
+            <w:tcMar>
+              <w:top w:w="80" w:type="dxa"/>
+              <w:start w:w="120" w:type="dxa"/>
+              <w:bottom w:w="80" w:type="dxa"/>
+              <w:end w:w="120" w:type="dxa"/>
+            </w:tcMar>
+          </w:tcPr>
+          <w:p>
+            <w:pPr>
+              <w:spacing w:before="0" w:after="40" w:line="264" w:lineRule="auto"/>
+            </w:pPr>
+            <w:r>
+              <w:rPr>
+                <w:rFonts w:ascii="Calibri" w:hAnsi="Calibri"/>
+                <w:b w:val="0"/>
+                <w:sz w:val="18"/>
+              </w:rPr>
+              <w:t>417</w:t>
+            </w:r>
+          </w:p>
+        </w:tc>
+        <w:tc>
+          <w:tcPr>
+            <w:tcW w:type="dxa" w:w="1040"/>
+            <w:vAlign w:val="center"/>
+            <w:tcMar>
+              <w:top w:w="80" w:type="dxa"/>
+              <w:start w:w="120" w:type="dxa"/>
+              <w:bottom w:w="80" w:type="dxa"/>
+              <w:end w:w="120" w:type="dxa"/>
+            </w:tcMar>
+          </w:tcPr>
+          <w:p>
+            <w:pPr>
+              <w:spacing w:before="0" w:after="40" w:line="264" w:lineRule="auto"/>
+            </w:pPr>
+            <w:r>
+              <w:rPr>
+                <w:rFonts w:ascii="Calibri" w:hAnsi="Calibri"/>
+                <w:b w:val="0"/>
+                <w:sz w:val="18"/>
+              </w:rPr>
+              <w:t>83</w:t>
+            </w:r>
+          </w:p>
+        </w:tc>
+        <w:tc>
+          <w:tcPr>
+            <w:tcW w:type="dxa" w:w="1040"/>
+            <w:vAlign w:val="center"/>
+            <w:tcMar>
+              <w:top w:w="80" w:type="dxa"/>
+              <w:start w:w="120" w:type="dxa"/>
+              <w:bottom w:w="80" w:type="dxa"/>
+              <w:end w:w="120" w:type="dxa"/>
+            </w:tcMar>
+          </w:tcPr>
+          <w:p>
+            <w:pPr>
+              <w:spacing w:before="0" w:after="40" w:line="264" w:lineRule="auto"/>
+            </w:pPr>
+            <w:r>
+              <w:rPr>
+                <w:rFonts w:ascii="Calibri" w:hAnsi="Calibri"/>
+                <w:b w:val="0"/>
+                <w:sz w:val="18"/>
+              </w:rPr>
+              <w:t>83</w:t>
+            </w:r>
+          </w:p>
+        </w:tc>
+        <w:tc>
+          <w:tcPr>
+            <w:tcW w:type="dxa" w:w="1040"/>
+            <w:vAlign w:val="center"/>
+            <w:tcMar>
+              <w:top w:w="80" w:type="dxa"/>
+              <w:start w:w="120" w:type="dxa"/>
+              <w:bottom w:w="80" w:type="dxa"/>
+              <w:end w:w="120" w:type="dxa"/>
+            </w:tcMar>
+          </w:tcPr>
+          <w:p>
+            <w:pPr>
+              <w:spacing w:before="0" w:after="40" w:line="264" w:lineRule="auto"/>
+            </w:pPr>
+            <w:r>
+              <w:rPr>
+                <w:rFonts w:ascii="Calibri" w:hAnsi="Calibri"/>
+                <w:b w:val="0"/>
+                <w:sz w:val="18"/>
+              </w:rPr>
+              <w:t>60</w:t>
+            </w:r>
+          </w:p>
+        </w:tc>
+        <w:tc>
+          <w:tcPr>
+            <w:tcW w:type="dxa" w:w="1040"/>
+            <w:vAlign w:val="center"/>
+            <w:tcMar>
+              <w:top w:w="80" w:type="dxa"/>
+              <w:start w:w="120" w:type="dxa"/>
+              <w:bottom w:w="80" w:type="dxa"/>
+              <w:end w:w="120" w:type="dxa"/>
+            </w:tcMar>
+          </w:tcPr>
+          <w:p>
+            <w:pPr>
+              <w:spacing w:before="0" w:after="40" w:line="264" w:lineRule="auto"/>
+            </w:pPr>
+            <w:r>
+              <w:rPr>
+                <w:rFonts w:ascii="Calibri" w:hAnsi="Calibri"/>
+                <w:b w:val="0"/>
+                <w:sz w:val="18"/>
+              </w:rPr>
+              <w:t>11</w:t>
+            </w:r>
+          </w:p>
+        </w:tc>
+        <w:tc>
+          <w:tcPr>
+            <w:tcW w:type="dxa" w:w="1040"/>
+            <w:vAlign w:val="center"/>
+            <w:tcMar>
+              <w:top w:w="80" w:type="dxa"/>
+              <w:start w:w="120" w:type="dxa"/>
+              <w:bottom w:w="80" w:type="dxa"/>
+              <w:end w:w="120" w:type="dxa"/>
+            </w:tcMar>
+          </w:tcPr>
+          <w:p>
+            <w:pPr>
+              <w:spacing w:before="0" w:after="40" w:line="264" w:lineRule="auto"/>
+            </w:pPr>
+            <w:r>
+              <w:rPr>
+                <w:rFonts w:ascii="Calibri" w:hAnsi="Calibri"/>
+                <w:b w:val="0"/>
+                <w:sz w:val="18"/>
+              </w:rPr>
+              <w:t>137.057</w:t>
+            </w:r>
+          </w:p>
+        </w:tc>
+        <w:tc>
+          <w:tcPr>
+            <w:tcW w:type="dxa" w:w="1040"/>
+            <w:vAlign w:val="center"/>
+            <w:tcMar>
+              <w:top w:w="80" w:type="dxa"/>
+              <w:start w:w="120" w:type="dxa"/>
+              <w:bottom w:w="80" w:type="dxa"/>
+              <w:end w:w="120" w:type="dxa"/>
+            </w:tcMar>
+          </w:tcPr>
+          <w:p>
+            <w:pPr>
+              <w:spacing w:before="0" w:after="40" w:line="264" w:lineRule="auto"/>
+            </w:pPr>
+            <w:r>
+              <w:rPr>
+                <w:rFonts w:ascii="Calibri" w:hAnsi="Calibri"/>
+                <w:b w:val="0"/>
+                <w:sz w:val="18"/>
+              </w:rPr>
+              <w:t>83,40%</w:t>
             </w:r>
           </w:p>
         </w:tc>
@@ -10259,7 +10589,7 @@
       <w:tr>
         <w:tc>
           <w:tcPr>
-            <w:tcW w:type="dxa" w:w="1170"/>
+            <w:tcW w:type="dxa" w:w="1040"/>
             <w:vAlign w:val="center"/>
             <w:tcMar>
               <w:top w:w="80" w:type="dxa"/>
@@ -10284,7 +10614,7 @@
         </w:tc>
         <w:tc>
           <w:tcPr>
-            <w:tcW w:type="dxa" w:w="1170"/>
+            <w:tcW w:type="dxa" w:w="1040"/>
             <w:vAlign w:val="center"/>
             <w:tcMar>
               <w:top w:w="80" w:type="dxa"/>
@@ -10309,151 +10639,176 @@
         </w:tc>
         <w:tc>
           <w:tcPr>
-            <w:tcW w:type="dxa" w:w="1170"/>
-            <w:vAlign w:val="center"/>
-            <w:tcMar>
-              <w:top w:w="80" w:type="dxa"/>
-              <w:start w:w="120" w:type="dxa"/>
-              <w:bottom w:w="80" w:type="dxa"/>
-              <w:end w:w="120" w:type="dxa"/>
-            </w:tcMar>
-          </w:tcPr>
-          <w:p>
-            <w:pPr>
-              <w:spacing w:before="0" w:after="40" w:line="264" w:lineRule="auto"/>
-            </w:pPr>
-            <w:r>
-              <w:rPr>
-                <w:rFonts w:ascii="Calibri" w:hAnsi="Calibri"/>
-                <w:b w:val="0"/>
-                <w:sz w:val="18"/>
-              </w:rPr>
-              <w:t>476</w:t>
-            </w:r>
-          </w:p>
-        </w:tc>
-        <w:tc>
-          <w:tcPr>
-            <w:tcW w:type="dxa" w:w="1170"/>
-            <w:vAlign w:val="center"/>
-            <w:tcMar>
-              <w:top w:w="80" w:type="dxa"/>
-              <w:start w:w="120" w:type="dxa"/>
-              <w:bottom w:w="80" w:type="dxa"/>
-              <w:end w:w="120" w:type="dxa"/>
-            </w:tcMar>
-          </w:tcPr>
-          <w:p>
-            <w:pPr>
-              <w:spacing w:before="0" w:after="40" w:line="264" w:lineRule="auto"/>
-            </w:pPr>
-            <w:r>
-              <w:rPr>
-                <w:rFonts w:ascii="Calibri" w:hAnsi="Calibri"/>
-                <w:b w:val="0"/>
-                <w:sz w:val="18"/>
-              </w:rPr>
-              <w:t>24</w:t>
-            </w:r>
-          </w:p>
-        </w:tc>
-        <w:tc>
-          <w:tcPr>
-            <w:tcW w:type="dxa" w:w="1170"/>
-            <w:vAlign w:val="center"/>
-            <w:tcMar>
-              <w:top w:w="80" w:type="dxa"/>
-              <w:start w:w="120" w:type="dxa"/>
-              <w:bottom w:w="80" w:type="dxa"/>
-              <w:end w:w="120" w:type="dxa"/>
-            </w:tcMar>
-          </w:tcPr>
-          <w:p>
-            <w:pPr>
-              <w:spacing w:before="0" w:after="40" w:line="264" w:lineRule="auto"/>
-            </w:pPr>
-            <w:r>
-              <w:rPr>
-                <w:rFonts w:ascii="Calibri" w:hAnsi="Calibri"/>
-                <w:b w:val="0"/>
-                <w:sz w:val="18"/>
-              </w:rPr>
-              <w:t>0</w:t>
-            </w:r>
-          </w:p>
-        </w:tc>
-        <w:tc>
-          <w:tcPr>
-            <w:tcW w:type="dxa" w:w="1170"/>
-            <w:vAlign w:val="center"/>
-            <w:tcMar>
-              <w:top w:w="80" w:type="dxa"/>
-              <w:start w:w="120" w:type="dxa"/>
-              <w:bottom w:w="80" w:type="dxa"/>
-              <w:end w:w="120" w:type="dxa"/>
-            </w:tcMar>
-          </w:tcPr>
-          <w:p>
-            <w:pPr>
-              <w:spacing w:before="0" w:after="40" w:line="264" w:lineRule="auto"/>
-            </w:pPr>
-            <w:r>
-              <w:rPr>
-                <w:rFonts w:ascii="Calibri" w:hAnsi="Calibri"/>
-                <w:b w:val="0"/>
-                <w:sz w:val="18"/>
-              </w:rPr>
-              <w:t>0</w:t>
-            </w:r>
-          </w:p>
-        </w:tc>
-        <w:tc>
-          <w:tcPr>
-            <w:tcW w:type="dxa" w:w="1170"/>
-            <w:vAlign w:val="center"/>
-            <w:tcMar>
-              <w:top w:w="80" w:type="dxa"/>
-              <w:start w:w="120" w:type="dxa"/>
-              <w:bottom w:w="80" w:type="dxa"/>
-              <w:end w:w="120" w:type="dxa"/>
-            </w:tcMar>
-          </w:tcPr>
-          <w:p>
-            <w:pPr>
-              <w:spacing w:before="0" w:after="40" w:line="264" w:lineRule="auto"/>
-            </w:pPr>
-            <w:r>
-              <w:rPr>
-                <w:rFonts w:ascii="Calibri" w:hAnsi="Calibri"/>
-                <w:b w:val="0"/>
-                <w:sz w:val="18"/>
-              </w:rPr>
-              <w:t>28.096</w:t>
-            </w:r>
-          </w:p>
-        </w:tc>
-        <w:tc>
-          <w:tcPr>
-            <w:tcW w:type="dxa" w:w="1170"/>
-            <w:vAlign w:val="center"/>
-            <w:tcMar>
-              <w:top w:w="80" w:type="dxa"/>
-              <w:start w:w="120" w:type="dxa"/>
-              <w:bottom w:w="80" w:type="dxa"/>
-              <w:end w:w="120" w:type="dxa"/>
-            </w:tcMar>
-          </w:tcPr>
-          <w:p>
-            <w:pPr>
-              <w:spacing w:before="0" w:after="40" w:line="264" w:lineRule="auto"/>
-            </w:pPr>
-            <w:r>
-              <w:rPr>
-                <w:rFonts w:ascii="Calibri" w:hAnsi="Calibri"/>
-                <w:b w:val="0"/>
-                <w:sz w:val="18"/>
-              </w:rPr>
-              <w:t>95,20%</w:t>
+            <w:tcW w:type="dxa" w:w="1040"/>
+            <w:vAlign w:val="center"/>
+            <w:tcMar>
+              <w:top w:w="80" w:type="dxa"/>
+              <w:start w:w="120" w:type="dxa"/>
+              <w:bottom w:w="80" w:type="dxa"/>
+              <w:end w:w="120" w:type="dxa"/>
+            </w:tcMar>
+          </w:tcPr>
+          <w:p>
+            <w:pPr>
+              <w:spacing w:before="0" w:after="40" w:line="264" w:lineRule="auto"/>
+            </w:pPr>
+            <w:r>
+              <w:rPr>
+                <w:rFonts w:ascii="Calibri" w:hAnsi="Calibri"/>
+                <w:b w:val="0"/>
+                <w:sz w:val="18"/>
+              </w:rPr>
+              <w:t>426</w:t>
+            </w:r>
+          </w:p>
+        </w:tc>
+        <w:tc>
+          <w:tcPr>
+            <w:tcW w:type="dxa" w:w="1040"/>
+            <w:vAlign w:val="center"/>
+            <w:tcMar>
+              <w:top w:w="80" w:type="dxa"/>
+              <w:start w:w="120" w:type="dxa"/>
+              <w:bottom w:w="80" w:type="dxa"/>
+              <w:end w:w="120" w:type="dxa"/>
+            </w:tcMar>
+          </w:tcPr>
+          <w:p>
+            <w:pPr>
+              <w:spacing w:before="0" w:after="40" w:line="264" w:lineRule="auto"/>
+            </w:pPr>
+            <w:r>
+              <w:rPr>
+                <w:rFonts w:ascii="Calibri" w:hAnsi="Calibri"/>
+                <w:b w:val="0"/>
+                <w:sz w:val="18"/>
+              </w:rPr>
+              <w:t>74</w:t>
+            </w:r>
+          </w:p>
+        </w:tc>
+        <w:tc>
+          <w:tcPr>
+            <w:tcW w:type="dxa" w:w="1040"/>
+            <w:vAlign w:val="center"/>
+            <w:tcMar>
+              <w:top w:w="80" w:type="dxa"/>
+              <w:start w:w="120" w:type="dxa"/>
+              <w:bottom w:w="80" w:type="dxa"/>
+              <w:end w:w="120" w:type="dxa"/>
+            </w:tcMar>
+          </w:tcPr>
+          <w:p>
+            <w:pPr>
+              <w:spacing w:before="0" w:after="40" w:line="264" w:lineRule="auto"/>
+            </w:pPr>
+            <w:r>
+              <w:rPr>
+                <w:rFonts w:ascii="Calibri" w:hAnsi="Calibri"/>
+                <w:b w:val="0"/>
+                <w:sz w:val="18"/>
+              </w:rPr>
+              <w:t>62</w:t>
+            </w:r>
+          </w:p>
+        </w:tc>
+        <w:tc>
+          <w:tcPr>
+            <w:tcW w:type="dxa" w:w="1040"/>
+            <w:vAlign w:val="center"/>
+            <w:tcMar>
+              <w:top w:w="80" w:type="dxa"/>
+              <w:start w:w="120" w:type="dxa"/>
+              <w:bottom w:w="80" w:type="dxa"/>
+              <w:end w:w="120" w:type="dxa"/>
+            </w:tcMar>
+          </w:tcPr>
+          <w:p>
+            <w:pPr>
+              <w:spacing w:before="0" w:after="40" w:line="264" w:lineRule="auto"/>
+            </w:pPr>
+            <w:r>
+              <w:rPr>
+                <w:rFonts w:ascii="Calibri" w:hAnsi="Calibri"/>
+                <w:b w:val="0"/>
+                <w:sz w:val="18"/>
+              </w:rPr>
+              <w:t>40</w:t>
+            </w:r>
+          </w:p>
+        </w:tc>
+        <w:tc>
+          <w:tcPr>
+            <w:tcW w:type="dxa" w:w="1040"/>
+            <w:vAlign w:val="center"/>
+            <w:tcMar>
+              <w:top w:w="80" w:type="dxa"/>
+              <w:start w:w="120" w:type="dxa"/>
+              <w:bottom w:w="80" w:type="dxa"/>
+              <w:end w:w="120" w:type="dxa"/>
+            </w:tcMar>
+          </w:tcPr>
+          <w:p>
+            <w:pPr>
+              <w:spacing w:before="0" w:after="40" w:line="264" w:lineRule="auto"/>
+            </w:pPr>
+            <w:r>
+              <w:rPr>
+                <w:rFonts w:ascii="Calibri" w:hAnsi="Calibri"/>
+                <w:b w:val="0"/>
+                <w:sz w:val="18"/>
+              </w:rPr>
+              <w:t>13</w:t>
+            </w:r>
+          </w:p>
+        </w:tc>
+        <w:tc>
+          <w:tcPr>
+            <w:tcW w:type="dxa" w:w="1040"/>
+            <w:vAlign w:val="center"/>
+            <w:tcMar>
+              <w:top w:w="80" w:type="dxa"/>
+              <w:start w:w="120" w:type="dxa"/>
+              <w:bottom w:w="80" w:type="dxa"/>
+              <w:end w:w="120" w:type="dxa"/>
+            </w:tcMar>
+          </w:tcPr>
+          <w:p>
+            <w:pPr>
+              <w:spacing w:before="0" w:after="40" w:line="264" w:lineRule="auto"/>
+            </w:pPr>
+            <w:r>
+              <w:rPr>
+                <w:rFonts w:ascii="Calibri" w:hAnsi="Calibri"/>
+                <w:b w:val="0"/>
+                <w:sz w:val="18"/>
+              </w:rPr>
+              <w:t>104.463</w:t>
+            </w:r>
+          </w:p>
+        </w:tc>
+        <w:tc>
+          <w:tcPr>
+            <w:tcW w:type="dxa" w:w="1040"/>
+            <w:vAlign w:val="center"/>
+            <w:tcMar>
+              <w:top w:w="80" w:type="dxa"/>
+              <w:start w:w="120" w:type="dxa"/>
+              <w:bottom w:w="80" w:type="dxa"/>
+              <w:end w:w="120" w:type="dxa"/>
+            </w:tcMar>
+          </w:tcPr>
+          <w:p>
+            <w:pPr>
+              <w:spacing w:before="0" w:after="40" w:line="264" w:lineRule="auto"/>
+            </w:pPr>
+            <w:r>
+              <w:rPr>
+                <w:rFonts w:ascii="Calibri" w:hAnsi="Calibri"/>
+                <w:b w:val="0"/>
+                <w:sz w:val="18"/>
+              </w:rPr>
+              <w:t>85,20%</w:t>
             </w:r>
           </w:p>
         </w:tc>
@@ -10461,7 +10816,7 @@
       <w:tr>
         <w:tc>
           <w:tcPr>
-            <w:tcW w:type="dxa" w:w="1170"/>
+            <w:tcW w:type="dxa" w:w="1040"/>
             <w:vAlign w:val="center"/>
             <w:tcMar>
               <w:top w:w="80" w:type="dxa"/>
@@ -10486,7 +10841,7 @@
         </w:tc>
         <w:tc>
           <w:tcPr>
-            <w:tcW w:type="dxa" w:w="1170"/>
+            <w:tcW w:type="dxa" w:w="1040"/>
             <w:vAlign w:val="center"/>
             <w:tcMar>
               <w:top w:w="80" w:type="dxa"/>
@@ -10511,151 +10866,176 @@
         </w:tc>
         <w:tc>
           <w:tcPr>
-            <w:tcW w:type="dxa" w:w="1170"/>
-            <w:vAlign w:val="center"/>
-            <w:tcMar>
-              <w:top w:w="80" w:type="dxa"/>
-              <w:start w:w="120" w:type="dxa"/>
-              <w:bottom w:w="80" w:type="dxa"/>
-              <w:end w:w="120" w:type="dxa"/>
-            </w:tcMar>
-          </w:tcPr>
-          <w:p>
-            <w:pPr>
-              <w:spacing w:before="0" w:after="40" w:line="264" w:lineRule="auto"/>
-            </w:pPr>
-            <w:r>
-              <w:rPr>
-                <w:rFonts w:ascii="Calibri" w:hAnsi="Calibri"/>
-                <w:b w:val="0"/>
-                <w:sz w:val="18"/>
-              </w:rPr>
-              <w:t>482</w:t>
-            </w:r>
-          </w:p>
-        </w:tc>
-        <w:tc>
-          <w:tcPr>
-            <w:tcW w:type="dxa" w:w="1170"/>
-            <w:vAlign w:val="center"/>
-            <w:tcMar>
-              <w:top w:w="80" w:type="dxa"/>
-              <w:start w:w="120" w:type="dxa"/>
-              <w:bottom w:w="80" w:type="dxa"/>
-              <w:end w:w="120" w:type="dxa"/>
-            </w:tcMar>
-          </w:tcPr>
-          <w:p>
-            <w:pPr>
-              <w:spacing w:before="0" w:after="40" w:line="264" w:lineRule="auto"/>
-            </w:pPr>
-            <w:r>
-              <w:rPr>
-                <w:rFonts w:ascii="Calibri" w:hAnsi="Calibri"/>
-                <w:b w:val="0"/>
-                <w:sz w:val="18"/>
-              </w:rPr>
-              <w:t>18</w:t>
-            </w:r>
-          </w:p>
-        </w:tc>
-        <w:tc>
-          <w:tcPr>
-            <w:tcW w:type="dxa" w:w="1170"/>
-            <w:vAlign w:val="center"/>
-            <w:tcMar>
-              <w:top w:w="80" w:type="dxa"/>
-              <w:start w:w="120" w:type="dxa"/>
-              <w:bottom w:w="80" w:type="dxa"/>
-              <w:end w:w="120" w:type="dxa"/>
-            </w:tcMar>
-          </w:tcPr>
-          <w:p>
-            <w:pPr>
-              <w:spacing w:before="0" w:after="40" w:line="264" w:lineRule="auto"/>
-            </w:pPr>
-            <w:r>
-              <w:rPr>
-                <w:rFonts w:ascii="Calibri" w:hAnsi="Calibri"/>
-                <w:b w:val="0"/>
-                <w:sz w:val="18"/>
-              </w:rPr>
-              <w:t>0</w:t>
-            </w:r>
-          </w:p>
-        </w:tc>
-        <w:tc>
-          <w:tcPr>
-            <w:tcW w:type="dxa" w:w="1170"/>
-            <w:vAlign w:val="center"/>
-            <w:tcMar>
-              <w:top w:w="80" w:type="dxa"/>
-              <w:start w:w="120" w:type="dxa"/>
-              <w:bottom w:w="80" w:type="dxa"/>
-              <w:end w:w="120" w:type="dxa"/>
-            </w:tcMar>
-          </w:tcPr>
-          <w:p>
-            <w:pPr>
-              <w:spacing w:before="0" w:after="40" w:line="264" w:lineRule="auto"/>
-            </w:pPr>
-            <w:r>
-              <w:rPr>
-                <w:rFonts w:ascii="Calibri" w:hAnsi="Calibri"/>
-                <w:b w:val="0"/>
-                <w:sz w:val="18"/>
-              </w:rPr>
-              <w:t>1</w:t>
-            </w:r>
-          </w:p>
-        </w:tc>
-        <w:tc>
-          <w:tcPr>
-            <w:tcW w:type="dxa" w:w="1170"/>
-            <w:vAlign w:val="center"/>
-            <w:tcMar>
-              <w:top w:w="80" w:type="dxa"/>
-              <w:start w:w="120" w:type="dxa"/>
-              <w:bottom w:w="80" w:type="dxa"/>
-              <w:end w:w="120" w:type="dxa"/>
-            </w:tcMar>
-          </w:tcPr>
-          <w:p>
-            <w:pPr>
-              <w:spacing w:before="0" w:after="40" w:line="264" w:lineRule="auto"/>
-            </w:pPr>
-            <w:r>
-              <w:rPr>
-                <w:rFonts w:ascii="Calibri" w:hAnsi="Calibri"/>
-                <w:b w:val="0"/>
-                <w:sz w:val="18"/>
-              </w:rPr>
-              <w:t>21.776</w:t>
-            </w:r>
-          </w:p>
-        </w:tc>
-        <w:tc>
-          <w:tcPr>
-            <w:tcW w:type="dxa" w:w="1170"/>
-            <w:vAlign w:val="center"/>
-            <w:tcMar>
-              <w:top w:w="80" w:type="dxa"/>
-              <w:start w:w="120" w:type="dxa"/>
-              <w:bottom w:w="80" w:type="dxa"/>
-              <w:end w:w="120" w:type="dxa"/>
-            </w:tcMar>
-          </w:tcPr>
-          <w:p>
-            <w:pPr>
-              <w:spacing w:before="0" w:after="40" w:line="264" w:lineRule="auto"/>
-            </w:pPr>
-            <w:r>
-              <w:rPr>
-                <w:rFonts w:ascii="Calibri" w:hAnsi="Calibri"/>
-                <w:b w:val="0"/>
-                <w:sz w:val="18"/>
-              </w:rPr>
-              <w:t>96,40%</w:t>
+            <w:tcW w:type="dxa" w:w="1040"/>
+            <w:vAlign w:val="center"/>
+            <w:tcMar>
+              <w:top w:w="80" w:type="dxa"/>
+              <w:start w:w="120" w:type="dxa"/>
+              <w:bottom w:w="80" w:type="dxa"/>
+              <w:end w:w="120" w:type="dxa"/>
+            </w:tcMar>
+          </w:tcPr>
+          <w:p>
+            <w:pPr>
+              <w:spacing w:before="0" w:after="40" w:line="264" w:lineRule="auto"/>
+            </w:pPr>
+            <w:r>
+              <w:rPr>
+                <w:rFonts w:ascii="Calibri" w:hAnsi="Calibri"/>
+                <w:b w:val="0"/>
+                <w:sz w:val="18"/>
+              </w:rPr>
+              <w:t>427</w:t>
+            </w:r>
+          </w:p>
+        </w:tc>
+        <w:tc>
+          <w:tcPr>
+            <w:tcW w:type="dxa" w:w="1040"/>
+            <w:vAlign w:val="center"/>
+            <w:tcMar>
+              <w:top w:w="80" w:type="dxa"/>
+              <w:start w:w="120" w:type="dxa"/>
+              <w:bottom w:w="80" w:type="dxa"/>
+              <w:end w:w="120" w:type="dxa"/>
+            </w:tcMar>
+          </w:tcPr>
+          <w:p>
+            <w:pPr>
+              <w:spacing w:before="0" w:after="40" w:line="264" w:lineRule="auto"/>
+            </w:pPr>
+            <w:r>
+              <w:rPr>
+                <w:rFonts w:ascii="Calibri" w:hAnsi="Calibri"/>
+                <w:b w:val="0"/>
+                <w:sz w:val="18"/>
+              </w:rPr>
+              <w:t>73</w:t>
+            </w:r>
+          </w:p>
+        </w:tc>
+        <w:tc>
+          <w:tcPr>
+            <w:tcW w:type="dxa" w:w="1040"/>
+            <w:vAlign w:val="center"/>
+            <w:tcMar>
+              <w:top w:w="80" w:type="dxa"/>
+              <w:start w:w="120" w:type="dxa"/>
+              <w:bottom w:w="80" w:type="dxa"/>
+              <w:end w:w="120" w:type="dxa"/>
+            </w:tcMar>
+          </w:tcPr>
+          <w:p>
+            <w:pPr>
+              <w:spacing w:before="0" w:after="40" w:line="264" w:lineRule="auto"/>
+            </w:pPr>
+            <w:r>
+              <w:rPr>
+                <w:rFonts w:ascii="Calibri" w:hAnsi="Calibri"/>
+                <w:b w:val="0"/>
+                <w:sz w:val="18"/>
+              </w:rPr>
+              <w:t>73</w:t>
+            </w:r>
+          </w:p>
+        </w:tc>
+        <w:tc>
+          <w:tcPr>
+            <w:tcW w:type="dxa" w:w="1040"/>
+            <w:vAlign w:val="center"/>
+            <w:tcMar>
+              <w:top w:w="80" w:type="dxa"/>
+              <w:start w:w="120" w:type="dxa"/>
+              <w:bottom w:w="80" w:type="dxa"/>
+              <w:end w:w="120" w:type="dxa"/>
+            </w:tcMar>
+          </w:tcPr>
+          <w:p>
+            <w:pPr>
+              <w:spacing w:before="0" w:after="40" w:line="264" w:lineRule="auto"/>
+            </w:pPr>
+            <w:r>
+              <w:rPr>
+                <w:rFonts w:ascii="Calibri" w:hAnsi="Calibri"/>
+                <w:b w:val="0"/>
+                <w:sz w:val="18"/>
+              </w:rPr>
+              <w:t>58</w:t>
+            </w:r>
+          </w:p>
+        </w:tc>
+        <w:tc>
+          <w:tcPr>
+            <w:tcW w:type="dxa" w:w="1040"/>
+            <w:vAlign w:val="center"/>
+            <w:tcMar>
+              <w:top w:w="80" w:type="dxa"/>
+              <w:start w:w="120" w:type="dxa"/>
+              <w:bottom w:w="80" w:type="dxa"/>
+              <w:end w:w="120" w:type="dxa"/>
+            </w:tcMar>
+          </w:tcPr>
+          <w:p>
+            <w:pPr>
+              <w:spacing w:before="0" w:after="40" w:line="264" w:lineRule="auto"/>
+            </w:pPr>
+            <w:r>
+              <w:rPr>
+                <w:rFonts w:ascii="Calibri" w:hAnsi="Calibri"/>
+                <w:b w:val="0"/>
+                <w:sz w:val="18"/>
+              </w:rPr>
+              <w:t>2</w:t>
+            </w:r>
+          </w:p>
+        </w:tc>
+        <w:tc>
+          <w:tcPr>
+            <w:tcW w:type="dxa" w:w="1040"/>
+            <w:vAlign w:val="center"/>
+            <w:tcMar>
+              <w:top w:w="80" w:type="dxa"/>
+              <w:start w:w="120" w:type="dxa"/>
+              <w:bottom w:w="80" w:type="dxa"/>
+              <w:end w:w="120" w:type="dxa"/>
+            </w:tcMar>
+          </w:tcPr>
+          <w:p>
+            <w:pPr>
+              <w:spacing w:before="0" w:after="40" w:line="264" w:lineRule="auto"/>
+            </w:pPr>
+            <w:r>
+              <w:rPr>
+                <w:rFonts w:ascii="Calibri" w:hAnsi="Calibri"/>
+                <w:b w:val="0"/>
+                <w:sz w:val="18"/>
+              </w:rPr>
+              <w:t>136.072</w:t>
+            </w:r>
+          </w:p>
+        </w:tc>
+        <w:tc>
+          <w:tcPr>
+            <w:tcW w:type="dxa" w:w="1040"/>
+            <w:vAlign w:val="center"/>
+            <w:tcMar>
+              <w:top w:w="80" w:type="dxa"/>
+              <w:start w:w="120" w:type="dxa"/>
+              <w:bottom w:w="80" w:type="dxa"/>
+              <w:end w:w="120" w:type="dxa"/>
+            </w:tcMar>
+          </w:tcPr>
+          <w:p>
+            <w:pPr>
+              <w:spacing w:before="0" w:after="40" w:line="264" w:lineRule="auto"/>
+            </w:pPr>
+            <w:r>
+              <w:rPr>
+                <w:rFonts w:ascii="Calibri" w:hAnsi="Calibri"/>
+                <w:b w:val="0"/>
+                <w:sz w:val="18"/>
+              </w:rPr>
+              <w:t>85,40%</w:t>
             </w:r>
           </w:p>
         </w:tc>
@@ -10663,7 +11043,7 @@
       <w:tr>
         <w:tc>
           <w:tcPr>
-            <w:tcW w:type="dxa" w:w="1170"/>
+            <w:tcW w:type="dxa" w:w="1040"/>
             <w:vAlign w:val="center"/>
             <w:tcMar>
               <w:top w:w="80" w:type="dxa"/>
@@ -10688,7 +11068,7 @@
         </w:tc>
         <w:tc>
           <w:tcPr>
-            <w:tcW w:type="dxa" w:w="1170"/>
+            <w:tcW w:type="dxa" w:w="1040"/>
             <w:vAlign w:val="center"/>
             <w:tcMar>
               <w:top w:w="80" w:type="dxa"/>
@@ -10713,82 +11093,107 @@
         </w:tc>
         <w:tc>
           <w:tcPr>
-            <w:tcW w:type="dxa" w:w="1170"/>
-            <w:vAlign w:val="center"/>
-            <w:tcMar>
-              <w:top w:w="80" w:type="dxa"/>
-              <w:start w:w="120" w:type="dxa"/>
-              <w:bottom w:w="80" w:type="dxa"/>
-              <w:end w:w="120" w:type="dxa"/>
-            </w:tcMar>
-          </w:tcPr>
-          <w:p>
-            <w:pPr>
-              <w:spacing w:before="0" w:after="40" w:line="264" w:lineRule="auto"/>
-            </w:pPr>
-            <w:r>
-              <w:rPr>
-                <w:rFonts w:ascii="Calibri" w:hAnsi="Calibri"/>
-                <w:b w:val="0"/>
-                <w:sz w:val="18"/>
-              </w:rPr>
-              <w:t>469</w:t>
-            </w:r>
-          </w:p>
-        </w:tc>
-        <w:tc>
-          <w:tcPr>
-            <w:tcW w:type="dxa" w:w="1170"/>
-            <w:vAlign w:val="center"/>
-            <w:tcMar>
-              <w:top w:w="80" w:type="dxa"/>
-              <w:start w:w="120" w:type="dxa"/>
-              <w:bottom w:w="80" w:type="dxa"/>
-              <w:end w:w="120" w:type="dxa"/>
-            </w:tcMar>
-          </w:tcPr>
-          <w:p>
-            <w:pPr>
-              <w:spacing w:before="0" w:after="40" w:line="264" w:lineRule="auto"/>
-            </w:pPr>
-            <w:r>
-              <w:rPr>
-                <w:rFonts w:ascii="Calibri" w:hAnsi="Calibri"/>
-                <w:b w:val="0"/>
-                <w:sz w:val="18"/>
-              </w:rPr>
-              <w:t>31</w:t>
-            </w:r>
-          </w:p>
-        </w:tc>
-        <w:tc>
-          <w:tcPr>
-            <w:tcW w:type="dxa" w:w="1170"/>
-            <w:vAlign w:val="center"/>
-            <w:tcMar>
-              <w:top w:w="80" w:type="dxa"/>
-              <w:start w:w="120" w:type="dxa"/>
-              <w:bottom w:w="80" w:type="dxa"/>
-              <w:end w:w="120" w:type="dxa"/>
-            </w:tcMar>
-          </w:tcPr>
-          <w:p>
-            <w:pPr>
-              <w:spacing w:before="0" w:after="40" w:line="264" w:lineRule="auto"/>
-            </w:pPr>
-            <w:r>
-              <w:rPr>
-                <w:rFonts w:ascii="Calibri" w:hAnsi="Calibri"/>
-                <w:b w:val="0"/>
-                <w:sz w:val="18"/>
-              </w:rPr>
-              <w:t>0</w:t>
-            </w:r>
-          </w:p>
-        </w:tc>
-        <w:tc>
-          <w:tcPr>
-            <w:tcW w:type="dxa" w:w="1170"/>
+            <w:tcW w:type="dxa" w:w="1040"/>
+            <w:vAlign w:val="center"/>
+            <w:tcMar>
+              <w:top w:w="80" w:type="dxa"/>
+              <w:start w:w="120" w:type="dxa"/>
+              <w:bottom w:w="80" w:type="dxa"/>
+              <w:end w:w="120" w:type="dxa"/>
+            </w:tcMar>
+          </w:tcPr>
+          <w:p>
+            <w:pPr>
+              <w:spacing w:before="0" w:after="40" w:line="264" w:lineRule="auto"/>
+            </w:pPr>
+            <w:r>
+              <w:rPr>
+                <w:rFonts w:ascii="Calibri" w:hAnsi="Calibri"/>
+                <w:b w:val="0"/>
+                <w:sz w:val="18"/>
+              </w:rPr>
+              <w:t>418</w:t>
+            </w:r>
+          </w:p>
+        </w:tc>
+        <w:tc>
+          <w:tcPr>
+            <w:tcW w:type="dxa" w:w="1040"/>
+            <w:vAlign w:val="center"/>
+            <w:tcMar>
+              <w:top w:w="80" w:type="dxa"/>
+              <w:start w:w="120" w:type="dxa"/>
+              <w:bottom w:w="80" w:type="dxa"/>
+              <w:end w:w="120" w:type="dxa"/>
+            </w:tcMar>
+          </w:tcPr>
+          <w:p>
+            <w:pPr>
+              <w:spacing w:before="0" w:after="40" w:line="264" w:lineRule="auto"/>
+            </w:pPr>
+            <w:r>
+              <w:rPr>
+                <w:rFonts w:ascii="Calibri" w:hAnsi="Calibri"/>
+                <w:b w:val="0"/>
+                <w:sz w:val="18"/>
+              </w:rPr>
+              <w:t>82</w:t>
+            </w:r>
+          </w:p>
+        </w:tc>
+        <w:tc>
+          <w:tcPr>
+            <w:tcW w:type="dxa" w:w="1040"/>
+            <w:vAlign w:val="center"/>
+            <w:tcMar>
+              <w:top w:w="80" w:type="dxa"/>
+              <w:start w:w="120" w:type="dxa"/>
+              <w:bottom w:w="80" w:type="dxa"/>
+              <w:end w:w="120" w:type="dxa"/>
+            </w:tcMar>
+          </w:tcPr>
+          <w:p>
+            <w:pPr>
+              <w:spacing w:before="0" w:after="40" w:line="264" w:lineRule="auto"/>
+            </w:pPr>
+            <w:r>
+              <w:rPr>
+                <w:rFonts w:ascii="Calibri" w:hAnsi="Calibri"/>
+                <w:b w:val="0"/>
+                <w:sz w:val="18"/>
+              </w:rPr>
+              <w:t>82</w:t>
+            </w:r>
+          </w:p>
+        </w:tc>
+        <w:tc>
+          <w:tcPr>
+            <w:tcW w:type="dxa" w:w="1040"/>
+            <w:vAlign w:val="center"/>
+            <w:tcMar>
+              <w:top w:w="80" w:type="dxa"/>
+              <w:start w:w="120" w:type="dxa"/>
+              <w:bottom w:w="80" w:type="dxa"/>
+              <w:end w:w="120" w:type="dxa"/>
+            </w:tcMar>
+          </w:tcPr>
+          <w:p>
+            <w:pPr>
+              <w:spacing w:before="0" w:after="40" w:line="264" w:lineRule="auto"/>
+            </w:pPr>
+            <w:r>
+              <w:rPr>
+                <w:rFonts w:ascii="Calibri" w:hAnsi="Calibri"/>
+                <w:b w:val="0"/>
+                <w:sz w:val="18"/>
+              </w:rPr>
+              <w:t>67</w:t>
+            </w:r>
+          </w:p>
+        </w:tc>
+        <w:tc>
+          <w:tcPr>
+            <w:tcW w:type="dxa" w:w="1040"/>
             <w:vAlign w:val="center"/>
             <w:tcMar>
               <w:top w:w="80" w:type="dxa"/>
@@ -10813,51 +11218,51 @@
         </w:tc>
         <w:tc>
           <w:tcPr>
-            <w:tcW w:type="dxa" w:w="1170"/>
-            <w:vAlign w:val="center"/>
-            <w:tcMar>
-              <w:top w:w="80" w:type="dxa"/>
-              <w:start w:w="120" w:type="dxa"/>
-              <w:bottom w:w="80" w:type="dxa"/>
-              <w:end w:w="120" w:type="dxa"/>
-            </w:tcMar>
-          </w:tcPr>
-          <w:p>
-            <w:pPr>
-              <w:spacing w:before="0" w:after="40" w:line="264" w:lineRule="auto"/>
-            </w:pPr>
-            <w:r>
-              <w:rPr>
-                <w:rFonts w:ascii="Calibri" w:hAnsi="Calibri"/>
-                <w:b w:val="0"/>
-                <w:sz w:val="18"/>
-              </w:rPr>
-              <w:t>36.888</w:t>
-            </w:r>
-          </w:p>
-        </w:tc>
-        <w:tc>
-          <w:tcPr>
-            <w:tcW w:type="dxa" w:w="1170"/>
-            <w:vAlign w:val="center"/>
-            <w:tcMar>
-              <w:top w:w="80" w:type="dxa"/>
-              <w:start w:w="120" w:type="dxa"/>
-              <w:bottom w:w="80" w:type="dxa"/>
-              <w:end w:w="120" w:type="dxa"/>
-            </w:tcMar>
-          </w:tcPr>
-          <w:p>
-            <w:pPr>
-              <w:spacing w:before="0" w:after="40" w:line="264" w:lineRule="auto"/>
-            </w:pPr>
-            <w:r>
-              <w:rPr>
-                <w:rFonts w:ascii="Calibri" w:hAnsi="Calibri"/>
-                <w:b w:val="0"/>
-                <w:sz w:val="18"/>
-              </w:rPr>
-              <w:t>93,80%</w:t>
+            <w:tcW w:type="dxa" w:w="1040"/>
+            <w:vAlign w:val="center"/>
+            <w:tcMar>
+              <w:top w:w="80" w:type="dxa"/>
+              <w:start w:w="120" w:type="dxa"/>
+              <w:bottom w:w="80" w:type="dxa"/>
+              <w:end w:w="120" w:type="dxa"/>
+            </w:tcMar>
+          </w:tcPr>
+          <w:p>
+            <w:pPr>
+              <w:spacing w:before="0" w:after="40" w:line="264" w:lineRule="auto"/>
+            </w:pPr>
+            <w:r>
+              <w:rPr>
+                <w:rFonts w:ascii="Calibri" w:hAnsi="Calibri"/>
+                <w:b w:val="0"/>
+                <w:sz w:val="18"/>
+              </w:rPr>
+              <w:t>154.403</w:t>
+            </w:r>
+          </w:p>
+        </w:tc>
+        <w:tc>
+          <w:tcPr>
+            <w:tcW w:type="dxa" w:w="1040"/>
+            <w:vAlign w:val="center"/>
+            <w:tcMar>
+              <w:top w:w="80" w:type="dxa"/>
+              <w:start w:w="120" w:type="dxa"/>
+              <w:bottom w:w="80" w:type="dxa"/>
+              <w:end w:w="120" w:type="dxa"/>
+            </w:tcMar>
+          </w:tcPr>
+          <w:p>
+            <w:pPr>
+              <w:spacing w:before="0" w:after="40" w:line="264" w:lineRule="auto"/>
+            </w:pPr>
+            <w:r>
+              <w:rPr>
+                <w:rFonts w:ascii="Calibri" w:hAnsi="Calibri"/>
+                <w:b w:val="0"/>
+                <w:sz w:val="18"/>
+              </w:rPr>
+              <w:t>83,60%</w:t>
             </w:r>
           </w:p>
         </w:tc>
@@ -10865,7 +11270,7 @@
       <w:tr>
         <w:tc>
           <w:tcPr>
-            <w:tcW w:type="dxa" w:w="1170"/>
+            <w:tcW w:type="dxa" w:w="1040"/>
             <w:vAlign w:val="center"/>
             <w:tcMar>
               <w:top w:w="80" w:type="dxa"/>
@@ -10890,7 +11295,7 @@
         </w:tc>
         <w:tc>
           <w:tcPr>
-            <w:tcW w:type="dxa" w:w="1170"/>
+            <w:tcW w:type="dxa" w:w="1040"/>
             <w:vAlign w:val="center"/>
             <w:tcMar>
               <w:top w:w="80" w:type="dxa"/>
@@ -10915,151 +11320,176 @@
         </w:tc>
         <w:tc>
           <w:tcPr>
-            <w:tcW w:type="dxa" w:w="1170"/>
-            <w:vAlign w:val="center"/>
-            <w:tcMar>
-              <w:top w:w="80" w:type="dxa"/>
-              <w:start w:w="120" w:type="dxa"/>
-              <w:bottom w:w="80" w:type="dxa"/>
-              <w:end w:w="120" w:type="dxa"/>
-            </w:tcMar>
-          </w:tcPr>
-          <w:p>
-            <w:pPr>
-              <w:spacing w:before="0" w:after="40" w:line="264" w:lineRule="auto"/>
-            </w:pPr>
-            <w:r>
-              <w:rPr>
-                <w:rFonts w:ascii="Calibri" w:hAnsi="Calibri"/>
-                <w:b w:val="0"/>
-                <w:sz w:val="18"/>
-              </w:rPr>
-              <w:t>489</w:t>
-            </w:r>
-          </w:p>
-        </w:tc>
-        <w:tc>
-          <w:tcPr>
-            <w:tcW w:type="dxa" w:w="1170"/>
-            <w:vAlign w:val="center"/>
-            <w:tcMar>
-              <w:top w:w="80" w:type="dxa"/>
-              <w:start w:w="120" w:type="dxa"/>
-              <w:bottom w:w="80" w:type="dxa"/>
-              <w:end w:w="120" w:type="dxa"/>
-            </w:tcMar>
-          </w:tcPr>
-          <w:p>
-            <w:pPr>
-              <w:spacing w:before="0" w:after="40" w:line="264" w:lineRule="auto"/>
-            </w:pPr>
-            <w:r>
-              <w:rPr>
-                <w:rFonts w:ascii="Calibri" w:hAnsi="Calibri"/>
-                <w:b w:val="0"/>
-                <w:sz w:val="18"/>
-              </w:rPr>
-              <w:t>11</w:t>
-            </w:r>
-          </w:p>
-        </w:tc>
-        <w:tc>
-          <w:tcPr>
-            <w:tcW w:type="dxa" w:w="1170"/>
-            <w:vAlign w:val="center"/>
-            <w:tcMar>
-              <w:top w:w="80" w:type="dxa"/>
-              <w:start w:w="120" w:type="dxa"/>
-              <w:bottom w:w="80" w:type="dxa"/>
-              <w:end w:w="120" w:type="dxa"/>
-            </w:tcMar>
-          </w:tcPr>
-          <w:p>
-            <w:pPr>
-              <w:spacing w:before="0" w:after="40" w:line="264" w:lineRule="auto"/>
-            </w:pPr>
-            <w:r>
-              <w:rPr>
-                <w:rFonts w:ascii="Calibri" w:hAnsi="Calibri"/>
-                <w:b w:val="0"/>
-                <w:sz w:val="18"/>
-              </w:rPr>
-              <w:t>0</w:t>
-            </w:r>
-          </w:p>
-        </w:tc>
-        <w:tc>
-          <w:tcPr>
-            <w:tcW w:type="dxa" w:w="1170"/>
-            <w:vAlign w:val="center"/>
-            <w:tcMar>
-              <w:top w:w="80" w:type="dxa"/>
-              <w:start w:w="120" w:type="dxa"/>
-              <w:bottom w:w="80" w:type="dxa"/>
-              <w:end w:w="120" w:type="dxa"/>
-            </w:tcMar>
-          </w:tcPr>
-          <w:p>
-            <w:pPr>
-              <w:spacing w:before="0" w:after="40" w:line="264" w:lineRule="auto"/>
-            </w:pPr>
-            <w:r>
-              <w:rPr>
-                <w:rFonts w:ascii="Calibri" w:hAnsi="Calibri"/>
-                <w:b w:val="0"/>
-                <w:sz w:val="18"/>
-              </w:rPr>
-              <w:t>0</w:t>
-            </w:r>
-          </w:p>
-        </w:tc>
-        <w:tc>
-          <w:tcPr>
-            <w:tcW w:type="dxa" w:w="1170"/>
-            <w:vAlign w:val="center"/>
-            <w:tcMar>
-              <w:top w:w="80" w:type="dxa"/>
-              <w:start w:w="120" w:type="dxa"/>
-              <w:bottom w:w="80" w:type="dxa"/>
-              <w:end w:w="120" w:type="dxa"/>
-            </w:tcMar>
-          </w:tcPr>
-          <w:p>
-            <w:pPr>
-              <w:spacing w:before="0" w:after="40" w:line="264" w:lineRule="auto"/>
-            </w:pPr>
-            <w:r>
-              <w:rPr>
-                <w:rFonts w:ascii="Calibri" w:hAnsi="Calibri"/>
-                <w:b w:val="0"/>
-                <w:sz w:val="18"/>
-              </w:rPr>
-              <w:t>13.518</w:t>
-            </w:r>
-          </w:p>
-        </w:tc>
-        <w:tc>
-          <w:tcPr>
-            <w:tcW w:type="dxa" w:w="1170"/>
-            <w:vAlign w:val="center"/>
-            <w:tcMar>
-              <w:top w:w="80" w:type="dxa"/>
-              <w:start w:w="120" w:type="dxa"/>
-              <w:bottom w:w="80" w:type="dxa"/>
-              <w:end w:w="120" w:type="dxa"/>
-            </w:tcMar>
-          </w:tcPr>
-          <w:p>
-            <w:pPr>
-              <w:spacing w:before="0" w:after="40" w:line="264" w:lineRule="auto"/>
-            </w:pPr>
-            <w:r>
-              <w:rPr>
-                <w:rFonts w:ascii="Calibri" w:hAnsi="Calibri"/>
-                <w:b w:val="0"/>
-                <w:sz w:val="18"/>
-              </w:rPr>
-              <w:t>97,80%</w:t>
+            <w:tcW w:type="dxa" w:w="1040"/>
+            <w:vAlign w:val="center"/>
+            <w:tcMar>
+              <w:top w:w="80" w:type="dxa"/>
+              <w:start w:w="120" w:type="dxa"/>
+              <w:bottom w:w="80" w:type="dxa"/>
+              <w:end w:w="120" w:type="dxa"/>
+            </w:tcMar>
+          </w:tcPr>
+          <w:p>
+            <w:pPr>
+              <w:spacing w:before="0" w:after="40" w:line="264" w:lineRule="auto"/>
+            </w:pPr>
+            <w:r>
+              <w:rPr>
+                <w:rFonts w:ascii="Calibri" w:hAnsi="Calibri"/>
+                <w:b w:val="0"/>
+                <w:sz w:val="18"/>
+              </w:rPr>
+              <w:t>417</w:t>
+            </w:r>
+          </w:p>
+        </w:tc>
+        <w:tc>
+          <w:tcPr>
+            <w:tcW w:type="dxa" w:w="1040"/>
+            <w:vAlign w:val="center"/>
+            <w:tcMar>
+              <w:top w:w="80" w:type="dxa"/>
+              <w:start w:w="120" w:type="dxa"/>
+              <w:bottom w:w="80" w:type="dxa"/>
+              <w:end w:w="120" w:type="dxa"/>
+            </w:tcMar>
+          </w:tcPr>
+          <w:p>
+            <w:pPr>
+              <w:spacing w:before="0" w:after="40" w:line="264" w:lineRule="auto"/>
+            </w:pPr>
+            <w:r>
+              <w:rPr>
+                <w:rFonts w:ascii="Calibri" w:hAnsi="Calibri"/>
+                <w:b w:val="0"/>
+                <w:sz w:val="18"/>
+              </w:rPr>
+              <w:t>83</w:t>
+            </w:r>
+          </w:p>
+        </w:tc>
+        <w:tc>
+          <w:tcPr>
+            <w:tcW w:type="dxa" w:w="1040"/>
+            <w:vAlign w:val="center"/>
+            <w:tcMar>
+              <w:top w:w="80" w:type="dxa"/>
+              <w:start w:w="120" w:type="dxa"/>
+              <w:bottom w:w="80" w:type="dxa"/>
+              <w:end w:w="120" w:type="dxa"/>
+            </w:tcMar>
+          </w:tcPr>
+          <w:p>
+            <w:pPr>
+              <w:spacing w:before="0" w:after="40" w:line="264" w:lineRule="auto"/>
+            </w:pPr>
+            <w:r>
+              <w:rPr>
+                <w:rFonts w:ascii="Calibri" w:hAnsi="Calibri"/>
+                <w:b w:val="0"/>
+                <w:sz w:val="18"/>
+              </w:rPr>
+              <w:t>82</w:t>
+            </w:r>
+          </w:p>
+        </w:tc>
+        <w:tc>
+          <w:tcPr>
+            <w:tcW w:type="dxa" w:w="1040"/>
+            <w:vAlign w:val="center"/>
+            <w:tcMar>
+              <w:top w:w="80" w:type="dxa"/>
+              <w:start w:w="120" w:type="dxa"/>
+              <w:bottom w:w="80" w:type="dxa"/>
+              <w:end w:w="120" w:type="dxa"/>
+            </w:tcMar>
+          </w:tcPr>
+          <w:p>
+            <w:pPr>
+              <w:spacing w:before="0" w:after="40" w:line="264" w:lineRule="auto"/>
+            </w:pPr>
+            <w:r>
+              <w:rPr>
+                <w:rFonts w:ascii="Calibri" w:hAnsi="Calibri"/>
+                <w:b w:val="0"/>
+                <w:sz w:val="18"/>
+              </w:rPr>
+              <w:t>50</w:t>
+            </w:r>
+          </w:p>
+        </w:tc>
+        <w:tc>
+          <w:tcPr>
+            <w:tcW w:type="dxa" w:w="1040"/>
+            <w:vAlign w:val="center"/>
+            <w:tcMar>
+              <w:top w:w="80" w:type="dxa"/>
+              <w:start w:w="120" w:type="dxa"/>
+              <w:bottom w:w="80" w:type="dxa"/>
+              <w:end w:w="120" w:type="dxa"/>
+            </w:tcMar>
+          </w:tcPr>
+          <w:p>
+            <w:pPr>
+              <w:spacing w:before="0" w:after="40" w:line="264" w:lineRule="auto"/>
+            </w:pPr>
+            <w:r>
+              <w:rPr>
+                <w:rFonts w:ascii="Calibri" w:hAnsi="Calibri"/>
+                <w:b w:val="0"/>
+                <w:sz w:val="18"/>
+              </w:rPr>
+              <w:t>9</w:t>
+            </w:r>
+          </w:p>
+        </w:tc>
+        <w:tc>
+          <w:tcPr>
+            <w:tcW w:type="dxa" w:w="1040"/>
+            <w:vAlign w:val="center"/>
+            <w:tcMar>
+              <w:top w:w="80" w:type="dxa"/>
+              <w:start w:w="120" w:type="dxa"/>
+              <w:bottom w:w="80" w:type="dxa"/>
+              <w:end w:w="120" w:type="dxa"/>
+            </w:tcMar>
+          </w:tcPr>
+          <w:p>
+            <w:pPr>
+              <w:spacing w:before="0" w:after="40" w:line="264" w:lineRule="auto"/>
+            </w:pPr>
+            <w:r>
+              <w:rPr>
+                <w:rFonts w:ascii="Calibri" w:hAnsi="Calibri"/>
+                <w:b w:val="0"/>
+                <w:sz w:val="18"/>
+              </w:rPr>
+              <w:t>150.054</w:t>
+            </w:r>
+          </w:p>
+        </w:tc>
+        <w:tc>
+          <w:tcPr>
+            <w:tcW w:type="dxa" w:w="1040"/>
+            <w:vAlign w:val="center"/>
+            <w:tcMar>
+              <w:top w:w="80" w:type="dxa"/>
+              <w:start w:w="120" w:type="dxa"/>
+              <w:bottom w:w="80" w:type="dxa"/>
+              <w:end w:w="120" w:type="dxa"/>
+            </w:tcMar>
+          </w:tcPr>
+          <w:p>
+            <w:pPr>
+              <w:spacing w:before="0" w:after="40" w:line="264" w:lineRule="auto"/>
+            </w:pPr>
+            <w:r>
+              <w:rPr>
+                <w:rFonts w:ascii="Calibri" w:hAnsi="Calibri"/>
+                <w:b w:val="0"/>
+                <w:sz w:val="18"/>
+              </w:rPr>
+              <w:t>83,40%</w:t>
             </w:r>
           </w:p>
         </w:tc>
@@ -11067,7 +11497,7 @@
       <w:tr>
         <w:tc>
           <w:tcPr>
-            <w:tcW w:type="dxa" w:w="1170"/>
+            <w:tcW w:type="dxa" w:w="1040"/>
             <w:vAlign w:val="center"/>
             <w:tcMar>
               <w:top w:w="80" w:type="dxa"/>
@@ -11092,7 +11522,7 @@
         </w:tc>
         <w:tc>
           <w:tcPr>
-            <w:tcW w:type="dxa" w:w="1170"/>
+            <w:tcW w:type="dxa" w:w="1040"/>
             <w:vAlign w:val="center"/>
             <w:tcMar>
               <w:top w:w="80" w:type="dxa"/>
@@ -11117,151 +11547,176 @@
         </w:tc>
         <w:tc>
           <w:tcPr>
-            <w:tcW w:type="dxa" w:w="1170"/>
-            <w:vAlign w:val="center"/>
-            <w:tcMar>
-              <w:top w:w="80" w:type="dxa"/>
-              <w:start w:w="120" w:type="dxa"/>
-              <w:bottom w:w="80" w:type="dxa"/>
-              <w:end w:w="120" w:type="dxa"/>
-            </w:tcMar>
-          </w:tcPr>
-          <w:p>
-            <w:pPr>
-              <w:spacing w:before="0" w:after="40" w:line="264" w:lineRule="auto"/>
-            </w:pPr>
-            <w:r>
-              <w:rPr>
-                <w:rFonts w:ascii="Calibri" w:hAnsi="Calibri"/>
-                <w:b w:val="0"/>
-                <w:sz w:val="18"/>
-              </w:rPr>
-              <w:t>460</w:t>
-            </w:r>
-          </w:p>
-        </w:tc>
-        <w:tc>
-          <w:tcPr>
-            <w:tcW w:type="dxa" w:w="1170"/>
-            <w:vAlign w:val="center"/>
-            <w:tcMar>
-              <w:top w:w="80" w:type="dxa"/>
-              <w:start w:w="120" w:type="dxa"/>
-              <w:bottom w:w="80" w:type="dxa"/>
-              <w:end w:w="120" w:type="dxa"/>
-            </w:tcMar>
-          </w:tcPr>
-          <w:p>
-            <w:pPr>
-              <w:spacing w:before="0" w:after="40" w:line="264" w:lineRule="auto"/>
-            </w:pPr>
-            <w:r>
-              <w:rPr>
-                <w:rFonts w:ascii="Calibri" w:hAnsi="Calibri"/>
-                <w:b w:val="0"/>
-                <w:sz w:val="18"/>
-              </w:rPr>
-              <w:t>40</w:t>
-            </w:r>
-          </w:p>
-        </w:tc>
-        <w:tc>
-          <w:tcPr>
-            <w:tcW w:type="dxa" w:w="1170"/>
-            <w:vAlign w:val="center"/>
-            <w:tcMar>
-              <w:top w:w="80" w:type="dxa"/>
-              <w:start w:w="120" w:type="dxa"/>
-              <w:bottom w:w="80" w:type="dxa"/>
-              <w:end w:w="120" w:type="dxa"/>
-            </w:tcMar>
-          </w:tcPr>
-          <w:p>
-            <w:pPr>
-              <w:spacing w:before="0" w:after="40" w:line="264" w:lineRule="auto"/>
-            </w:pPr>
-            <w:r>
-              <w:rPr>
-                <w:rFonts w:ascii="Calibri" w:hAnsi="Calibri"/>
-                <w:b w:val="0"/>
-                <w:sz w:val="18"/>
-              </w:rPr>
-              <w:t>4</w:t>
-            </w:r>
-          </w:p>
-        </w:tc>
-        <w:tc>
-          <w:tcPr>
-            <w:tcW w:type="dxa" w:w="1170"/>
-            <w:vAlign w:val="center"/>
-            <w:tcMar>
-              <w:top w:w="80" w:type="dxa"/>
-              <w:start w:w="120" w:type="dxa"/>
-              <w:bottom w:w="80" w:type="dxa"/>
-              <w:end w:w="120" w:type="dxa"/>
-            </w:tcMar>
-          </w:tcPr>
-          <w:p>
-            <w:pPr>
-              <w:spacing w:before="0" w:after="40" w:line="264" w:lineRule="auto"/>
-            </w:pPr>
-            <w:r>
-              <w:rPr>
-                <w:rFonts w:ascii="Calibri" w:hAnsi="Calibri"/>
-                <w:b w:val="0"/>
-                <w:sz w:val="18"/>
-              </w:rPr>
-              <w:t>4</w:t>
-            </w:r>
-          </w:p>
-        </w:tc>
-        <w:tc>
-          <w:tcPr>
-            <w:tcW w:type="dxa" w:w="1170"/>
-            <w:vAlign w:val="center"/>
-            <w:tcMar>
-              <w:top w:w="80" w:type="dxa"/>
-              <w:start w:w="120" w:type="dxa"/>
-              <w:bottom w:w="80" w:type="dxa"/>
-              <w:end w:w="120" w:type="dxa"/>
-            </w:tcMar>
-          </w:tcPr>
-          <w:p>
-            <w:pPr>
-              <w:spacing w:before="0" w:after="40" w:line="264" w:lineRule="auto"/>
-            </w:pPr>
-            <w:r>
-              <w:rPr>
-                <w:rFonts w:ascii="Calibri" w:hAnsi="Calibri"/>
-                <w:b w:val="0"/>
-                <w:sz w:val="18"/>
-              </w:rPr>
-              <w:t>48.026</w:t>
-            </w:r>
-          </w:p>
-        </w:tc>
-        <w:tc>
-          <w:tcPr>
-            <w:tcW w:type="dxa" w:w="1170"/>
-            <w:vAlign w:val="center"/>
-            <w:tcMar>
-              <w:top w:w="80" w:type="dxa"/>
-              <w:start w:w="120" w:type="dxa"/>
-              <w:bottom w:w="80" w:type="dxa"/>
-              <w:end w:w="120" w:type="dxa"/>
-            </w:tcMar>
-          </w:tcPr>
-          <w:p>
-            <w:pPr>
-              <w:spacing w:before="0" w:after="40" w:line="264" w:lineRule="auto"/>
-            </w:pPr>
-            <w:r>
-              <w:rPr>
-                <w:rFonts w:ascii="Calibri" w:hAnsi="Calibri"/>
-                <w:b w:val="0"/>
-                <w:sz w:val="18"/>
-              </w:rPr>
-              <w:t>92,00%</w:t>
+            <w:tcW w:type="dxa" w:w="1040"/>
+            <w:vAlign w:val="center"/>
+            <w:tcMar>
+              <w:top w:w="80" w:type="dxa"/>
+              <w:start w:w="120" w:type="dxa"/>
+              <w:bottom w:w="80" w:type="dxa"/>
+              <w:end w:w="120" w:type="dxa"/>
+            </w:tcMar>
+          </w:tcPr>
+          <w:p>
+            <w:pPr>
+              <w:spacing w:before="0" w:after="40" w:line="264" w:lineRule="auto"/>
+            </w:pPr>
+            <w:r>
+              <w:rPr>
+                <w:rFonts w:ascii="Calibri" w:hAnsi="Calibri"/>
+                <w:b w:val="0"/>
+                <w:sz w:val="18"/>
+              </w:rPr>
+              <w:t>423</w:t>
+            </w:r>
+          </w:p>
+        </w:tc>
+        <w:tc>
+          <w:tcPr>
+            <w:tcW w:type="dxa" w:w="1040"/>
+            <w:vAlign w:val="center"/>
+            <w:tcMar>
+              <w:top w:w="80" w:type="dxa"/>
+              <w:start w:w="120" w:type="dxa"/>
+              <w:bottom w:w="80" w:type="dxa"/>
+              <w:end w:w="120" w:type="dxa"/>
+            </w:tcMar>
+          </w:tcPr>
+          <w:p>
+            <w:pPr>
+              <w:spacing w:before="0" w:after="40" w:line="264" w:lineRule="auto"/>
+            </w:pPr>
+            <w:r>
+              <w:rPr>
+                <w:rFonts w:ascii="Calibri" w:hAnsi="Calibri"/>
+                <w:b w:val="0"/>
+                <w:sz w:val="18"/>
+              </w:rPr>
+              <w:t>77</w:t>
+            </w:r>
+          </w:p>
+        </w:tc>
+        <w:tc>
+          <w:tcPr>
+            <w:tcW w:type="dxa" w:w="1040"/>
+            <w:vAlign w:val="center"/>
+            <w:tcMar>
+              <w:top w:w="80" w:type="dxa"/>
+              <w:start w:w="120" w:type="dxa"/>
+              <w:bottom w:w="80" w:type="dxa"/>
+              <w:end w:w="120" w:type="dxa"/>
+            </w:tcMar>
+          </w:tcPr>
+          <w:p>
+            <w:pPr>
+              <w:spacing w:before="0" w:after="40" w:line="264" w:lineRule="auto"/>
+            </w:pPr>
+            <w:r>
+              <w:rPr>
+                <w:rFonts w:ascii="Calibri" w:hAnsi="Calibri"/>
+                <w:b w:val="0"/>
+                <w:sz w:val="18"/>
+              </w:rPr>
+              <w:t>77</w:t>
+            </w:r>
+          </w:p>
+        </w:tc>
+        <w:tc>
+          <w:tcPr>
+            <w:tcW w:type="dxa" w:w="1040"/>
+            <w:vAlign w:val="center"/>
+            <w:tcMar>
+              <w:top w:w="80" w:type="dxa"/>
+              <w:start w:w="120" w:type="dxa"/>
+              <w:bottom w:w="80" w:type="dxa"/>
+              <w:end w:w="120" w:type="dxa"/>
+            </w:tcMar>
+          </w:tcPr>
+          <w:p>
+            <w:pPr>
+              <w:spacing w:before="0" w:after="40" w:line="264" w:lineRule="auto"/>
+            </w:pPr>
+            <w:r>
+              <w:rPr>
+                <w:rFonts w:ascii="Calibri" w:hAnsi="Calibri"/>
+                <w:b w:val="0"/>
+                <w:sz w:val="18"/>
+              </w:rPr>
+              <w:t>63</w:t>
+            </w:r>
+          </w:p>
+        </w:tc>
+        <w:tc>
+          <w:tcPr>
+            <w:tcW w:type="dxa" w:w="1040"/>
+            <w:vAlign w:val="center"/>
+            <w:tcMar>
+              <w:top w:w="80" w:type="dxa"/>
+              <w:start w:w="120" w:type="dxa"/>
+              <w:bottom w:w="80" w:type="dxa"/>
+              <w:end w:w="120" w:type="dxa"/>
+            </w:tcMar>
+          </w:tcPr>
+          <w:p>
+            <w:pPr>
+              <w:spacing w:before="0" w:after="40" w:line="264" w:lineRule="auto"/>
+            </w:pPr>
+            <w:r>
+              <w:rPr>
+                <w:rFonts w:ascii="Calibri" w:hAnsi="Calibri"/>
+                <w:b w:val="0"/>
+                <w:sz w:val="18"/>
+              </w:rPr>
+              <w:t>3</w:t>
+            </w:r>
+          </w:p>
+        </w:tc>
+        <w:tc>
+          <w:tcPr>
+            <w:tcW w:type="dxa" w:w="1040"/>
+            <w:vAlign w:val="center"/>
+            <w:tcMar>
+              <w:top w:w="80" w:type="dxa"/>
+              <w:start w:w="120" w:type="dxa"/>
+              <w:bottom w:w="80" w:type="dxa"/>
+              <w:end w:w="120" w:type="dxa"/>
+            </w:tcMar>
+          </w:tcPr>
+          <w:p>
+            <w:pPr>
+              <w:spacing w:before="0" w:after="40" w:line="264" w:lineRule="auto"/>
+            </w:pPr>
+            <w:r>
+              <w:rPr>
+                <w:rFonts w:ascii="Calibri" w:hAnsi="Calibri"/>
+                <w:b w:val="0"/>
+                <w:sz w:val="18"/>
+              </w:rPr>
+              <w:t>145.378</w:t>
+            </w:r>
+          </w:p>
+        </w:tc>
+        <w:tc>
+          <w:tcPr>
+            <w:tcW w:type="dxa" w:w="1040"/>
+            <w:vAlign w:val="center"/>
+            <w:tcMar>
+              <w:top w:w="80" w:type="dxa"/>
+              <w:start w:w="120" w:type="dxa"/>
+              <w:bottom w:w="80" w:type="dxa"/>
+              <w:end w:w="120" w:type="dxa"/>
+            </w:tcMar>
+          </w:tcPr>
+          <w:p>
+            <w:pPr>
+              <w:spacing w:before="0" w:after="40" w:line="264" w:lineRule="auto"/>
+            </w:pPr>
+            <w:r>
+              <w:rPr>
+                <w:rFonts w:ascii="Calibri" w:hAnsi="Calibri"/>
+                <w:b w:val="0"/>
+                <w:sz w:val="18"/>
+              </w:rPr>
+              <w:t>84,60%</w:t>
             </w:r>
           </w:p>
         </w:tc>
@@ -11269,7 +11724,7 @@
       <w:tr>
         <w:tc>
           <w:tcPr>
-            <w:tcW w:type="dxa" w:w="1170"/>
+            <w:tcW w:type="dxa" w:w="1040"/>
             <w:vAlign w:val="center"/>
             <w:tcMar>
               <w:top w:w="80" w:type="dxa"/>
@@ -11294,7 +11749,7 @@
         </w:tc>
         <w:tc>
           <w:tcPr>
-            <w:tcW w:type="dxa" w:w="1170"/>
+            <w:tcW w:type="dxa" w:w="1040"/>
             <w:vAlign w:val="center"/>
             <w:tcMar>
               <w:top w:w="80" w:type="dxa"/>
@@ -11319,151 +11774,176 @@
         </w:tc>
         <w:tc>
           <w:tcPr>
-            <w:tcW w:type="dxa" w:w="1170"/>
-            <w:vAlign w:val="center"/>
-            <w:tcMar>
-              <w:top w:w="80" w:type="dxa"/>
-              <w:start w:w="120" w:type="dxa"/>
-              <w:bottom w:w="80" w:type="dxa"/>
-              <w:end w:w="120" w:type="dxa"/>
-            </w:tcMar>
-          </w:tcPr>
-          <w:p>
-            <w:pPr>
-              <w:spacing w:before="0" w:after="40" w:line="264" w:lineRule="auto"/>
-            </w:pPr>
-            <w:r>
-              <w:rPr>
-                <w:rFonts w:ascii="Calibri" w:hAnsi="Calibri"/>
-                <w:b w:val="0"/>
-                <w:sz w:val="18"/>
-              </w:rPr>
-              <w:t>475</w:t>
-            </w:r>
-          </w:p>
-        </w:tc>
-        <w:tc>
-          <w:tcPr>
-            <w:tcW w:type="dxa" w:w="1170"/>
-            <w:vAlign w:val="center"/>
-            <w:tcMar>
-              <w:top w:w="80" w:type="dxa"/>
-              <w:start w:w="120" w:type="dxa"/>
-              <w:bottom w:w="80" w:type="dxa"/>
-              <w:end w:w="120" w:type="dxa"/>
-            </w:tcMar>
-          </w:tcPr>
-          <w:p>
-            <w:pPr>
-              <w:spacing w:before="0" w:after="40" w:line="264" w:lineRule="auto"/>
-            </w:pPr>
-            <w:r>
-              <w:rPr>
-                <w:rFonts w:ascii="Calibri" w:hAnsi="Calibri"/>
-                <w:b w:val="0"/>
-                <w:sz w:val="18"/>
-              </w:rPr>
-              <w:t>25</w:t>
-            </w:r>
-          </w:p>
-        </w:tc>
-        <w:tc>
-          <w:tcPr>
-            <w:tcW w:type="dxa" w:w="1170"/>
-            <w:vAlign w:val="center"/>
-            <w:tcMar>
-              <w:top w:w="80" w:type="dxa"/>
-              <w:start w:w="120" w:type="dxa"/>
-              <w:bottom w:w="80" w:type="dxa"/>
-              <w:end w:w="120" w:type="dxa"/>
-            </w:tcMar>
-          </w:tcPr>
-          <w:p>
-            <w:pPr>
-              <w:spacing w:before="0" w:after="40" w:line="264" w:lineRule="auto"/>
-            </w:pPr>
-            <w:r>
-              <w:rPr>
-                <w:rFonts w:ascii="Calibri" w:hAnsi="Calibri"/>
-                <w:b w:val="0"/>
-                <w:sz w:val="18"/>
-              </w:rPr>
-              <w:t>1</w:t>
-            </w:r>
-          </w:p>
-        </w:tc>
-        <w:tc>
-          <w:tcPr>
-            <w:tcW w:type="dxa" w:w="1170"/>
-            <w:vAlign w:val="center"/>
-            <w:tcMar>
-              <w:top w:w="80" w:type="dxa"/>
-              <w:start w:w="120" w:type="dxa"/>
-              <w:bottom w:w="80" w:type="dxa"/>
-              <w:end w:w="120" w:type="dxa"/>
-            </w:tcMar>
-          </w:tcPr>
-          <w:p>
-            <w:pPr>
-              <w:spacing w:before="0" w:after="40" w:line="264" w:lineRule="auto"/>
-            </w:pPr>
-            <w:r>
-              <w:rPr>
-                <w:rFonts w:ascii="Calibri" w:hAnsi="Calibri"/>
-                <w:b w:val="0"/>
-                <w:sz w:val="18"/>
-              </w:rPr>
-              <w:t>4</w:t>
-            </w:r>
-          </w:p>
-        </w:tc>
-        <w:tc>
-          <w:tcPr>
-            <w:tcW w:type="dxa" w:w="1170"/>
-            <w:vAlign w:val="center"/>
-            <w:tcMar>
-              <w:top w:w="80" w:type="dxa"/>
-              <w:start w:w="120" w:type="dxa"/>
-              <w:bottom w:w="80" w:type="dxa"/>
-              <w:end w:w="120" w:type="dxa"/>
-            </w:tcMar>
-          </w:tcPr>
-          <w:p>
-            <w:pPr>
-              <w:spacing w:before="0" w:after="40" w:line="264" w:lineRule="auto"/>
-            </w:pPr>
-            <w:r>
-              <w:rPr>
-                <w:rFonts w:ascii="Calibri" w:hAnsi="Calibri"/>
-                <w:b w:val="0"/>
-                <w:sz w:val="18"/>
-              </w:rPr>
-              <w:t>29.362</w:t>
-            </w:r>
-          </w:p>
-        </w:tc>
-        <w:tc>
-          <w:tcPr>
-            <w:tcW w:type="dxa" w:w="1170"/>
-            <w:vAlign w:val="center"/>
-            <w:tcMar>
-              <w:top w:w="80" w:type="dxa"/>
-              <w:start w:w="120" w:type="dxa"/>
-              <w:bottom w:w="80" w:type="dxa"/>
-              <w:end w:w="120" w:type="dxa"/>
-            </w:tcMar>
-          </w:tcPr>
-          <w:p>
-            <w:pPr>
-              <w:spacing w:before="0" w:after="40" w:line="264" w:lineRule="auto"/>
-            </w:pPr>
-            <w:r>
-              <w:rPr>
-                <w:rFonts w:ascii="Calibri" w:hAnsi="Calibri"/>
-                <w:b w:val="0"/>
-                <w:sz w:val="18"/>
-              </w:rPr>
-              <w:t>95,00%</w:t>
+            <w:tcW w:type="dxa" w:w="1040"/>
+            <w:vAlign w:val="center"/>
+            <w:tcMar>
+              <w:top w:w="80" w:type="dxa"/>
+              <w:start w:w="120" w:type="dxa"/>
+              <w:bottom w:w="80" w:type="dxa"/>
+              <w:end w:w="120" w:type="dxa"/>
+            </w:tcMar>
+          </w:tcPr>
+          <w:p>
+            <w:pPr>
+              <w:spacing w:before="0" w:after="40" w:line="264" w:lineRule="auto"/>
+            </w:pPr>
+            <w:r>
+              <w:rPr>
+                <w:rFonts w:ascii="Calibri" w:hAnsi="Calibri"/>
+                <w:b w:val="0"/>
+                <w:sz w:val="18"/>
+              </w:rPr>
+              <w:t>397</w:t>
+            </w:r>
+          </w:p>
+        </w:tc>
+        <w:tc>
+          <w:tcPr>
+            <w:tcW w:type="dxa" w:w="1040"/>
+            <w:vAlign w:val="center"/>
+            <w:tcMar>
+              <w:top w:w="80" w:type="dxa"/>
+              <w:start w:w="120" w:type="dxa"/>
+              <w:bottom w:w="80" w:type="dxa"/>
+              <w:end w:w="120" w:type="dxa"/>
+            </w:tcMar>
+          </w:tcPr>
+          <w:p>
+            <w:pPr>
+              <w:spacing w:before="0" w:after="40" w:line="264" w:lineRule="auto"/>
+            </w:pPr>
+            <w:r>
+              <w:rPr>
+                <w:rFonts w:ascii="Calibri" w:hAnsi="Calibri"/>
+                <w:b w:val="0"/>
+                <w:sz w:val="18"/>
+              </w:rPr>
+              <w:t>103</w:t>
+            </w:r>
+          </w:p>
+        </w:tc>
+        <w:tc>
+          <w:tcPr>
+            <w:tcW w:type="dxa" w:w="1040"/>
+            <w:vAlign w:val="center"/>
+            <w:tcMar>
+              <w:top w:w="80" w:type="dxa"/>
+              <w:start w:w="120" w:type="dxa"/>
+              <w:bottom w:w="80" w:type="dxa"/>
+              <w:end w:w="120" w:type="dxa"/>
+            </w:tcMar>
+          </w:tcPr>
+          <w:p>
+            <w:pPr>
+              <w:spacing w:before="0" w:after="40" w:line="264" w:lineRule="auto"/>
+            </w:pPr>
+            <w:r>
+              <w:rPr>
+                <w:rFonts w:ascii="Calibri" w:hAnsi="Calibri"/>
+                <w:b w:val="0"/>
+                <w:sz w:val="18"/>
+              </w:rPr>
+              <w:t>102</w:t>
+            </w:r>
+          </w:p>
+        </w:tc>
+        <w:tc>
+          <w:tcPr>
+            <w:tcW w:type="dxa" w:w="1040"/>
+            <w:vAlign w:val="center"/>
+            <w:tcMar>
+              <w:top w:w="80" w:type="dxa"/>
+              <w:start w:w="120" w:type="dxa"/>
+              <w:bottom w:w="80" w:type="dxa"/>
+              <w:end w:w="120" w:type="dxa"/>
+            </w:tcMar>
+          </w:tcPr>
+          <w:p>
+            <w:pPr>
+              <w:spacing w:before="0" w:after="40" w:line="264" w:lineRule="auto"/>
+            </w:pPr>
+            <w:r>
+              <w:rPr>
+                <w:rFonts w:ascii="Calibri" w:hAnsi="Calibri"/>
+                <w:b w:val="0"/>
+                <w:sz w:val="18"/>
+              </w:rPr>
+              <w:t>72</w:t>
+            </w:r>
+          </w:p>
+        </w:tc>
+        <w:tc>
+          <w:tcPr>
+            <w:tcW w:type="dxa" w:w="1040"/>
+            <w:vAlign w:val="center"/>
+            <w:tcMar>
+              <w:top w:w="80" w:type="dxa"/>
+              <w:start w:w="120" w:type="dxa"/>
+              <w:bottom w:w="80" w:type="dxa"/>
+              <w:end w:w="120" w:type="dxa"/>
+            </w:tcMar>
+          </w:tcPr>
+          <w:p>
+            <w:pPr>
+              <w:spacing w:before="0" w:after="40" w:line="264" w:lineRule="auto"/>
+            </w:pPr>
+            <w:r>
+              <w:rPr>
+                <w:rFonts w:ascii="Calibri" w:hAnsi="Calibri"/>
+                <w:b w:val="0"/>
+                <w:sz w:val="18"/>
+              </w:rPr>
+              <w:t>9</w:t>
+            </w:r>
+          </w:p>
+        </w:tc>
+        <w:tc>
+          <w:tcPr>
+            <w:tcW w:type="dxa" w:w="1040"/>
+            <w:vAlign w:val="center"/>
+            <w:tcMar>
+              <w:top w:w="80" w:type="dxa"/>
+              <w:start w:w="120" w:type="dxa"/>
+              <w:bottom w:w="80" w:type="dxa"/>
+              <w:end w:w="120" w:type="dxa"/>
+            </w:tcMar>
+          </w:tcPr>
+          <w:p>
+            <w:pPr>
+              <w:spacing w:before="0" w:after="40" w:line="264" w:lineRule="auto"/>
+            </w:pPr>
+            <w:r>
+              <w:rPr>
+                <w:rFonts w:ascii="Calibri" w:hAnsi="Calibri"/>
+                <w:b w:val="0"/>
+                <w:sz w:val="18"/>
+              </w:rPr>
+              <w:t>190.018</w:t>
+            </w:r>
+          </w:p>
+        </w:tc>
+        <w:tc>
+          <w:tcPr>
+            <w:tcW w:type="dxa" w:w="1040"/>
+            <w:vAlign w:val="center"/>
+            <w:tcMar>
+              <w:top w:w="80" w:type="dxa"/>
+              <w:start w:w="120" w:type="dxa"/>
+              <w:bottom w:w="80" w:type="dxa"/>
+              <w:end w:w="120" w:type="dxa"/>
+            </w:tcMar>
+          </w:tcPr>
+          <w:p>
+            <w:pPr>
+              <w:spacing w:before="0" w:after="40" w:line="264" w:lineRule="auto"/>
+            </w:pPr>
+            <w:r>
+              <w:rPr>
+                <w:rFonts w:ascii="Calibri" w:hAnsi="Calibri"/>
+                <w:b w:val="0"/>
+                <w:sz w:val="18"/>
+              </w:rPr>
+              <w:t>79,40%</w:t>
             </w:r>
           </w:p>
         </w:tc>
@@ -11471,7 +11951,7 @@
       <w:tr>
         <w:tc>
           <w:tcPr>
-            <w:tcW w:type="dxa" w:w="1170"/>
+            <w:tcW w:type="dxa" w:w="1040"/>
             <w:vAlign w:val="center"/>
             <w:tcMar>
               <w:top w:w="80" w:type="dxa"/>
@@ -11496,7 +11976,7 @@
         </w:tc>
         <w:tc>
           <w:tcPr>
-            <w:tcW w:type="dxa" w:w="1170"/>
+            <w:tcW w:type="dxa" w:w="1040"/>
             <w:vAlign w:val="center"/>
             <w:tcMar>
               <w:top w:w="80" w:type="dxa"/>
@@ -11521,151 +12001,176 @@
         </w:tc>
         <w:tc>
           <w:tcPr>
-            <w:tcW w:type="dxa" w:w="1170"/>
-            <w:vAlign w:val="center"/>
-            <w:tcMar>
-              <w:top w:w="80" w:type="dxa"/>
-              <w:start w:w="120" w:type="dxa"/>
-              <w:bottom w:w="80" w:type="dxa"/>
-              <w:end w:w="120" w:type="dxa"/>
-            </w:tcMar>
-          </w:tcPr>
-          <w:p>
-            <w:pPr>
-              <w:spacing w:before="0" w:after="40" w:line="264" w:lineRule="auto"/>
-            </w:pPr>
-            <w:r>
-              <w:rPr>
-                <w:rFonts w:ascii="Calibri" w:hAnsi="Calibri"/>
-                <w:b w:val="0"/>
-                <w:sz w:val="18"/>
-              </w:rPr>
-              <w:t>468</w:t>
-            </w:r>
-          </w:p>
-        </w:tc>
-        <w:tc>
-          <w:tcPr>
-            <w:tcW w:type="dxa" w:w="1170"/>
-            <w:vAlign w:val="center"/>
-            <w:tcMar>
-              <w:top w:w="80" w:type="dxa"/>
-              <w:start w:w="120" w:type="dxa"/>
-              <w:bottom w:w="80" w:type="dxa"/>
-              <w:end w:w="120" w:type="dxa"/>
-            </w:tcMar>
-          </w:tcPr>
-          <w:p>
-            <w:pPr>
-              <w:spacing w:before="0" w:after="40" w:line="264" w:lineRule="auto"/>
-            </w:pPr>
-            <w:r>
-              <w:rPr>
-                <w:rFonts w:ascii="Calibri" w:hAnsi="Calibri"/>
-                <w:b w:val="0"/>
-                <w:sz w:val="18"/>
-              </w:rPr>
-              <w:t>32</w:t>
-            </w:r>
-          </w:p>
-        </w:tc>
-        <w:tc>
-          <w:tcPr>
-            <w:tcW w:type="dxa" w:w="1170"/>
-            <w:vAlign w:val="center"/>
-            <w:tcMar>
-              <w:top w:w="80" w:type="dxa"/>
-              <w:start w:w="120" w:type="dxa"/>
-              <w:bottom w:w="80" w:type="dxa"/>
-              <w:end w:w="120" w:type="dxa"/>
-            </w:tcMar>
-          </w:tcPr>
-          <w:p>
-            <w:pPr>
-              <w:spacing w:before="0" w:after="40" w:line="264" w:lineRule="auto"/>
-            </w:pPr>
-            <w:r>
-              <w:rPr>
-                <w:rFonts w:ascii="Calibri" w:hAnsi="Calibri"/>
-                <w:b w:val="0"/>
-                <w:sz w:val="18"/>
-              </w:rPr>
-              <w:t>1</w:t>
-            </w:r>
-          </w:p>
-        </w:tc>
-        <w:tc>
-          <w:tcPr>
-            <w:tcW w:type="dxa" w:w="1170"/>
-            <w:vAlign w:val="center"/>
-            <w:tcMar>
-              <w:top w:w="80" w:type="dxa"/>
-              <w:start w:w="120" w:type="dxa"/>
-              <w:bottom w:w="80" w:type="dxa"/>
-              <w:end w:w="120" w:type="dxa"/>
-            </w:tcMar>
-          </w:tcPr>
-          <w:p>
-            <w:pPr>
-              <w:spacing w:before="0" w:after="40" w:line="264" w:lineRule="auto"/>
-            </w:pPr>
-            <w:r>
-              <w:rPr>
-                <w:rFonts w:ascii="Calibri" w:hAnsi="Calibri"/>
-                <w:b w:val="0"/>
-                <w:sz w:val="18"/>
-              </w:rPr>
-              <w:t>5</w:t>
-            </w:r>
-          </w:p>
-        </w:tc>
-        <w:tc>
-          <w:tcPr>
-            <w:tcW w:type="dxa" w:w="1170"/>
-            <w:vAlign w:val="center"/>
-            <w:tcMar>
-              <w:top w:w="80" w:type="dxa"/>
-              <w:start w:w="120" w:type="dxa"/>
-              <w:bottom w:w="80" w:type="dxa"/>
-              <w:end w:w="120" w:type="dxa"/>
-            </w:tcMar>
-          </w:tcPr>
-          <w:p>
-            <w:pPr>
-              <w:spacing w:before="0" w:after="40" w:line="264" w:lineRule="auto"/>
-            </w:pPr>
-            <w:r>
-              <w:rPr>
-                <w:rFonts w:ascii="Calibri" w:hAnsi="Calibri"/>
-                <w:b w:val="0"/>
-                <w:sz w:val="18"/>
-              </w:rPr>
-              <w:t>38.698</w:t>
-            </w:r>
-          </w:p>
-        </w:tc>
-        <w:tc>
-          <w:tcPr>
-            <w:tcW w:type="dxa" w:w="1170"/>
-            <w:vAlign w:val="center"/>
-            <w:tcMar>
-              <w:top w:w="80" w:type="dxa"/>
-              <w:start w:w="120" w:type="dxa"/>
-              <w:bottom w:w="80" w:type="dxa"/>
-              <w:end w:w="120" w:type="dxa"/>
-            </w:tcMar>
-          </w:tcPr>
-          <w:p>
-            <w:pPr>
-              <w:spacing w:before="0" w:after="40" w:line="264" w:lineRule="auto"/>
-            </w:pPr>
-            <w:r>
-              <w:rPr>
-                <w:rFonts w:ascii="Calibri" w:hAnsi="Calibri"/>
-                <w:b w:val="0"/>
-                <w:sz w:val="18"/>
-              </w:rPr>
-              <w:t>93,60%</w:t>
+            <w:tcW w:type="dxa" w:w="1040"/>
+            <w:vAlign w:val="center"/>
+            <w:tcMar>
+              <w:top w:w="80" w:type="dxa"/>
+              <w:start w:w="120" w:type="dxa"/>
+              <w:bottom w:w="80" w:type="dxa"/>
+              <w:end w:w="120" w:type="dxa"/>
+            </w:tcMar>
+          </w:tcPr>
+          <w:p>
+            <w:pPr>
+              <w:spacing w:before="0" w:after="40" w:line="264" w:lineRule="auto"/>
+            </w:pPr>
+            <w:r>
+              <w:rPr>
+                <w:rFonts w:ascii="Calibri" w:hAnsi="Calibri"/>
+                <w:b w:val="0"/>
+                <w:sz w:val="18"/>
+              </w:rPr>
+              <w:t>377</w:t>
+            </w:r>
+          </w:p>
+        </w:tc>
+        <w:tc>
+          <w:tcPr>
+            <w:tcW w:type="dxa" w:w="1040"/>
+            <w:vAlign w:val="center"/>
+            <w:tcMar>
+              <w:top w:w="80" w:type="dxa"/>
+              <w:start w:w="120" w:type="dxa"/>
+              <w:bottom w:w="80" w:type="dxa"/>
+              <w:end w:w="120" w:type="dxa"/>
+            </w:tcMar>
+          </w:tcPr>
+          <w:p>
+            <w:pPr>
+              <w:spacing w:before="0" w:after="40" w:line="264" w:lineRule="auto"/>
+            </w:pPr>
+            <w:r>
+              <w:rPr>
+                <w:rFonts w:ascii="Calibri" w:hAnsi="Calibri"/>
+                <w:b w:val="0"/>
+                <w:sz w:val="18"/>
+              </w:rPr>
+              <w:t>123</w:t>
+            </w:r>
+          </w:p>
+        </w:tc>
+        <w:tc>
+          <w:tcPr>
+            <w:tcW w:type="dxa" w:w="1040"/>
+            <w:vAlign w:val="center"/>
+            <w:tcMar>
+              <w:top w:w="80" w:type="dxa"/>
+              <w:start w:w="120" w:type="dxa"/>
+              <w:bottom w:w="80" w:type="dxa"/>
+              <w:end w:w="120" w:type="dxa"/>
+            </w:tcMar>
+          </w:tcPr>
+          <w:p>
+            <w:pPr>
+              <w:spacing w:before="0" w:after="40" w:line="264" w:lineRule="auto"/>
+            </w:pPr>
+            <w:r>
+              <w:rPr>
+                <w:rFonts w:ascii="Calibri" w:hAnsi="Calibri"/>
+                <w:b w:val="0"/>
+                <w:sz w:val="18"/>
+              </w:rPr>
+              <w:t>122</w:t>
+            </w:r>
+          </w:p>
+        </w:tc>
+        <w:tc>
+          <w:tcPr>
+            <w:tcW w:type="dxa" w:w="1040"/>
+            <w:vAlign w:val="center"/>
+            <w:tcMar>
+              <w:top w:w="80" w:type="dxa"/>
+              <w:start w:w="120" w:type="dxa"/>
+              <w:bottom w:w="80" w:type="dxa"/>
+              <w:end w:w="120" w:type="dxa"/>
+            </w:tcMar>
+          </w:tcPr>
+          <w:p>
+            <w:pPr>
+              <w:spacing w:before="0" w:after="40" w:line="264" w:lineRule="auto"/>
+            </w:pPr>
+            <w:r>
+              <w:rPr>
+                <w:rFonts w:ascii="Calibri" w:hAnsi="Calibri"/>
+                <w:b w:val="0"/>
+                <w:sz w:val="18"/>
+              </w:rPr>
+              <w:t>87</w:t>
+            </w:r>
+          </w:p>
+        </w:tc>
+        <w:tc>
+          <w:tcPr>
+            <w:tcW w:type="dxa" w:w="1040"/>
+            <w:vAlign w:val="center"/>
+            <w:tcMar>
+              <w:top w:w="80" w:type="dxa"/>
+              <w:start w:w="120" w:type="dxa"/>
+              <w:bottom w:w="80" w:type="dxa"/>
+              <w:end w:w="120" w:type="dxa"/>
+            </w:tcMar>
+          </w:tcPr>
+          <w:p>
+            <w:pPr>
+              <w:spacing w:before="0" w:after="40" w:line="264" w:lineRule="auto"/>
+            </w:pPr>
+            <w:r>
+              <w:rPr>
+                <w:rFonts w:ascii="Calibri" w:hAnsi="Calibri"/>
+                <w:b w:val="0"/>
+                <w:sz w:val="18"/>
+              </w:rPr>
+              <w:t>17</w:t>
+            </w:r>
+          </w:p>
+        </w:tc>
+        <w:tc>
+          <w:tcPr>
+            <w:tcW w:type="dxa" w:w="1040"/>
+            <w:vAlign w:val="center"/>
+            <w:tcMar>
+              <w:top w:w="80" w:type="dxa"/>
+              <w:start w:w="120" w:type="dxa"/>
+              <w:bottom w:w="80" w:type="dxa"/>
+              <w:end w:w="120" w:type="dxa"/>
+            </w:tcMar>
+          </w:tcPr>
+          <w:p>
+            <w:pPr>
+              <w:spacing w:before="0" w:after="40" w:line="264" w:lineRule="auto"/>
+            </w:pPr>
+            <w:r>
+              <w:rPr>
+                <w:rFonts w:ascii="Calibri" w:hAnsi="Calibri"/>
+                <w:b w:val="0"/>
+                <w:sz w:val="18"/>
+              </w:rPr>
+              <w:t>223.627</w:t>
+            </w:r>
+          </w:p>
+        </w:tc>
+        <w:tc>
+          <w:tcPr>
+            <w:tcW w:type="dxa" w:w="1040"/>
+            <w:vAlign w:val="center"/>
+            <w:tcMar>
+              <w:top w:w="80" w:type="dxa"/>
+              <w:start w:w="120" w:type="dxa"/>
+              <w:bottom w:w="80" w:type="dxa"/>
+              <w:end w:w="120" w:type="dxa"/>
+            </w:tcMar>
+          </w:tcPr>
+          <w:p>
+            <w:pPr>
+              <w:spacing w:before="0" w:after="40" w:line="264" w:lineRule="auto"/>
+            </w:pPr>
+            <w:r>
+              <w:rPr>
+                <w:rFonts w:ascii="Calibri" w:hAnsi="Calibri"/>
+                <w:b w:val="0"/>
+                <w:sz w:val="18"/>
+              </w:rPr>
+              <w:t>75,40%</w:t>
             </w:r>
           </w:p>
         </w:tc>
@@ -11673,7 +12178,7 @@
       <w:tr>
         <w:tc>
           <w:tcPr>
-            <w:tcW w:type="dxa" w:w="1170"/>
+            <w:tcW w:type="dxa" w:w="1040"/>
             <w:vAlign w:val="center"/>
             <w:tcMar>
               <w:top w:w="80" w:type="dxa"/>
@@ -11698,7 +12203,7 @@
         </w:tc>
         <w:tc>
           <w:tcPr>
-            <w:tcW w:type="dxa" w:w="1170"/>
+            <w:tcW w:type="dxa" w:w="1040"/>
             <w:vAlign w:val="center"/>
             <w:tcMar>
               <w:top w:w="80" w:type="dxa"/>
@@ -11723,82 +12228,107 @@
         </w:tc>
         <w:tc>
           <w:tcPr>
-            <w:tcW w:type="dxa" w:w="1170"/>
-            <w:vAlign w:val="center"/>
-            <w:tcMar>
-              <w:top w:w="80" w:type="dxa"/>
-              <w:start w:w="120" w:type="dxa"/>
-              <w:bottom w:w="80" w:type="dxa"/>
-              <w:end w:w="120" w:type="dxa"/>
-            </w:tcMar>
-          </w:tcPr>
-          <w:p>
-            <w:pPr>
-              <w:spacing w:before="0" w:after="40" w:line="264" w:lineRule="auto"/>
-            </w:pPr>
-            <w:r>
-              <w:rPr>
-                <w:rFonts w:ascii="Calibri" w:hAnsi="Calibri"/>
-                <w:b w:val="0"/>
-                <w:sz w:val="18"/>
-              </w:rPr>
-              <w:t>471</w:t>
-            </w:r>
-          </w:p>
-        </w:tc>
-        <w:tc>
-          <w:tcPr>
-            <w:tcW w:type="dxa" w:w="1170"/>
-            <w:vAlign w:val="center"/>
-            <w:tcMar>
-              <w:top w:w="80" w:type="dxa"/>
-              <w:start w:w="120" w:type="dxa"/>
-              <w:bottom w:w="80" w:type="dxa"/>
-              <w:end w:w="120" w:type="dxa"/>
-            </w:tcMar>
-          </w:tcPr>
-          <w:p>
-            <w:pPr>
-              <w:spacing w:before="0" w:after="40" w:line="264" w:lineRule="auto"/>
-            </w:pPr>
-            <w:r>
-              <w:rPr>
-                <w:rFonts w:ascii="Calibri" w:hAnsi="Calibri"/>
-                <w:b w:val="0"/>
-                <w:sz w:val="18"/>
-              </w:rPr>
-              <w:t>29</w:t>
-            </w:r>
-          </w:p>
-        </w:tc>
-        <w:tc>
-          <w:tcPr>
-            <w:tcW w:type="dxa" w:w="1170"/>
-            <w:vAlign w:val="center"/>
-            <w:tcMar>
-              <w:top w:w="80" w:type="dxa"/>
-              <w:start w:w="120" w:type="dxa"/>
-              <w:bottom w:w="80" w:type="dxa"/>
-              <w:end w:w="120" w:type="dxa"/>
-            </w:tcMar>
-          </w:tcPr>
-          <w:p>
-            <w:pPr>
-              <w:spacing w:before="0" w:after="40" w:line="264" w:lineRule="auto"/>
-            </w:pPr>
-            <w:r>
-              <w:rPr>
-                <w:rFonts w:ascii="Calibri" w:hAnsi="Calibri"/>
-                <w:b w:val="0"/>
-                <w:sz w:val="18"/>
-              </w:rPr>
-              <w:t>1</w:t>
-            </w:r>
-          </w:p>
-        </w:tc>
-        <w:tc>
-          <w:tcPr>
-            <w:tcW w:type="dxa" w:w="1170"/>
+            <w:tcW w:type="dxa" w:w="1040"/>
+            <w:vAlign w:val="center"/>
+            <w:tcMar>
+              <w:top w:w="80" w:type="dxa"/>
+              <w:start w:w="120" w:type="dxa"/>
+              <w:bottom w:w="80" w:type="dxa"/>
+              <w:end w:w="120" w:type="dxa"/>
+            </w:tcMar>
+          </w:tcPr>
+          <w:p>
+            <w:pPr>
+              <w:spacing w:before="0" w:after="40" w:line="264" w:lineRule="auto"/>
+            </w:pPr>
+            <w:r>
+              <w:rPr>
+                <w:rFonts w:ascii="Calibri" w:hAnsi="Calibri"/>
+                <w:b w:val="0"/>
+                <w:sz w:val="18"/>
+              </w:rPr>
+              <w:t>423</w:t>
+            </w:r>
+          </w:p>
+        </w:tc>
+        <w:tc>
+          <w:tcPr>
+            <w:tcW w:type="dxa" w:w="1040"/>
+            <w:vAlign w:val="center"/>
+            <w:tcMar>
+              <w:top w:w="80" w:type="dxa"/>
+              <w:start w:w="120" w:type="dxa"/>
+              <w:bottom w:w="80" w:type="dxa"/>
+              <w:end w:w="120" w:type="dxa"/>
+            </w:tcMar>
+          </w:tcPr>
+          <w:p>
+            <w:pPr>
+              <w:spacing w:before="0" w:after="40" w:line="264" w:lineRule="auto"/>
+            </w:pPr>
+            <w:r>
+              <w:rPr>
+                <w:rFonts w:ascii="Calibri" w:hAnsi="Calibri"/>
+                <w:b w:val="0"/>
+                <w:sz w:val="18"/>
+              </w:rPr>
+              <w:t>77</w:t>
+            </w:r>
+          </w:p>
+        </w:tc>
+        <w:tc>
+          <w:tcPr>
+            <w:tcW w:type="dxa" w:w="1040"/>
+            <w:vAlign w:val="center"/>
+            <w:tcMar>
+              <w:top w:w="80" w:type="dxa"/>
+              <w:start w:w="120" w:type="dxa"/>
+              <w:bottom w:w="80" w:type="dxa"/>
+              <w:end w:w="120" w:type="dxa"/>
+            </w:tcMar>
+          </w:tcPr>
+          <w:p>
+            <w:pPr>
+              <w:spacing w:before="0" w:after="40" w:line="264" w:lineRule="auto"/>
+            </w:pPr>
+            <w:r>
+              <w:rPr>
+                <w:rFonts w:ascii="Calibri" w:hAnsi="Calibri"/>
+                <w:b w:val="0"/>
+                <w:sz w:val="18"/>
+              </w:rPr>
+              <w:t>76</w:t>
+            </w:r>
+          </w:p>
+        </w:tc>
+        <w:tc>
+          <w:tcPr>
+            <w:tcW w:type="dxa" w:w="1040"/>
+            <w:vAlign w:val="center"/>
+            <w:tcMar>
+              <w:top w:w="80" w:type="dxa"/>
+              <w:start w:w="120" w:type="dxa"/>
+              <w:bottom w:w="80" w:type="dxa"/>
+              <w:end w:w="120" w:type="dxa"/>
+            </w:tcMar>
+          </w:tcPr>
+          <w:p>
+            <w:pPr>
+              <w:spacing w:before="0" w:after="40" w:line="264" w:lineRule="auto"/>
+            </w:pPr>
+            <w:r>
+              <w:rPr>
+                <w:rFonts w:ascii="Calibri" w:hAnsi="Calibri"/>
+                <w:b w:val="0"/>
+                <w:sz w:val="18"/>
+              </w:rPr>
+              <w:t>48</w:t>
+            </w:r>
+          </w:p>
+        </w:tc>
+        <w:tc>
+          <w:tcPr>
+            <w:tcW w:type="dxa" w:w="1040"/>
             <w:vAlign w:val="center"/>
             <w:tcMar>
               <w:top w:w="80" w:type="dxa"/>
@@ -11823,51 +12353,51 @@
         </w:tc>
         <w:tc>
           <w:tcPr>
-            <w:tcW w:type="dxa" w:w="1170"/>
-            <w:vAlign w:val="center"/>
-            <w:tcMar>
-              <w:top w:w="80" w:type="dxa"/>
-              <w:start w:w="120" w:type="dxa"/>
-              <w:bottom w:w="80" w:type="dxa"/>
-              <w:end w:w="120" w:type="dxa"/>
-            </w:tcMar>
-          </w:tcPr>
-          <w:p>
-            <w:pPr>
-              <w:spacing w:before="0" w:after="40" w:line="264" w:lineRule="auto"/>
-            </w:pPr>
-            <w:r>
-              <w:rPr>
-                <w:rFonts w:ascii="Calibri" w:hAnsi="Calibri"/>
-                <w:b w:val="0"/>
-                <w:sz w:val="18"/>
-              </w:rPr>
-              <w:t>33.336</w:t>
-            </w:r>
-          </w:p>
-        </w:tc>
-        <w:tc>
-          <w:tcPr>
-            <w:tcW w:type="dxa" w:w="1170"/>
-            <w:vAlign w:val="center"/>
-            <w:tcMar>
-              <w:top w:w="80" w:type="dxa"/>
-              <w:start w:w="120" w:type="dxa"/>
-              <w:bottom w:w="80" w:type="dxa"/>
-              <w:end w:w="120" w:type="dxa"/>
-            </w:tcMar>
-          </w:tcPr>
-          <w:p>
-            <w:pPr>
-              <w:spacing w:before="0" w:after="40" w:line="264" w:lineRule="auto"/>
-            </w:pPr>
-            <w:r>
-              <w:rPr>
-                <w:rFonts w:ascii="Calibri" w:hAnsi="Calibri"/>
-                <w:b w:val="0"/>
-                <w:sz w:val="18"/>
-              </w:rPr>
-              <w:t>94,20%</w:t>
+            <w:tcW w:type="dxa" w:w="1040"/>
+            <w:vAlign w:val="center"/>
+            <w:tcMar>
+              <w:top w:w="80" w:type="dxa"/>
+              <w:start w:w="120" w:type="dxa"/>
+              <w:bottom w:w="80" w:type="dxa"/>
+              <w:end w:w="120" w:type="dxa"/>
+            </w:tcMar>
+          </w:tcPr>
+          <w:p>
+            <w:pPr>
+              <w:spacing w:before="0" w:after="40" w:line="264" w:lineRule="auto"/>
+            </w:pPr>
+            <w:r>
+              <w:rPr>
+                <w:rFonts w:ascii="Calibri" w:hAnsi="Calibri"/>
+                <w:b w:val="0"/>
+                <w:sz w:val="18"/>
+              </w:rPr>
+              <w:t>141.284</w:t>
+            </w:r>
+          </w:p>
+        </w:tc>
+        <w:tc>
+          <w:tcPr>
+            <w:tcW w:type="dxa" w:w="1040"/>
+            <w:vAlign w:val="center"/>
+            <w:tcMar>
+              <w:top w:w="80" w:type="dxa"/>
+              <w:start w:w="120" w:type="dxa"/>
+              <w:bottom w:w="80" w:type="dxa"/>
+              <w:end w:w="120" w:type="dxa"/>
+            </w:tcMar>
+          </w:tcPr>
+          <w:p>
+            <w:pPr>
+              <w:spacing w:before="0" w:after="40" w:line="264" w:lineRule="auto"/>
+            </w:pPr>
+            <w:r>
+              <w:rPr>
+                <w:rFonts w:ascii="Calibri" w:hAnsi="Calibri"/>
+                <w:b w:val="0"/>
+                <w:sz w:val="18"/>
+              </w:rPr>
+              <w:t>84,60%</w:t>
             </w:r>
           </w:p>
         </w:tc>
@@ -11875,7 +12405,7 @@
       <w:tr>
         <w:tc>
           <w:tcPr>
-            <w:tcW w:type="dxa" w:w="1170"/>
+            <w:tcW w:type="dxa" w:w="1040"/>
             <w:vAlign w:val="center"/>
             <w:tcMar>
               <w:top w:w="80" w:type="dxa"/>
@@ -11900,176 +12430,428 @@
         </w:tc>
         <w:tc>
           <w:tcPr>
-            <w:tcW w:type="dxa" w:w="1170"/>
-            <w:vAlign w:val="center"/>
-            <w:tcMar>
-              <w:top w:w="80" w:type="dxa"/>
-              <w:start w:w="120" w:type="dxa"/>
-              <w:bottom w:w="80" w:type="dxa"/>
-              <w:end w:w="120" w:type="dxa"/>
-            </w:tcMar>
-          </w:tcPr>
-          <w:p>
-            <w:pPr>
-              <w:spacing w:before="0" w:after="40" w:line="264" w:lineRule="auto"/>
-            </w:pPr>
-            <w:r>
-              <w:rPr>
-                <w:rFonts w:ascii="Calibri" w:hAnsi="Calibri"/>
-                <w:b w:val="0"/>
-                <w:sz w:val="18"/>
-              </w:rPr>
-              <w:t>497</w:t>
-            </w:r>
-          </w:p>
-        </w:tc>
-        <w:tc>
-          <w:tcPr>
-            <w:tcW w:type="dxa" w:w="1170"/>
-            <w:vAlign w:val="center"/>
-            <w:tcMar>
-              <w:top w:w="80" w:type="dxa"/>
-              <w:start w:w="120" w:type="dxa"/>
-              <w:bottom w:w="80" w:type="dxa"/>
-              <w:end w:w="120" w:type="dxa"/>
-            </w:tcMar>
-          </w:tcPr>
-          <w:p>
-            <w:pPr>
-              <w:spacing w:before="0" w:after="40" w:line="264" w:lineRule="auto"/>
-            </w:pPr>
-            <w:r>
-              <w:rPr>
-                <w:rFonts w:ascii="Calibri" w:hAnsi="Calibri"/>
-                <w:b w:val="0"/>
-                <w:sz w:val="18"/>
-              </w:rPr>
-              <w:t>468</w:t>
-            </w:r>
-          </w:p>
-        </w:tc>
-        <w:tc>
-          <w:tcPr>
-            <w:tcW w:type="dxa" w:w="1170"/>
-            <w:vAlign w:val="center"/>
-            <w:tcMar>
-              <w:top w:w="80" w:type="dxa"/>
-              <w:start w:w="120" w:type="dxa"/>
-              <w:bottom w:w="80" w:type="dxa"/>
-              <w:end w:w="120" w:type="dxa"/>
-            </w:tcMar>
-          </w:tcPr>
-          <w:p>
-            <w:pPr>
-              <w:spacing w:before="0" w:after="40" w:line="264" w:lineRule="auto"/>
-            </w:pPr>
-            <w:r>
-              <w:rPr>
-                <w:rFonts w:ascii="Calibri" w:hAnsi="Calibri"/>
-                <w:b w:val="0"/>
-                <w:sz w:val="18"/>
-              </w:rPr>
-              <w:t>29</w:t>
-            </w:r>
-          </w:p>
-        </w:tc>
-        <w:tc>
-          <w:tcPr>
-            <w:tcW w:type="dxa" w:w="1170"/>
-            <w:vAlign w:val="center"/>
-            <w:tcMar>
-              <w:top w:w="80" w:type="dxa"/>
-              <w:start w:w="120" w:type="dxa"/>
-              <w:bottom w:w="80" w:type="dxa"/>
-              <w:end w:w="120" w:type="dxa"/>
-            </w:tcMar>
-          </w:tcPr>
-          <w:p>
-            <w:pPr>
-              <w:spacing w:before="0" w:after="40" w:line="264" w:lineRule="auto"/>
-            </w:pPr>
-            <w:r>
-              <w:rPr>
-                <w:rFonts w:ascii="Calibri" w:hAnsi="Calibri"/>
-                <w:b w:val="0"/>
-                <w:sz w:val="18"/>
-              </w:rPr>
-              <w:t>1</w:t>
-            </w:r>
-          </w:p>
-        </w:tc>
-        <w:tc>
-          <w:tcPr>
-            <w:tcW w:type="dxa" w:w="1170"/>
-            <w:vAlign w:val="center"/>
-            <w:tcMar>
-              <w:top w:w="80" w:type="dxa"/>
-              <w:start w:w="120" w:type="dxa"/>
-              <w:bottom w:w="80" w:type="dxa"/>
-              <w:end w:w="120" w:type="dxa"/>
-            </w:tcMar>
-          </w:tcPr>
-          <w:p>
-            <w:pPr>
-              <w:spacing w:before="0" w:after="40" w:line="264" w:lineRule="auto"/>
-            </w:pPr>
-            <w:r>
-              <w:rPr>
-                <w:rFonts w:ascii="Calibri" w:hAnsi="Calibri"/>
-                <w:b w:val="0"/>
-                <w:sz w:val="18"/>
-              </w:rPr>
-              <w:t>3</w:t>
-            </w:r>
-          </w:p>
-        </w:tc>
-        <w:tc>
-          <w:tcPr>
-            <w:tcW w:type="dxa" w:w="1170"/>
-            <w:vAlign w:val="center"/>
-            <w:tcMar>
-              <w:top w:w="80" w:type="dxa"/>
-              <w:start w:w="120" w:type="dxa"/>
-              <w:bottom w:w="80" w:type="dxa"/>
-              <w:end w:w="120" w:type="dxa"/>
-            </w:tcMar>
-          </w:tcPr>
-          <w:p>
-            <w:pPr>
-              <w:spacing w:before="0" w:after="40" w:line="264" w:lineRule="auto"/>
-            </w:pPr>
-            <w:r>
-              <w:rPr>
-                <w:rFonts w:ascii="Calibri" w:hAnsi="Calibri"/>
-                <w:b w:val="0"/>
-                <w:sz w:val="18"/>
-              </w:rPr>
-              <w:t>35.065</w:t>
-            </w:r>
-          </w:p>
-        </w:tc>
-        <w:tc>
-          <w:tcPr>
-            <w:tcW w:type="dxa" w:w="1170"/>
-            <w:vAlign w:val="center"/>
-            <w:tcMar>
-              <w:top w:w="80" w:type="dxa"/>
-              <w:start w:w="120" w:type="dxa"/>
-              <w:bottom w:w="80" w:type="dxa"/>
-              <w:end w:w="120" w:type="dxa"/>
-            </w:tcMar>
-          </w:tcPr>
-          <w:p>
-            <w:pPr>
-              <w:spacing w:before="0" w:after="40" w:line="264" w:lineRule="auto"/>
-            </w:pPr>
-            <w:r>
-              <w:rPr>
-                <w:rFonts w:ascii="Calibri" w:hAnsi="Calibri"/>
-                <w:b w:val="0"/>
-                <w:sz w:val="18"/>
-              </w:rPr>
-              <w:t>94,17%</w:t>
+            <w:tcW w:type="dxa" w:w="1040"/>
+            <w:vAlign w:val="center"/>
+            <w:tcMar>
+              <w:top w:w="80" w:type="dxa"/>
+              <w:start w:w="120" w:type="dxa"/>
+              <w:bottom w:w="80" w:type="dxa"/>
+              <w:end w:w="120" w:type="dxa"/>
+            </w:tcMar>
+          </w:tcPr>
+          <w:p>
+            <w:pPr>
+              <w:spacing w:before="0" w:after="40" w:line="264" w:lineRule="auto"/>
+            </w:pPr>
+            <w:r>
+              <w:rPr>
+                <w:rFonts w:ascii="Calibri" w:hAnsi="Calibri"/>
+                <w:b w:val="0"/>
+                <w:sz w:val="18"/>
+              </w:rPr>
+              <w:t>500</w:t>
+            </w:r>
+          </w:p>
+        </w:tc>
+        <w:tc>
+          <w:tcPr>
+            <w:tcW w:type="dxa" w:w="1040"/>
+            <w:vAlign w:val="center"/>
+            <w:tcMar>
+              <w:top w:w="80" w:type="dxa"/>
+              <w:start w:w="120" w:type="dxa"/>
+              <w:bottom w:w="80" w:type="dxa"/>
+              <w:end w:w="120" w:type="dxa"/>
+            </w:tcMar>
+          </w:tcPr>
+          <w:p>
+            <w:pPr>
+              <w:spacing w:before="0" w:after="40" w:line="264" w:lineRule="auto"/>
+            </w:pPr>
+            <w:r>
+              <w:rPr>
+                <w:rFonts w:ascii="Calibri" w:hAnsi="Calibri"/>
+                <w:b w:val="0"/>
+                <w:sz w:val="18"/>
+              </w:rPr>
+              <w:t>416</w:t>
+            </w:r>
+          </w:p>
+        </w:tc>
+        <w:tc>
+          <w:tcPr>
+            <w:tcW w:type="dxa" w:w="1040"/>
+            <w:vAlign w:val="center"/>
+            <w:tcMar>
+              <w:top w:w="80" w:type="dxa"/>
+              <w:start w:w="120" w:type="dxa"/>
+              <w:bottom w:w="80" w:type="dxa"/>
+              <w:end w:w="120" w:type="dxa"/>
+            </w:tcMar>
+          </w:tcPr>
+          <w:p>
+            <w:pPr>
+              <w:spacing w:before="0" w:after="40" w:line="264" w:lineRule="auto"/>
+            </w:pPr>
+            <w:r>
+              <w:rPr>
+                <w:rFonts w:ascii="Calibri" w:hAnsi="Calibri"/>
+                <w:b w:val="0"/>
+                <w:sz w:val="18"/>
+              </w:rPr>
+              <w:t>84</w:t>
+            </w:r>
+          </w:p>
+        </w:tc>
+        <w:tc>
+          <w:tcPr>
+            <w:tcW w:type="dxa" w:w="1040"/>
+            <w:vAlign w:val="center"/>
+            <w:tcMar>
+              <w:top w:w="80" w:type="dxa"/>
+              <w:start w:w="120" w:type="dxa"/>
+              <w:bottom w:w="80" w:type="dxa"/>
+              <w:end w:w="120" w:type="dxa"/>
+            </w:tcMar>
+          </w:tcPr>
+          <w:p>
+            <w:pPr>
+              <w:spacing w:before="0" w:after="40" w:line="264" w:lineRule="auto"/>
+            </w:pPr>
+            <w:r>
+              <w:rPr>
+                <w:rFonts w:ascii="Calibri" w:hAnsi="Calibri"/>
+                <w:b w:val="0"/>
+                <w:sz w:val="18"/>
+              </w:rPr>
+              <w:t>83</w:t>
+            </w:r>
+          </w:p>
+        </w:tc>
+        <w:tc>
+          <w:tcPr>
+            <w:tcW w:type="dxa" w:w="1040"/>
+            <w:vAlign w:val="center"/>
+            <w:tcMar>
+              <w:top w:w="80" w:type="dxa"/>
+              <w:start w:w="120" w:type="dxa"/>
+              <w:bottom w:w="80" w:type="dxa"/>
+              <w:end w:w="120" w:type="dxa"/>
+            </w:tcMar>
+          </w:tcPr>
+          <w:p>
+            <w:pPr>
+              <w:spacing w:before="0" w:after="40" w:line="264" w:lineRule="auto"/>
+            </w:pPr>
+            <w:r>
+              <w:rPr>
+                <w:rFonts w:ascii="Calibri" w:hAnsi="Calibri"/>
+                <w:b w:val="0"/>
+                <w:sz w:val="18"/>
+              </w:rPr>
+              <w:t>57</w:t>
+            </w:r>
+          </w:p>
+        </w:tc>
+        <w:tc>
+          <w:tcPr>
+            <w:tcW w:type="dxa" w:w="1040"/>
+            <w:vAlign w:val="center"/>
+            <w:tcMar>
+              <w:top w:w="80" w:type="dxa"/>
+              <w:start w:w="120" w:type="dxa"/>
+              <w:bottom w:w="80" w:type="dxa"/>
+              <w:end w:w="120" w:type="dxa"/>
+            </w:tcMar>
+          </w:tcPr>
+          <w:p>
+            <w:pPr>
+              <w:spacing w:before="0" w:after="40" w:line="264" w:lineRule="auto"/>
+            </w:pPr>
+            <w:r>
+              <w:rPr>
+                <w:rFonts w:ascii="Calibri" w:hAnsi="Calibri"/>
+                <w:b w:val="0"/>
+                <w:sz w:val="18"/>
+              </w:rPr>
+              <w:t>10</w:t>
+            </w:r>
+          </w:p>
+        </w:tc>
+        <w:tc>
+          <w:tcPr>
+            <w:tcW w:type="dxa" w:w="1040"/>
+            <w:vAlign w:val="center"/>
+            <w:tcMar>
+              <w:top w:w="80" w:type="dxa"/>
+              <w:start w:w="120" w:type="dxa"/>
+              <w:bottom w:w="80" w:type="dxa"/>
+              <w:end w:w="120" w:type="dxa"/>
+            </w:tcMar>
+          </w:tcPr>
+          <w:p>
+            <w:pPr>
+              <w:spacing w:before="0" w:after="40" w:line="264" w:lineRule="auto"/>
+            </w:pPr>
+            <w:r>
+              <w:rPr>
+                <w:rFonts w:ascii="Calibri" w:hAnsi="Calibri"/>
+                <w:b w:val="0"/>
+                <w:sz w:val="18"/>
+              </w:rPr>
+              <w:t>149.283</w:t>
+            </w:r>
+          </w:p>
+        </w:tc>
+        <w:tc>
+          <w:tcPr>
+            <w:tcW w:type="dxa" w:w="1040"/>
+            <w:vAlign w:val="center"/>
+            <w:tcMar>
+              <w:top w:w="80" w:type="dxa"/>
+              <w:start w:w="120" w:type="dxa"/>
+              <w:bottom w:w="80" w:type="dxa"/>
+              <w:end w:w="120" w:type="dxa"/>
+            </w:tcMar>
+          </w:tcPr>
+          <w:p>
+            <w:pPr>
+              <w:spacing w:before="0" w:after="40" w:line="264" w:lineRule="auto"/>
+            </w:pPr>
+            <w:r>
+              <w:rPr>
+                <w:rFonts w:ascii="Calibri" w:hAnsi="Calibri"/>
+                <w:b w:val="0"/>
+                <w:sz w:val="18"/>
+              </w:rPr>
+              <w:t>83,20%</w:t>
+            </w:r>
+          </w:p>
+        </w:tc>
+      </w:tr>
+      <w:tr>
+        <w:tc>
+          <w:tcPr>
+            <w:tcW w:type="dxa" w:w="1040"/>
+            <w:vAlign w:val="center"/>
+            <w:tcMar>
+              <w:top w:w="80" w:type="dxa"/>
+              <w:start w:w="120" w:type="dxa"/>
+              <w:bottom w:w="80" w:type="dxa"/>
+              <w:end w:w="120" w:type="dxa"/>
+            </w:tcMar>
+          </w:tcPr>
+          <w:p>
+            <w:pPr>
+              <w:spacing w:before="0" w:after="40" w:line="264" w:lineRule="auto"/>
+            </w:pPr>
+            <w:r>
+              <w:rPr>
+                <w:rFonts w:ascii="Calibri" w:hAnsi="Calibri"/>
+                <w:b w:val="0"/>
+                <w:sz w:val="18"/>
+              </w:rPr>
+              <w:t>lote_0015</w:t>
+            </w:r>
+          </w:p>
+        </w:tc>
+        <w:tc>
+          <w:tcPr>
+            <w:tcW w:type="dxa" w:w="1040"/>
+            <w:vAlign w:val="center"/>
+            <w:tcMar>
+              <w:top w:w="80" w:type="dxa"/>
+              <w:start w:w="120" w:type="dxa"/>
+              <w:bottom w:w="80" w:type="dxa"/>
+              <w:end w:w="120" w:type="dxa"/>
+            </w:tcMar>
+          </w:tcPr>
+          <w:p>
+            <w:pPr>
+              <w:spacing w:before="0" w:after="40" w:line="264" w:lineRule="auto"/>
+            </w:pPr>
+            <w:r>
+              <w:rPr>
+                <w:rFonts w:ascii="Calibri" w:hAnsi="Calibri"/>
+                <w:b w:val="0"/>
+                <w:sz w:val="18"/>
+              </w:rPr>
+              <w:t>479</w:t>
+            </w:r>
+          </w:p>
+        </w:tc>
+        <w:tc>
+          <w:tcPr>
+            <w:tcW w:type="dxa" w:w="1040"/>
+            <w:vAlign w:val="center"/>
+            <w:tcMar>
+              <w:top w:w="80" w:type="dxa"/>
+              <w:start w:w="120" w:type="dxa"/>
+              <w:bottom w:w="80" w:type="dxa"/>
+              <w:end w:w="120" w:type="dxa"/>
+            </w:tcMar>
+          </w:tcPr>
+          <w:p>
+            <w:pPr>
+              <w:spacing w:before="0" w:after="40" w:line="264" w:lineRule="auto"/>
+            </w:pPr>
+            <w:r>
+              <w:rPr>
+                <w:rFonts w:ascii="Calibri" w:hAnsi="Calibri"/>
+                <w:b w:val="0"/>
+                <w:sz w:val="18"/>
+              </w:rPr>
+              <w:t>376</w:t>
+            </w:r>
+          </w:p>
+        </w:tc>
+        <w:tc>
+          <w:tcPr>
+            <w:tcW w:type="dxa" w:w="1040"/>
+            <w:vAlign w:val="center"/>
+            <w:tcMar>
+              <w:top w:w="80" w:type="dxa"/>
+              <w:start w:w="120" w:type="dxa"/>
+              <w:bottom w:w="80" w:type="dxa"/>
+              <w:end w:w="120" w:type="dxa"/>
+            </w:tcMar>
+          </w:tcPr>
+          <w:p>
+            <w:pPr>
+              <w:spacing w:before="0" w:after="40" w:line="264" w:lineRule="auto"/>
+            </w:pPr>
+            <w:r>
+              <w:rPr>
+                <w:rFonts w:ascii="Calibri" w:hAnsi="Calibri"/>
+                <w:b w:val="0"/>
+                <w:sz w:val="18"/>
+              </w:rPr>
+              <w:t>103</w:t>
+            </w:r>
+          </w:p>
+        </w:tc>
+        <w:tc>
+          <w:tcPr>
+            <w:tcW w:type="dxa" w:w="1040"/>
+            <w:vAlign w:val="center"/>
+            <w:tcMar>
+              <w:top w:w="80" w:type="dxa"/>
+              <w:start w:w="120" w:type="dxa"/>
+              <w:bottom w:w="80" w:type="dxa"/>
+              <w:end w:w="120" w:type="dxa"/>
+            </w:tcMar>
+          </w:tcPr>
+          <w:p>
+            <w:pPr>
+              <w:spacing w:before="0" w:after="40" w:line="264" w:lineRule="auto"/>
+            </w:pPr>
+            <w:r>
+              <w:rPr>
+                <w:rFonts w:ascii="Calibri" w:hAnsi="Calibri"/>
+                <w:b w:val="0"/>
+                <w:sz w:val="18"/>
+              </w:rPr>
+              <w:t>102</w:t>
+            </w:r>
+          </w:p>
+        </w:tc>
+        <w:tc>
+          <w:tcPr>
+            <w:tcW w:type="dxa" w:w="1040"/>
+            <w:vAlign w:val="center"/>
+            <w:tcMar>
+              <w:top w:w="80" w:type="dxa"/>
+              <w:start w:w="120" w:type="dxa"/>
+              <w:bottom w:w="80" w:type="dxa"/>
+              <w:end w:w="120" w:type="dxa"/>
+            </w:tcMar>
+          </w:tcPr>
+          <w:p>
+            <w:pPr>
+              <w:spacing w:before="0" w:after="40" w:line="264" w:lineRule="auto"/>
+            </w:pPr>
+            <w:r>
+              <w:rPr>
+                <w:rFonts w:ascii="Calibri" w:hAnsi="Calibri"/>
+                <w:b w:val="0"/>
+                <w:sz w:val="18"/>
+              </w:rPr>
+              <w:t>74</w:t>
+            </w:r>
+          </w:p>
+        </w:tc>
+        <w:tc>
+          <w:tcPr>
+            <w:tcW w:type="dxa" w:w="1040"/>
+            <w:vAlign w:val="center"/>
+            <w:tcMar>
+              <w:top w:w="80" w:type="dxa"/>
+              <w:start w:w="120" w:type="dxa"/>
+              <w:bottom w:w="80" w:type="dxa"/>
+              <w:end w:w="120" w:type="dxa"/>
+            </w:tcMar>
+          </w:tcPr>
+          <w:p>
+            <w:pPr>
+              <w:spacing w:before="0" w:after="40" w:line="264" w:lineRule="auto"/>
+            </w:pPr>
+            <w:r>
+              <w:rPr>
+                <w:rFonts w:ascii="Calibri" w:hAnsi="Calibri"/>
+                <w:b w:val="0"/>
+                <w:sz w:val="18"/>
+              </w:rPr>
+              <w:t>14</w:t>
+            </w:r>
+          </w:p>
+        </w:tc>
+        <w:tc>
+          <w:tcPr>
+            <w:tcW w:type="dxa" w:w="1040"/>
+            <w:vAlign w:val="center"/>
+            <w:tcMar>
+              <w:top w:w="80" w:type="dxa"/>
+              <w:start w:w="120" w:type="dxa"/>
+              <w:bottom w:w="80" w:type="dxa"/>
+              <w:end w:w="120" w:type="dxa"/>
+            </w:tcMar>
+          </w:tcPr>
+          <w:p>
+            <w:pPr>
+              <w:spacing w:before="0" w:after="40" w:line="264" w:lineRule="auto"/>
+            </w:pPr>
+            <w:r>
+              <w:rPr>
+                <w:rFonts w:ascii="Calibri" w:hAnsi="Calibri"/>
+                <w:b w:val="0"/>
+                <w:sz w:val="18"/>
+              </w:rPr>
+              <w:t>188.591</w:t>
+            </w:r>
+          </w:p>
+        </w:tc>
+        <w:tc>
+          <w:tcPr>
+            <w:tcW w:type="dxa" w:w="1040"/>
+            <w:vAlign w:val="center"/>
+            <w:tcMar>
+              <w:top w:w="80" w:type="dxa"/>
+              <w:start w:w="120" w:type="dxa"/>
+              <w:bottom w:w="80" w:type="dxa"/>
+              <w:end w:w="120" w:type="dxa"/>
+            </w:tcMar>
+          </w:tcPr>
+          <w:p>
+            <w:pPr>
+              <w:spacing w:before="0" w:after="40" w:line="264" w:lineRule="auto"/>
+            </w:pPr>
+            <w:r>
+              <w:rPr>
+                <w:rFonts w:ascii="Calibri" w:hAnsi="Calibri"/>
+                <w:b w:val="0"/>
+                <w:sz w:val="18"/>
+              </w:rPr>
+              <w:t>78,50%</w:t>
             </w:r>
           </w:p>
         </w:tc>
@@ -12188,7 +12970,7 @@
                 <w:b/>
                 <w:sz w:val="18"/>
               </w:rPr>
-              <w:t>Regex</w:t>
+              <w:t>WNN</w:t>
             </w:r>
           </w:p>
         </w:tc>
@@ -12371,7 +13153,7 @@
                 <w:b w:val="0"/>
                 <w:sz w:val="18"/>
               </w:rPr>
-              <w:t>trafico_drogas</w:t>
+              <w:t>crime_organizado</w:t>
             </w:r>
           </w:p>
         </w:tc>
@@ -12396,7 +13178,7 @@
                 <w:b w:val="0"/>
                 <w:sz w:val="18"/>
               </w:rPr>
-              <w:t>1.389</w:t>
+              <w:t>2.167</w:t>
             </w:r>
           </w:p>
         </w:tc>
@@ -12421,7 +13203,7 @@
                 <w:b w:val="0"/>
                 <w:sz w:val="18"/>
               </w:rPr>
-              <w:t>4</w:t>
+              <w:t>187</w:t>
             </w:r>
           </w:p>
         </w:tc>
@@ -12546,7 +13328,7 @@
                 <w:b w:val="0"/>
                 <w:sz w:val="18"/>
               </w:rPr>
-              <w:t>1.393</w:t>
+              <w:t>2.354</w:t>
             </w:r>
           </w:p>
         </w:tc>
@@ -12573,7 +13355,7 @@
                 <w:b w:val="0"/>
                 <w:sz w:val="18"/>
               </w:rPr>
-              <w:t>crimes_contra_criancas</w:t>
+              <w:t>crimes_ambientais</w:t>
             </w:r>
           </w:p>
         </w:tc>
@@ -12598,7 +13380,7 @@
                 <w:b w:val="0"/>
                 <w:sz w:val="18"/>
               </w:rPr>
-              <w:t>1.130</w:t>
+              <w:t>1.733</w:t>
             </w:r>
           </w:p>
         </w:tc>
@@ -12623,7 +13405,7 @@
                 <w:b w:val="0"/>
                 <w:sz w:val="18"/>
               </w:rPr>
-              <w:t>3</w:t>
+              <w:t>115</w:t>
             </w:r>
           </w:p>
         </w:tc>
@@ -12748,7 +13530,7 @@
                 <w:b w:val="0"/>
                 <w:sz w:val="18"/>
               </w:rPr>
-              <w:t>1.133</w:t>
+              <w:t>1.848</w:t>
             </w:r>
           </w:p>
         </w:tc>
@@ -12775,7 +13557,7 @@
                 <w:b w:val="0"/>
                 <w:sz w:val="18"/>
               </w:rPr>
-              <w:t>corrupcao_desvio_recursos_publicos</w:t>
+              <w:t>crimes_contra_criancas</w:t>
             </w:r>
           </w:p>
         </w:tc>
@@ -12800,7 +13582,7 @@
                 <w:b w:val="0"/>
                 <w:sz w:val="18"/>
               </w:rPr>
-              <w:t>976</w:t>
+              <w:t>1.158</w:t>
             </w:r>
           </w:p>
         </w:tc>
@@ -12825,7 +13607,7 @@
                 <w:b w:val="0"/>
                 <w:sz w:val="18"/>
               </w:rPr>
-              <w:t>52</w:t>
+              <w:t>62</w:t>
             </w:r>
           </w:p>
         </w:tc>
@@ -12950,7 +13732,7 @@
                 <w:b w:val="0"/>
                 <w:sz w:val="18"/>
               </w:rPr>
-              <w:t>1.028</w:t>
+              <w:t>1.220</w:t>
             </w:r>
           </w:p>
         </w:tc>
@@ -12977,7 +13759,7 @@
                 <w:b w:val="0"/>
                 <w:sz w:val="18"/>
               </w:rPr>
-              <w:t>crime_organizado</w:t>
+              <w:t>corrupcao_desvio_recursos_publicos</w:t>
             </w:r>
           </w:p>
         </w:tc>
@@ -13002,7 +13784,7 @@
                 <w:b w:val="0"/>
                 <w:sz w:val="18"/>
               </w:rPr>
-              <w:t>956</w:t>
+              <w:t>172</w:t>
             </w:r>
           </w:p>
         </w:tc>
@@ -13027,7 +13809,7 @@
                 <w:b w:val="0"/>
                 <w:sz w:val="18"/>
               </w:rPr>
-              <w:t>63</w:t>
+              <w:t>246</w:t>
             </w:r>
           </w:p>
         </w:tc>
@@ -13052,6 +13834,31 @@
                 <w:b w:val="0"/>
                 <w:sz w:val="18"/>
               </w:rPr>
+              <w:t>2</w:t>
+            </w:r>
+          </w:p>
+        </w:tc>
+        <w:tc>
+          <w:tcPr>
+            <w:tcW w:type="dxa" w:w="1170"/>
+            <w:vAlign w:val="center"/>
+            <w:tcMar>
+              <w:top w:w="80" w:type="dxa"/>
+              <w:start w:w="120" w:type="dxa"/>
+              <w:bottom w:w="80" w:type="dxa"/>
+              <w:end w:w="120" w:type="dxa"/>
+            </w:tcMar>
+          </w:tcPr>
+          <w:p>
+            <w:pPr>
+              <w:spacing w:before="0" w:after="40" w:line="264" w:lineRule="auto"/>
+            </w:pPr>
+            <w:r>
+              <w:rPr>
+                <w:rFonts w:ascii="Calibri" w:hAnsi="Calibri"/>
+                <w:b w:val="0"/>
+                <w:sz w:val="18"/>
+              </w:rPr>
               <w:t>0</w:t>
             </w:r>
           </w:p>
@@ -13127,32 +13934,7 @@
                 <w:b w:val="0"/>
                 <w:sz w:val="18"/>
               </w:rPr>
-              <w:t>0</w:t>
-            </w:r>
-          </w:p>
-        </w:tc>
-        <w:tc>
-          <w:tcPr>
-            <w:tcW w:type="dxa" w:w="1170"/>
-            <w:vAlign w:val="center"/>
-            <w:tcMar>
-              <w:top w:w="80" w:type="dxa"/>
-              <w:start w:w="120" w:type="dxa"/>
-              <w:bottom w:w="80" w:type="dxa"/>
-              <w:end w:w="120" w:type="dxa"/>
-            </w:tcMar>
-          </w:tcPr>
-          <w:p>
-            <w:pPr>
-              <w:spacing w:before="0" w:after="40" w:line="264" w:lineRule="auto"/>
-            </w:pPr>
-            <w:r>
-              <w:rPr>
-                <w:rFonts w:ascii="Calibri" w:hAnsi="Calibri"/>
-                <w:b w:val="0"/>
-                <w:sz w:val="18"/>
-              </w:rPr>
-              <w:t>1.019</w:t>
+              <w:t>420</w:t>
             </w:r>
           </w:p>
         </w:tc>
@@ -13179,7 +13961,7 @@
                 <w:b w:val="0"/>
                 <w:sz w:val="18"/>
               </w:rPr>
-              <w:t>contrabando_descaminho</w:t>
+              <w:t>trafico_drogas</w:t>
             </w:r>
           </w:p>
         </w:tc>
@@ -13204,7 +13986,7 @@
                 <w:b w:val="0"/>
                 <w:sz w:val="18"/>
               </w:rPr>
-              <w:t>478</w:t>
+              <w:t>267</w:t>
             </w:r>
           </w:p>
         </w:tc>
@@ -13229,7 +14011,7 @@
                 <w:b w:val="0"/>
                 <w:sz w:val="18"/>
               </w:rPr>
-              <w:t>34</w:t>
+              <w:t>29</w:t>
             </w:r>
           </w:p>
         </w:tc>
@@ -13254,6 +14036,31 @@
                 <w:b w:val="0"/>
                 <w:sz w:val="18"/>
               </w:rPr>
+              <w:t>5</w:t>
+            </w:r>
+          </w:p>
+        </w:tc>
+        <w:tc>
+          <w:tcPr>
+            <w:tcW w:type="dxa" w:w="1170"/>
+            <w:vAlign w:val="center"/>
+            <w:tcMar>
+              <w:top w:w="80" w:type="dxa"/>
+              <w:start w:w="120" w:type="dxa"/>
+              <w:bottom w:w="80" w:type="dxa"/>
+              <w:end w:w="120" w:type="dxa"/>
+            </w:tcMar>
+          </w:tcPr>
+          <w:p>
+            <w:pPr>
+              <w:spacing w:before="0" w:after="40" w:line="264" w:lineRule="auto"/>
+            </w:pPr>
+            <w:r>
+              <w:rPr>
+                <w:rFonts w:ascii="Calibri" w:hAnsi="Calibri"/>
+                <w:b w:val="0"/>
+                <w:sz w:val="18"/>
+              </w:rPr>
               <w:t>0</w:t>
             </w:r>
           </w:p>
@@ -13329,32 +14136,7 @@
                 <w:b w:val="0"/>
                 <w:sz w:val="18"/>
               </w:rPr>
-              <w:t>0</w:t>
-            </w:r>
-          </w:p>
-        </w:tc>
-        <w:tc>
-          <w:tcPr>
-            <w:tcW w:type="dxa" w:w="1170"/>
-            <w:vAlign w:val="center"/>
-            <w:tcMar>
-              <w:top w:w="80" w:type="dxa"/>
-              <w:start w:w="120" w:type="dxa"/>
-              <w:bottom w:w="80" w:type="dxa"/>
-              <w:end w:w="120" w:type="dxa"/>
-            </w:tcMar>
-          </w:tcPr>
-          <w:p>
-            <w:pPr>
-              <w:spacing w:before="0" w:after="40" w:line="264" w:lineRule="auto"/>
-            </w:pPr>
-            <w:r>
-              <w:rPr>
-                <w:rFonts w:ascii="Calibri" w:hAnsi="Calibri"/>
-                <w:b w:val="0"/>
-                <w:sz w:val="18"/>
-              </w:rPr>
-              <w:t>512</w:t>
+              <w:t>301</w:t>
             </w:r>
           </w:p>
         </w:tc>
@@ -13381,7 +14163,7 @@
                 <w:b w:val="0"/>
                 <w:sz w:val="18"/>
               </w:rPr>
-              <w:t>crimes_ambientais</w:t>
+              <w:t>contrabando_descaminho</w:t>
             </w:r>
           </w:p>
         </w:tc>
@@ -13406,7 +14188,7 @@
                 <w:b w:val="0"/>
                 <w:sz w:val="18"/>
               </w:rPr>
-              <w:t>424</w:t>
+              <w:t>36</w:t>
             </w:r>
           </w:p>
         </w:tc>
@@ -13431,7 +14213,7 @@
                 <w:b w:val="0"/>
                 <w:sz w:val="18"/>
               </w:rPr>
-              <w:t>54</w:t>
+              <w:t>194</w:t>
             </w:r>
           </w:p>
         </w:tc>
@@ -13456,7 +14238,7 @@
                 <w:b w:val="0"/>
                 <w:sz w:val="18"/>
               </w:rPr>
-              <w:t>1</w:t>
+              <w:t>3</w:t>
             </w:r>
           </w:p>
         </w:tc>
@@ -13556,7 +14338,7 @@
                 <w:b w:val="0"/>
                 <w:sz w:val="18"/>
               </w:rPr>
-              <w:t>479</w:t>
+              <w:t>233</w:t>
             </w:r>
           </w:p>
         </w:tc>
@@ -13583,7 +14365,7 @@
                 <w:b w:val="0"/>
                 <w:sz w:val="18"/>
               </w:rPr>
-              <w:t>crimes_previdenciarios</w:t>
+              <w:t>noticias_raras</w:t>
             </w:r>
           </w:p>
         </w:tc>
@@ -13608,7 +14390,7 @@
                 <w:b w:val="0"/>
                 <w:sz w:val="18"/>
               </w:rPr>
-              <w:t>234</w:t>
+              <w:t>0</w:t>
             </w:r>
           </w:p>
         </w:tc>
@@ -13633,7 +14415,7 @@
                 <w:b w:val="0"/>
                 <w:sz w:val="18"/>
               </w:rPr>
-              <w:t>3</w:t>
+              <w:t>0</w:t>
             </w:r>
           </w:p>
         </w:tc>
@@ -13658,6 +14440,31 @@
                 <w:b w:val="0"/>
                 <w:sz w:val="18"/>
               </w:rPr>
+              <w:t>7</w:t>
+            </w:r>
+          </w:p>
+        </w:tc>
+        <w:tc>
+          <w:tcPr>
+            <w:tcW w:type="dxa" w:w="1170"/>
+            <w:vAlign w:val="center"/>
+            <w:tcMar>
+              <w:top w:w="80" w:type="dxa"/>
+              <w:start w:w="120" w:type="dxa"/>
+              <w:bottom w:w="80" w:type="dxa"/>
+              <w:end w:w="120" w:type="dxa"/>
+            </w:tcMar>
+          </w:tcPr>
+          <w:p>
+            <w:pPr>
+              <w:spacing w:before="0" w:after="40" w:line="264" w:lineRule="auto"/>
+            </w:pPr>
+            <w:r>
+              <w:rPr>
+                <w:rFonts w:ascii="Calibri" w:hAnsi="Calibri"/>
+                <w:b w:val="0"/>
+                <w:sz w:val="18"/>
+              </w:rPr>
               <w:t>0</w:t>
             </w:r>
           </w:p>
@@ -13708,7 +14515,7 @@
                 <w:b w:val="0"/>
                 <w:sz w:val="18"/>
               </w:rPr>
-              <w:t>0</w:t>
+              <w:t>179</w:t>
             </w:r>
           </w:p>
         </w:tc>
@@ -13733,32 +14540,7 @@
                 <w:b w:val="0"/>
                 <w:sz w:val="18"/>
               </w:rPr>
-              <w:t>0</w:t>
-            </w:r>
-          </w:p>
-        </w:tc>
-        <w:tc>
-          <w:tcPr>
-            <w:tcW w:type="dxa" w:w="1170"/>
-            <w:vAlign w:val="center"/>
-            <w:tcMar>
-              <w:top w:w="80" w:type="dxa"/>
-              <w:start w:w="120" w:type="dxa"/>
-              <w:bottom w:w="80" w:type="dxa"/>
-              <w:end w:w="120" w:type="dxa"/>
-            </w:tcMar>
-          </w:tcPr>
-          <w:p>
-            <w:pPr>
-              <w:spacing w:before="0" w:after="40" w:line="264" w:lineRule="auto"/>
-            </w:pPr>
-            <w:r>
-              <w:rPr>
-                <w:rFonts w:ascii="Calibri" w:hAnsi="Calibri"/>
-                <w:b w:val="0"/>
-                <w:sz w:val="18"/>
-              </w:rPr>
-              <w:t>237</w:t>
+              <w:t>186</w:t>
             </w:r>
           </w:p>
         </w:tc>
@@ -13785,7 +14567,7 @@
                 <w:b w:val="0"/>
                 <w:sz w:val="18"/>
               </w:rPr>
-              <w:t>armas_municoes</w:t>
+              <w:t>crimes_eleitorais</w:t>
             </w:r>
           </w:p>
         </w:tc>
@@ -13810,7 +14592,7 @@
                 <w:b w:val="0"/>
                 <w:sz w:val="18"/>
               </w:rPr>
-              <w:t>226</w:t>
+              <w:t>97</w:t>
             </w:r>
           </w:p>
         </w:tc>
@@ -13835,7 +14617,7 @@
                 <w:b w:val="0"/>
                 <w:sz w:val="18"/>
               </w:rPr>
-              <w:t>7</w:t>
+              <w:t>49</w:t>
             </w:r>
           </w:p>
         </w:tc>
@@ -13960,7 +14742,7 @@
                 <w:b w:val="0"/>
                 <w:sz w:val="18"/>
               </w:rPr>
-              <w:t>233</w:t>
+              <w:t>146</w:t>
             </w:r>
           </w:p>
         </w:tc>
@@ -13987,7 +14769,7 @@
                 <w:b w:val="0"/>
                 <w:sz w:val="18"/>
               </w:rPr>
-              <w:t>crimes_sistema_financeiro</w:t>
+              <w:t>armas_municoes</w:t>
             </w:r>
           </w:p>
         </w:tc>
@@ -14012,7 +14794,7 @@
                 <w:b w:val="0"/>
                 <w:sz w:val="18"/>
               </w:rPr>
-              <w:t>207</w:t>
+              <w:t>109</w:t>
             </w:r>
           </w:p>
         </w:tc>
@@ -14037,7 +14819,7 @@
                 <w:b w:val="0"/>
                 <w:sz w:val="18"/>
               </w:rPr>
-              <w:t>2</w:t>
+              <w:t>11</w:t>
             </w:r>
           </w:p>
         </w:tc>
@@ -14162,7 +14944,7 @@
                 <w:b w:val="0"/>
                 <w:sz w:val="18"/>
               </w:rPr>
-              <w:t>209</w:t>
+              <w:t>120</w:t>
             </w:r>
           </w:p>
         </w:tc>
@@ -14189,7 +14971,7 @@
                 <w:b w:val="0"/>
                 <w:sz w:val="18"/>
               </w:rPr>
-              <w:t>crimes_eleitorais</w:t>
+              <w:t>crimes_previdenciarios</w:t>
             </w:r>
           </w:p>
         </w:tc>
@@ -14214,7 +14996,7 @@
                 <w:b w:val="0"/>
                 <w:sz w:val="18"/>
               </w:rPr>
-              <w:t>181</w:t>
+              <w:t>97</w:t>
             </w:r>
           </w:p>
         </w:tc>
@@ -14239,7 +15021,7 @@
                 <w:b w:val="0"/>
                 <w:sz w:val="18"/>
               </w:rPr>
-              <w:t>3</w:t>
+              <w:t>21</w:t>
             </w:r>
           </w:p>
         </w:tc>
@@ -14364,7 +15146,7 @@
                 <w:b w:val="0"/>
                 <w:sz w:val="18"/>
               </w:rPr>
-              <w:t>184</w:t>
+              <w:t>118</w:t>
             </w:r>
           </w:p>
         </w:tc>
@@ -14391,7 +15173,7 @@
                 <w:b w:val="0"/>
                 <w:sz w:val="18"/>
               </w:rPr>
-              <w:t>moeda_falsa</w:t>
+              <w:t>lavagem_dinheiro</w:t>
             </w:r>
           </w:p>
         </w:tc>
@@ -14416,7 +15198,7 @@
                 <w:b w:val="0"/>
                 <w:sz w:val="18"/>
               </w:rPr>
-              <w:t>123</w:t>
+              <w:t>96</w:t>
             </w:r>
           </w:p>
         </w:tc>
@@ -14441,7 +15223,7 @@
                 <w:b w:val="0"/>
                 <w:sz w:val="18"/>
               </w:rPr>
-              <w:t>5</w:t>
+              <w:t>13</w:t>
             </w:r>
           </w:p>
         </w:tc>
@@ -14566,7 +15348,7 @@
                 <w:b w:val="0"/>
                 <w:sz w:val="18"/>
               </w:rPr>
-              <w:t>128</w:t>
+              <w:t>109</w:t>
             </w:r>
           </w:p>
         </w:tc>
@@ -14593,7 +15375,7 @@
                 <w:b w:val="0"/>
                 <w:sz w:val="18"/>
               </w:rPr>
-              <w:t>fraudes_auxilios_beneficios</w:t>
+              <w:t>moeda_falsa</w:t>
             </w:r>
           </w:p>
         </w:tc>
@@ -14618,7 +15400,7 @@
                 <w:b w:val="0"/>
                 <w:sz w:val="18"/>
               </w:rPr>
-              <w:t>111</w:t>
+              <w:t>85</w:t>
             </w:r>
           </w:p>
         </w:tc>
@@ -14768,7 +15550,7 @@
                 <w:b w:val="0"/>
                 <w:sz w:val="18"/>
               </w:rPr>
-              <w:t>127</w:t>
+              <w:t>101</w:t>
             </w:r>
           </w:p>
         </w:tc>
@@ -14795,7 +15577,7 @@
                 <w:b w:val="0"/>
                 <w:sz w:val="18"/>
               </w:rPr>
-              <w:t>lavagem_dinheiro</w:t>
+              <w:t>crimes_sistema_financeiro</w:t>
             </w:r>
           </w:p>
         </w:tc>
@@ -14820,7 +15602,7 @@
                 <w:b w:val="0"/>
                 <w:sz w:val="18"/>
               </w:rPr>
-              <w:t>63</w:t>
+              <w:t>50</w:t>
             </w:r>
           </w:p>
         </w:tc>
@@ -14845,7 +15627,7 @@
                 <w:b w:val="0"/>
                 <w:sz w:val="18"/>
               </w:rPr>
-              <w:t>4</w:t>
+              <w:t>43</w:t>
             </w:r>
           </w:p>
         </w:tc>
@@ -14970,7 +15752,7 @@
                 <w:b w:val="0"/>
                 <w:sz w:val="18"/>
               </w:rPr>
-              <w:t>67</w:t>
+              <w:t>93</w:t>
             </w:r>
           </w:p>
         </w:tc>
@@ -14997,7 +15779,7 @@
                 <w:b w:val="0"/>
                 <w:sz w:val="18"/>
               </w:rPr>
-              <w:t>radiodifusao_clandestina</w:t>
+              <w:t>fraudes_auxilios_beneficios</w:t>
             </w:r>
           </w:p>
         </w:tc>
@@ -15022,7 +15804,7 @@
                 <w:b w:val="0"/>
                 <w:sz w:val="18"/>
               </w:rPr>
-              <w:t>54</w:t>
+              <w:t>38</w:t>
             </w:r>
           </w:p>
         </w:tc>
@@ -15047,7 +15829,7 @@
                 <w:b w:val="0"/>
                 <w:sz w:val="18"/>
               </w:rPr>
-              <w:t>8</w:t>
+              <w:t>45</w:t>
             </w:r>
           </w:p>
         </w:tc>
@@ -15172,7 +15954,7 @@
                 <w:b w:val="0"/>
                 <w:sz w:val="18"/>
               </w:rPr>
-              <w:t>62</w:t>
+              <w:t>83</w:t>
             </w:r>
           </w:p>
         </w:tc>
@@ -15224,7 +16006,7 @@
                 <w:b w:val="0"/>
                 <w:sz w:val="18"/>
               </w:rPr>
-              <w:t>62</w:t>
+              <w:t>44</w:t>
             </w:r>
           </w:p>
         </w:tc>
@@ -15249,6 +16031,31 @@
                 <w:b w:val="0"/>
                 <w:sz w:val="18"/>
               </w:rPr>
+              <w:t>2</w:t>
+            </w:r>
+          </w:p>
+        </w:tc>
+        <w:tc>
+          <w:tcPr>
+            <w:tcW w:type="dxa" w:w="1170"/>
+            <w:vAlign w:val="center"/>
+            <w:tcMar>
+              <w:top w:w="80" w:type="dxa"/>
+              <w:start w:w="120" w:type="dxa"/>
+              <w:bottom w:w="80" w:type="dxa"/>
+              <w:end w:w="120" w:type="dxa"/>
+            </w:tcMar>
+          </w:tcPr>
+          <w:p>
+            <w:pPr>
+              <w:spacing w:before="0" w:after="40" w:line="264" w:lineRule="auto"/>
+            </w:pPr>
+            <w:r>
+              <w:rPr>
+                <w:rFonts w:ascii="Calibri" w:hAnsi="Calibri"/>
+                <w:b w:val="0"/>
+                <w:sz w:val="18"/>
+              </w:rPr>
               <w:t>0</w:t>
             </w:r>
           </w:p>
@@ -15349,32 +16156,7 @@
                 <w:b w:val="0"/>
                 <w:sz w:val="18"/>
               </w:rPr>
-              <w:t>0</w:t>
-            </w:r>
-          </w:p>
-        </w:tc>
-        <w:tc>
-          <w:tcPr>
-            <w:tcW w:type="dxa" w:w="1170"/>
-            <w:vAlign w:val="center"/>
-            <w:tcMar>
-              <w:top w:w="80" w:type="dxa"/>
-              <w:start w:w="120" w:type="dxa"/>
-              <w:bottom w:w="80" w:type="dxa"/>
-              <w:end w:w="120" w:type="dxa"/>
-            </w:tcMar>
-          </w:tcPr>
-          <w:p>
-            <w:pPr>
-              <w:spacing w:before="0" w:after="40" w:line="264" w:lineRule="auto"/>
-            </w:pPr>
-            <w:r>
-              <w:rPr>
-                <w:rFonts w:ascii="Calibri" w:hAnsi="Calibri"/>
-                <w:b w:val="0"/>
-                <w:sz w:val="18"/>
-              </w:rPr>
-              <w:t>62</w:t>
+              <w:t>46</w:t>
             </w:r>
           </w:p>
         </w:tc>
@@ -15401,7 +16183,7 @@
                 <w:b w:val="0"/>
                 <w:sz w:val="18"/>
               </w:rPr>
-              <w:t>crimes_migratorios</w:t>
+              <w:t>crimes_ciberneticos</w:t>
             </w:r>
           </w:p>
         </w:tc>
@@ -15426,7 +16208,7 @@
                 <w:b w:val="0"/>
                 <w:sz w:val="18"/>
               </w:rPr>
-              <w:t>42</w:t>
+              <w:t>13</w:t>
             </w:r>
           </w:p>
         </w:tc>
@@ -15451,7 +16233,7 @@
                 <w:b w:val="0"/>
                 <w:sz w:val="18"/>
               </w:rPr>
-              <w:t>6</w:t>
+              <w:t>31</w:t>
             </w:r>
           </w:p>
         </w:tc>
@@ -15576,7 +16358,7 @@
                 <w:b w:val="0"/>
                 <w:sz w:val="18"/>
               </w:rPr>
-              <w:t>48</w:t>
+              <w:t>44</w:t>
             </w:r>
           </w:p>
         </w:tc>
@@ -15603,7 +16385,7 @@
                 <w:b w:val="0"/>
                 <w:sz w:val="18"/>
               </w:rPr>
-              <w:t>noticias_raras</w:t>
+              <w:t>radiodifusao_clandestina</w:t>
             </w:r>
           </w:p>
         </w:tc>
@@ -15628,6 +16410,56 @@
                 <w:b w:val="0"/>
                 <w:sz w:val="18"/>
               </w:rPr>
+              <w:t>33</w:t>
+            </w:r>
+          </w:p>
+        </w:tc>
+        <w:tc>
+          <w:tcPr>
+            <w:tcW w:type="dxa" w:w="1170"/>
+            <w:vAlign w:val="center"/>
+            <w:tcMar>
+              <w:top w:w="80" w:type="dxa"/>
+              <w:start w:w="120" w:type="dxa"/>
+              <w:bottom w:w="80" w:type="dxa"/>
+              <w:end w:w="120" w:type="dxa"/>
+            </w:tcMar>
+          </w:tcPr>
+          <w:p>
+            <w:pPr>
+              <w:spacing w:before="0" w:after="40" w:line="264" w:lineRule="auto"/>
+            </w:pPr>
+            <w:r>
+              <w:rPr>
+                <w:rFonts w:ascii="Calibri" w:hAnsi="Calibri"/>
+                <w:b w:val="0"/>
+                <w:sz w:val="18"/>
+              </w:rPr>
+              <w:t>7</w:t>
+            </w:r>
+          </w:p>
+        </w:tc>
+        <w:tc>
+          <w:tcPr>
+            <w:tcW w:type="dxa" w:w="1170"/>
+            <w:vAlign w:val="center"/>
+            <w:tcMar>
+              <w:top w:w="80" w:type="dxa"/>
+              <w:start w:w="120" w:type="dxa"/>
+              <w:bottom w:w="80" w:type="dxa"/>
+              <w:end w:w="120" w:type="dxa"/>
+            </w:tcMar>
+          </w:tcPr>
+          <w:p>
+            <w:pPr>
+              <w:spacing w:before="0" w:after="40" w:line="264" w:lineRule="auto"/>
+            </w:pPr>
+            <w:r>
+              <w:rPr>
+                <w:rFonts w:ascii="Calibri" w:hAnsi="Calibri"/>
+                <w:b w:val="0"/>
+                <w:sz w:val="18"/>
+              </w:rPr>
               <w:t>0</w:t>
             </w:r>
           </w:p>
@@ -15678,7 +16510,7 @@
                 <w:b w:val="0"/>
                 <w:sz w:val="18"/>
               </w:rPr>
-              <w:t>2</w:t>
+              <w:t>0</w:t>
             </w:r>
           </w:p>
         </w:tc>
@@ -15728,57 +16560,7 @@
                 <w:b w:val="0"/>
                 <w:sz w:val="18"/>
               </w:rPr>
-              <w:t>0</w:t>
-            </w:r>
-          </w:p>
-        </w:tc>
-        <w:tc>
-          <w:tcPr>
-            <w:tcW w:type="dxa" w:w="1170"/>
-            <w:vAlign w:val="center"/>
-            <w:tcMar>
-              <w:top w:w="80" w:type="dxa"/>
-              <w:start w:w="120" w:type="dxa"/>
-              <w:bottom w:w="80" w:type="dxa"/>
-              <w:end w:w="120" w:type="dxa"/>
-            </w:tcMar>
-          </w:tcPr>
-          <w:p>
-            <w:pPr>
-              <w:spacing w:before="0" w:after="40" w:line="264" w:lineRule="auto"/>
-            </w:pPr>
-            <w:r>
-              <w:rPr>
-                <w:rFonts w:ascii="Calibri" w:hAnsi="Calibri"/>
-                <w:b w:val="0"/>
-                <w:sz w:val="18"/>
-              </w:rPr>
-              <w:t>41</w:t>
-            </w:r>
-          </w:p>
-        </w:tc>
-        <w:tc>
-          <w:tcPr>
-            <w:tcW w:type="dxa" w:w="1170"/>
-            <w:vAlign w:val="center"/>
-            <w:tcMar>
-              <w:top w:w="80" w:type="dxa"/>
-              <w:start w:w="120" w:type="dxa"/>
-              <w:bottom w:w="80" w:type="dxa"/>
-              <w:end w:w="120" w:type="dxa"/>
-            </w:tcMar>
-          </w:tcPr>
-          <w:p>
-            <w:pPr>
-              <w:spacing w:before="0" w:after="40" w:line="264" w:lineRule="auto"/>
-            </w:pPr>
-            <w:r>
-              <w:rPr>
-                <w:rFonts w:ascii="Calibri" w:hAnsi="Calibri"/>
-                <w:b w:val="0"/>
-                <w:sz w:val="18"/>
-              </w:rPr>
-              <w:t>43</w:t>
+              <w:t>40</w:t>
             </w:r>
           </w:p>
         </w:tc>
@@ -15805,7 +16587,7 @@
                 <w:b w:val="0"/>
                 <w:sz w:val="18"/>
               </w:rPr>
-              <w:t>crimes_ciberneticos</w:t>
+              <w:t>crimes_migratorios</w:t>
             </w:r>
           </w:p>
         </w:tc>
@@ -15830,6 +16612,56 @@
                 <w:b w:val="0"/>
                 <w:sz w:val="18"/>
               </w:rPr>
+              <w:t>5</w:t>
+            </w:r>
+          </w:p>
+        </w:tc>
+        <w:tc>
+          <w:tcPr>
+            <w:tcW w:type="dxa" w:w="1170"/>
+            <w:vAlign w:val="center"/>
+            <w:tcMar>
+              <w:top w:w="80" w:type="dxa"/>
+              <w:start w:w="120" w:type="dxa"/>
+              <w:bottom w:w="80" w:type="dxa"/>
+              <w:end w:w="120" w:type="dxa"/>
+            </w:tcMar>
+          </w:tcPr>
+          <w:p>
+            <w:pPr>
+              <w:spacing w:before="0" w:after="40" w:line="264" w:lineRule="auto"/>
+            </w:pPr>
+            <w:r>
+              <w:rPr>
+                <w:rFonts w:ascii="Calibri" w:hAnsi="Calibri"/>
+                <w:b w:val="0"/>
+                <w:sz w:val="18"/>
+              </w:rPr>
+              <w:t>6</w:t>
+            </w:r>
+          </w:p>
+        </w:tc>
+        <w:tc>
+          <w:tcPr>
+            <w:tcW w:type="dxa" w:w="1170"/>
+            <w:vAlign w:val="center"/>
+            <w:tcMar>
+              <w:top w:w="80" w:type="dxa"/>
+              <w:start w:w="120" w:type="dxa"/>
+              <w:bottom w:w="80" w:type="dxa"/>
+              <w:end w:w="120" w:type="dxa"/>
+            </w:tcMar>
+          </w:tcPr>
+          <w:p>
+            <w:pPr>
+              <w:spacing w:before="0" w:after="40" w:line="264" w:lineRule="auto"/>
+            </w:pPr>
+            <w:r>
+              <w:rPr>
+                <w:rFonts w:ascii="Calibri" w:hAnsi="Calibri"/>
+                <w:b w:val="0"/>
+                <w:sz w:val="18"/>
+              </w:rPr>
               <w:t>0</w:t>
             </w:r>
           </w:p>
@@ -15855,7 +16687,7 @@
                 <w:b w:val="0"/>
                 <w:sz w:val="18"/>
               </w:rPr>
-              <w:t>25</w:t>
+              <w:t>0</w:t>
             </w:r>
           </w:p>
         </w:tc>
@@ -15930,57 +16762,7 @@
                 <w:b w:val="0"/>
                 <w:sz w:val="18"/>
               </w:rPr>
-              <w:t>0</w:t>
-            </w:r>
-          </w:p>
-        </w:tc>
-        <w:tc>
-          <w:tcPr>
-            <w:tcW w:type="dxa" w:w="1170"/>
-            <w:vAlign w:val="center"/>
-            <w:tcMar>
-              <w:top w:w="80" w:type="dxa"/>
-              <w:start w:w="120" w:type="dxa"/>
-              <w:bottom w:w="80" w:type="dxa"/>
-              <w:end w:w="120" w:type="dxa"/>
-            </w:tcMar>
-          </w:tcPr>
-          <w:p>
-            <w:pPr>
-              <w:spacing w:before="0" w:after="40" w:line="264" w:lineRule="auto"/>
-            </w:pPr>
-            <w:r>
-              <w:rPr>
-                <w:rFonts w:ascii="Calibri" w:hAnsi="Calibri"/>
-                <w:b w:val="0"/>
-                <w:sz w:val="18"/>
-              </w:rPr>
-              <w:t>0</w:t>
-            </w:r>
-          </w:p>
-        </w:tc>
-        <w:tc>
-          <w:tcPr>
-            <w:tcW w:type="dxa" w:w="1170"/>
-            <w:vAlign w:val="center"/>
-            <w:tcMar>
-              <w:top w:w="80" w:type="dxa"/>
-              <w:start w:w="120" w:type="dxa"/>
-              <w:bottom w:w="80" w:type="dxa"/>
-              <w:end w:w="120" w:type="dxa"/>
-            </w:tcMar>
-          </w:tcPr>
-          <w:p>
-            <w:pPr>
-              <w:spacing w:before="0" w:after="40" w:line="264" w:lineRule="auto"/>
-            </w:pPr>
-            <w:r>
-              <w:rPr>
-                <w:rFonts w:ascii="Calibri" w:hAnsi="Calibri"/>
-                <w:b w:val="0"/>
-                <w:sz w:val="18"/>
-              </w:rPr>
-              <w:t>25</w:t>
+              <w:t>11</w:t>
             </w:r>
           </w:p>
         </w:tc>
@@ -16007,7 +16789,7 @@
                 <w:b w:val="0"/>
                 <w:sz w:val="18"/>
               </w:rPr>
-              <w:t>ameacas_e_terrorismo</w:t>
+              <w:t>rara_combate_disseminacao_pornografia</w:t>
             </w:r>
           </w:p>
         </w:tc>
@@ -16209,7 +16991,7 @@
                 <w:b w:val="0"/>
                 <w:sz w:val="18"/>
               </w:rPr>
-              <w:t>seguranca_privada_clandestina</w:t>
+              <w:t>ameacas_e_terrorismo</w:t>
             </w:r>
           </w:p>
         </w:tc>
@@ -16309,7 +17091,7 @@
                 <w:b w:val="0"/>
                 <w:sz w:val="18"/>
               </w:rPr>
-              <w:t>3</w:t>
+              <w:t>0</w:t>
             </w:r>
           </w:p>
         </w:tc>
@@ -16334,6 +17116,31 @@
                 <w:b w:val="0"/>
                 <w:sz w:val="18"/>
               </w:rPr>
+              <w:t>1</w:t>
+            </w:r>
+          </w:p>
+        </w:tc>
+        <w:tc>
+          <w:tcPr>
+            <w:tcW w:type="dxa" w:w="1170"/>
+            <w:vAlign w:val="center"/>
+            <w:tcMar>
+              <w:top w:w="80" w:type="dxa"/>
+              <w:start w:w="120" w:type="dxa"/>
+              <w:bottom w:w="80" w:type="dxa"/>
+              <w:end w:w="120" w:type="dxa"/>
+            </w:tcMar>
+          </w:tcPr>
+          <w:p>
+            <w:pPr>
+              <w:spacing w:before="0" w:after="40" w:line="264" w:lineRule="auto"/>
+            </w:pPr>
+            <w:r>
+              <w:rPr>
+                <w:rFonts w:ascii="Calibri" w:hAnsi="Calibri"/>
+                <w:b w:val="0"/>
+                <w:sz w:val="18"/>
+              </w:rPr>
               <w:t>0</w:t>
             </w:r>
           </w:p>
@@ -16359,234 +17166,7 @@
                 <w:b w:val="0"/>
                 <w:sz w:val="18"/>
               </w:rPr>
-              <w:t>0</w:t>
-            </w:r>
-          </w:p>
-        </w:tc>
-        <w:tc>
-          <w:tcPr>
-            <w:tcW w:type="dxa" w:w="1170"/>
-            <w:vAlign w:val="center"/>
-            <w:tcMar>
-              <w:top w:w="80" w:type="dxa"/>
-              <w:start w:w="120" w:type="dxa"/>
-              <w:bottom w:w="80" w:type="dxa"/>
-              <w:end w:w="120" w:type="dxa"/>
-            </w:tcMar>
-          </w:tcPr>
-          <w:p>
-            <w:pPr>
-              <w:spacing w:before="0" w:after="40" w:line="264" w:lineRule="auto"/>
-            </w:pPr>
-            <w:r>
-              <w:rPr>
-                <w:rFonts w:ascii="Calibri" w:hAnsi="Calibri"/>
-                <w:b w:val="0"/>
-                <w:sz w:val="18"/>
-              </w:rPr>
-              <w:t>3</w:t>
-            </w:r>
-          </w:p>
-        </w:tc>
-      </w:tr>
-      <w:tr>
-        <w:tc>
-          <w:tcPr>
-            <w:tcW w:type="dxa" w:w="1170"/>
-            <w:vAlign w:val="center"/>
-            <w:tcMar>
-              <w:top w:w="80" w:type="dxa"/>
-              <w:start w:w="120" w:type="dxa"/>
-              <w:bottom w:w="80" w:type="dxa"/>
-              <w:end w:w="120" w:type="dxa"/>
-            </w:tcMar>
-          </w:tcPr>
-          <w:p>
-            <w:pPr>
-              <w:spacing w:before="0" w:after="40" w:line="264" w:lineRule="auto"/>
-            </w:pPr>
-            <w:r>
-              <w:rPr>
-                <w:rFonts w:ascii="Calibri" w:hAnsi="Calibri"/>
-                <w:b w:val="0"/>
-                <w:sz w:val="18"/>
-              </w:rPr>
-              <w:t>falsificacao_documental</w:t>
-            </w:r>
-          </w:p>
-        </w:tc>
-        <w:tc>
-          <w:tcPr>
-            <w:tcW w:type="dxa" w:w="1170"/>
-            <w:vAlign w:val="center"/>
-            <w:tcMar>
-              <w:top w:w="80" w:type="dxa"/>
-              <w:start w:w="120" w:type="dxa"/>
-              <w:bottom w:w="80" w:type="dxa"/>
-              <w:end w:w="120" w:type="dxa"/>
-            </w:tcMar>
-          </w:tcPr>
-          <w:p>
-            <w:pPr>
-              <w:spacing w:before="0" w:after="40" w:line="264" w:lineRule="auto"/>
-            </w:pPr>
-            <w:r>
-              <w:rPr>
-                <w:rFonts w:ascii="Calibri" w:hAnsi="Calibri"/>
-                <w:b w:val="0"/>
-                <w:sz w:val="18"/>
-              </w:rPr>
-              <w:t>0</w:t>
-            </w:r>
-          </w:p>
-        </w:tc>
-        <w:tc>
-          <w:tcPr>
-            <w:tcW w:type="dxa" w:w="1170"/>
-            <w:vAlign w:val="center"/>
-            <w:tcMar>
-              <w:top w:w="80" w:type="dxa"/>
-              <w:start w:w="120" w:type="dxa"/>
-              <w:bottom w:w="80" w:type="dxa"/>
-              <w:end w:w="120" w:type="dxa"/>
-            </w:tcMar>
-          </w:tcPr>
-          <w:p>
-            <w:pPr>
-              <w:spacing w:before="0" w:after="40" w:line="264" w:lineRule="auto"/>
-            </w:pPr>
-            <w:r>
-              <w:rPr>
-                <w:rFonts w:ascii="Calibri" w:hAnsi="Calibri"/>
-                <w:b w:val="0"/>
-                <w:sz w:val="18"/>
-              </w:rPr>
-              <w:t>0</w:t>
-            </w:r>
-          </w:p>
-        </w:tc>
-        <w:tc>
-          <w:tcPr>
-            <w:tcW w:type="dxa" w:w="1170"/>
-            <w:vAlign w:val="center"/>
-            <w:tcMar>
-              <w:top w:w="80" w:type="dxa"/>
-              <w:start w:w="120" w:type="dxa"/>
-              <w:bottom w:w="80" w:type="dxa"/>
-              <w:end w:w="120" w:type="dxa"/>
-            </w:tcMar>
-          </w:tcPr>
-          <w:p>
-            <w:pPr>
-              <w:spacing w:before="0" w:after="40" w:line="264" w:lineRule="auto"/>
-            </w:pPr>
-            <w:r>
-              <w:rPr>
-                <w:rFonts w:ascii="Calibri" w:hAnsi="Calibri"/>
-                <w:b w:val="0"/>
-                <w:sz w:val="18"/>
-              </w:rPr>
-              <w:t>0</w:t>
-            </w:r>
-          </w:p>
-        </w:tc>
-        <w:tc>
-          <w:tcPr>
-            <w:tcW w:type="dxa" w:w="1170"/>
-            <w:vAlign w:val="center"/>
-            <w:tcMar>
-              <w:top w:w="80" w:type="dxa"/>
-              <w:start w:w="120" w:type="dxa"/>
-              <w:bottom w:w="80" w:type="dxa"/>
-              <w:end w:w="120" w:type="dxa"/>
-            </w:tcMar>
-          </w:tcPr>
-          <w:p>
-            <w:pPr>
-              <w:spacing w:before="0" w:after="40" w:line="264" w:lineRule="auto"/>
-            </w:pPr>
-            <w:r>
-              <w:rPr>
-                <w:rFonts w:ascii="Calibri" w:hAnsi="Calibri"/>
-                <w:b w:val="0"/>
-                <w:sz w:val="18"/>
-              </w:rPr>
-              <w:t>0</w:t>
-            </w:r>
-          </w:p>
-        </w:tc>
-        <w:tc>
-          <w:tcPr>
-            <w:tcW w:type="dxa" w:w="1170"/>
-            <w:vAlign w:val="center"/>
-            <w:tcMar>
-              <w:top w:w="80" w:type="dxa"/>
-              <w:start w:w="120" w:type="dxa"/>
-              <w:bottom w:w="80" w:type="dxa"/>
-              <w:end w:w="120" w:type="dxa"/>
-            </w:tcMar>
-          </w:tcPr>
-          <w:p>
-            <w:pPr>
-              <w:spacing w:before="0" w:after="40" w:line="264" w:lineRule="auto"/>
-            </w:pPr>
-            <w:r>
-              <w:rPr>
-                <w:rFonts w:ascii="Calibri" w:hAnsi="Calibri"/>
-                <w:b w:val="0"/>
-                <w:sz w:val="18"/>
-              </w:rPr>
-              <w:t>1</w:t>
-            </w:r>
-          </w:p>
-        </w:tc>
-        <w:tc>
-          <w:tcPr>
-            <w:tcW w:type="dxa" w:w="1170"/>
-            <w:vAlign w:val="center"/>
-            <w:tcMar>
-              <w:top w:w="80" w:type="dxa"/>
-              <w:start w:w="120" w:type="dxa"/>
-              <w:bottom w:w="80" w:type="dxa"/>
-              <w:end w:w="120" w:type="dxa"/>
-            </w:tcMar>
-          </w:tcPr>
-          <w:p>
-            <w:pPr>
-              <w:spacing w:before="0" w:after="40" w:line="264" w:lineRule="auto"/>
-            </w:pPr>
-            <w:r>
-              <w:rPr>
-                <w:rFonts w:ascii="Calibri" w:hAnsi="Calibri"/>
-                <w:b w:val="0"/>
-                <w:sz w:val="18"/>
-              </w:rPr>
-              <w:t>0</w:t>
-            </w:r>
-          </w:p>
-        </w:tc>
-        <w:tc>
-          <w:tcPr>
-            <w:tcW w:type="dxa" w:w="1170"/>
-            <w:vAlign w:val="center"/>
-            <w:tcMar>
-              <w:top w:w="80" w:type="dxa"/>
-              <w:start w:w="120" w:type="dxa"/>
-              <w:bottom w:w="80" w:type="dxa"/>
-              <w:end w:w="120" w:type="dxa"/>
-            </w:tcMar>
-          </w:tcPr>
-          <w:p>
-            <w:pPr>
-              <w:spacing w:before="0" w:after="40" w:line="264" w:lineRule="auto"/>
-            </w:pPr>
-            <w:r>
-              <w:rPr>
-                <w:rFonts w:ascii="Calibri" w:hAnsi="Calibri"/>
-                <w:b w:val="0"/>
-                <w:sz w:val="18"/>
-              </w:rPr>
-              <w:t>1</w:t>
+              <w:t>2</w:t>
             </w:r>
           </w:p>
         </w:tc>
